--- a/individual_TAP_SnakeGame.docx
+++ b/individual_TAP_SnakeGame.docx
@@ -1,6 +1,6 @@
 
 <file path=word/document.xml><?xml version="1.0" encoding="utf-8"?>
-<w:document xmlns:wpc="http://schemas.microsoft.com/office/word/2010/wordprocessingCanvas" xmlns:cx="http://schemas.microsoft.com/office/drawing/2014/chartex" xmlns:cx1="http://schemas.microsoft.com/office/drawing/2015/9/8/chartex" xmlns:cx2="http://schemas.microsoft.com/office/drawing/2015/10/21/chartex" xmlns:cx3="http://schemas.microsoft.com/office/drawing/2016/5/9/chartex" xmlns:cx4="http://schemas.microsoft.com/office/drawing/2016/5/10/chartex" xmlns:cx5="http://schemas.microsoft.com/office/drawing/2016/5/11/chartex" xmlns:cx6="http://schemas.microsoft.com/office/drawing/2016/5/12/chartex" xmlns:cx7="http://schemas.microsoft.com/office/drawing/2016/5/13/chartex" xmlns:cx8="http://schemas.microsoft.com/office/drawing/2016/5/14/chartex" xmlns:mc="http://schemas.openxmlformats.org/markup-compatibility/2006" xmlns:aink="http://schemas.microsoft.com/office/drawing/2016/ink" xmlns:am3d="http://schemas.microsoft.com/office/drawing/2017/model3d" xmlns:o="urn:schemas-microsoft-com:office:office" xmlns:oel="http://schemas.microsoft.com/office/2019/extlst" xmlns:r="http://schemas.openxmlformats.org/officeDocument/2006/relationships" xmlns:m="http://schemas.openxmlformats.org/officeDocument/2006/math" xmlns:v="urn:schemas-microsoft-com:vml" xmlns:wp14="http://schemas.microsoft.com/office/word/2010/wordprocessingDrawing" xmlns:wp="http://schemas.openxmlformats.org/drawingml/2006/wordprocessingDrawing" xmlns:w10="urn:schemas-microsoft-com:office:word" xmlns:w="http://schemas.openxmlformats.org/wordprocessingml/2006/main" xmlns:w14="http://schemas.microsoft.com/office/word/2010/wordml" xmlns:w15="http://schemas.microsoft.com/office/word/2012/wordml" xmlns:w16cex="http://schemas.microsoft.com/office/word/2018/wordml/cex" xmlns:w16cid="http://schemas.microsoft.com/office/word/2016/wordml/cid" xmlns:w16="http://schemas.microsoft.com/office/word/2018/wordml" xmlns:w16du="http://schemas.microsoft.com/office/word/2023/wordml/word16du" xmlns:w16sdtdh="http://schemas.microsoft.com/office/word/2020/wordml/sdtdatahash" xmlns:w16sdtfl="http://schemas.microsoft.com/office/word/2024/wordml/sdtformatlock" xmlns:w16se="http://schemas.microsoft.com/office/word/2015/wordml/symex" xmlns:wpg="http://schemas.microsoft.com/office/word/2010/wordprocessingGroup" xmlns:wpi="http://schemas.microsoft.com/office/word/2010/wordprocessingInk" xmlns:wne="http://schemas.microsoft.com/office/word/2006/wordml" xmlns:wps="http://schemas.microsoft.com/office/word/2010/wordprocessingShape" mc:Ignorable="w14 w15 w16se w16cid w16 w16cex w16sdtdh w16sdtfl w16du wp14">
+<w:document xmlns:wpc="http://schemas.microsoft.com/office/word/2010/wordprocessingCanvas" xmlns:mc="http://schemas.openxmlformats.org/markup-compatibility/2006" xmlns:o="urn:schemas-microsoft-com:office:office" xmlns:r="http://schemas.openxmlformats.org/officeDocument/2006/relationships" xmlns:m="http://schemas.openxmlformats.org/officeDocument/2006/math" xmlns:v="urn:schemas-microsoft-com:vml" xmlns:wp14="http://schemas.microsoft.com/office/word/2010/wordprocessingDrawing" xmlns:wp="http://schemas.openxmlformats.org/drawingml/2006/wordprocessingDrawing" xmlns:w10="urn:schemas-microsoft-com:office:word" xmlns:w="http://schemas.openxmlformats.org/wordprocessingml/2006/main" xmlns:w14="http://schemas.microsoft.com/office/word/2010/wordml" xmlns:wpg="http://schemas.microsoft.com/office/word/2010/wordprocessingGroup" xmlns:wpi="http://schemas.microsoft.com/office/word/2010/wordprocessingInk" xmlns:wne="http://schemas.microsoft.com/office/word/2006/wordml" xmlns:wps="http://schemas.microsoft.com/office/word/2010/wordprocessingShape" mc:Ignorable="w14 wp14">
   <w:body>
     <w:p>
       <w:pPr>
@@ -10,7 +10,7 @@
           <w:b/>
           <w:sz w:val="24"/>
           <w:szCs w:val="24"/>
-          <w:lang w:val="ro-MD"/>
+          <w:lang w:val="en-US"/>
         </w:rPr>
       </w:pPr>
       <w:r>
@@ -29,7 +29,7 @@
           <w:b/>
           <w:sz w:val="24"/>
           <w:szCs w:val="24"/>
-          <w:lang w:val="ro-MD"/>
+          <w:lang w:val="en-US"/>
         </w:rPr>
         <w:t>ȚIEI ȘI CERCETĂRII AL REPUBLICII MOLDOVA</w:t>
       </w:r>
@@ -42,7 +42,7 @@
           <w:b/>
           <w:sz w:val="24"/>
           <w:szCs w:val="24"/>
-          <w:lang w:val="ro-MD"/>
+          <w:lang w:val="en-US"/>
         </w:rPr>
       </w:pPr>
       <w:r>
@@ -51,7 +51,7 @@
           <w:b/>
           <w:sz w:val="24"/>
           <w:szCs w:val="24"/>
-          <w:lang w:val="ro-MD"/>
+          <w:lang w:val="en-US"/>
         </w:rPr>
         <w:t>IP CENTRUL DE EXCELENȚĂ ÎN INFORMATICĂ ȘI</w:t>
       </w:r>
@@ -64,7 +64,6 @@
           <w:b/>
           <w:sz w:val="24"/>
           <w:szCs w:val="24"/>
-          <w:lang w:val="ro-MD"/>
         </w:rPr>
       </w:pPr>
       <w:r>
@@ -73,7 +72,6 @@
           <w:b/>
           <w:sz w:val="24"/>
           <w:szCs w:val="24"/>
-          <w:lang w:val="ro-MD"/>
         </w:rPr>
         <w:t>TEHNOLOGII INFORMAȚIONALE</w:t>
       </w:r>
@@ -86,7 +84,6 @@
           <w:b/>
           <w:sz w:val="24"/>
           <w:szCs w:val="24"/>
-          <w:lang w:val="ro-MD"/>
         </w:rPr>
       </w:pPr>
     </w:p>
@@ -98,7 +95,6 @@
           <w:b/>
           <w:sz w:val="24"/>
           <w:szCs w:val="24"/>
-          <w:lang w:val="ro-MD"/>
         </w:rPr>
       </w:pPr>
       <w:r>
@@ -107,7 +103,6 @@
           <w:b/>
           <w:sz w:val="24"/>
           <w:szCs w:val="24"/>
-          <w:lang w:val="ro-MD"/>
         </w:rPr>
         <w:t>CATEDRA DE INFORMATICĂ</w:t>
       </w:r>
@@ -120,7 +115,6 @@
           <w:b/>
           <w:sz w:val="24"/>
           <w:szCs w:val="24"/>
-          <w:lang w:val="ro-MD"/>
         </w:rPr>
       </w:pPr>
       <w:r>
@@ -150,7 +144,7 @@
                     </pic:cNvPicPr>
                   </pic:nvPicPr>
                   <pic:blipFill>
-                    <a:blip r:embed="rId8">
+                    <a:blip r:embed="rId9">
                       <a:extLst>
                         <a:ext uri="{28A0092B-C50C-407E-A947-70E740481C1C}">
                           <a14:useLocalDpi xmlns:a14="http://schemas.microsoft.com/office/drawing/2010/main" val="0"/>
@@ -190,7 +184,6 @@
           <w:b/>
           <w:sz w:val="24"/>
           <w:szCs w:val="24"/>
-          <w:lang w:val="ro-MD"/>
         </w:rPr>
       </w:pPr>
     </w:p>
@@ -202,7 +195,7 @@
           <w:b/>
           <w:sz w:val="56"/>
           <w:szCs w:val="56"/>
-          <w:lang w:val="ro-MD"/>
+          <w:lang w:val="en-US"/>
         </w:rPr>
       </w:pPr>
       <w:r>
@@ -211,7 +204,7 @@
           <w:b/>
           <w:sz w:val="56"/>
           <w:szCs w:val="56"/>
-          <w:lang w:val="ro-MD"/>
+          <w:lang w:val="en-US"/>
         </w:rPr>
         <w:t>LUCRARE INDIVIDUALĂ</w:t>
       </w:r>
@@ -224,7 +217,7 @@
           <w:b/>
           <w:sz w:val="32"/>
           <w:szCs w:val="32"/>
-          <w:lang w:val="ro-MD"/>
+          <w:lang w:val="en-US"/>
         </w:rPr>
       </w:pPr>
       <w:r>
@@ -233,7 +226,7 @@
           <w:b/>
           <w:sz w:val="32"/>
           <w:szCs w:val="32"/>
-          <w:lang w:val="ro-MD"/>
+          <w:lang w:val="en-US"/>
         </w:rPr>
         <w:t>Nr.1</w:t>
       </w:r>
@@ -246,7 +239,7 @@
           <w:b/>
           <w:sz w:val="32"/>
           <w:szCs w:val="32"/>
-          <w:lang w:val="ro-MD"/>
+          <w:lang w:val="en-US"/>
         </w:rPr>
       </w:pPr>
     </w:p>
@@ -267,7 +260,7 @@
           <w:b/>
           <w:sz w:val="32"/>
           <w:szCs w:val="32"/>
-          <w:lang w:val="ro-MD"/>
+          <w:lang w:val="en-US"/>
         </w:rPr>
         <w:t>LA DISCIPLINA</w:t>
       </w:r>
@@ -289,7 +282,7 @@
           <w:rFonts w:ascii="Times New Roman" w:hAnsi="Times New Roman" w:cs="Times New Roman"/>
           <w:sz w:val="32"/>
           <w:szCs w:val="32"/>
-          <w:lang w:val="ro-MD"/>
+          <w:lang w:val="en-US"/>
         </w:rPr>
       </w:pPr>
       <w:r>
@@ -309,7 +302,7 @@
           <w:rFonts w:ascii="Times New Roman" w:hAnsi="Times New Roman" w:cs="Times New Roman"/>
           <w:sz w:val="32"/>
           <w:szCs w:val="32"/>
-          <w:lang w:val="ro-MD"/>
+          <w:lang w:val="en-US"/>
         </w:rPr>
       </w:pPr>
     </w:p>
@@ -320,7 +313,7 @@
           <w:rFonts w:ascii="Times New Roman" w:hAnsi="Times New Roman" w:cs="Times New Roman"/>
           <w:sz w:val="28"/>
           <w:szCs w:val="28"/>
-          <w:lang w:val="ro-MD"/>
+          <w:lang w:val="en-US"/>
         </w:rPr>
       </w:pPr>
       <w:r>
@@ -329,7 +322,7 @@
           <w:b/>
           <w:sz w:val="28"/>
           <w:szCs w:val="28"/>
-          <w:lang w:val="ro-MD"/>
+          <w:lang w:val="en-US"/>
         </w:rPr>
         <w:t>TEMA</w:t>
       </w:r>
@@ -347,18 +340,29 @@
           <w:rFonts w:ascii="Times New Roman" w:hAnsi="Times New Roman" w:cs="Times New Roman"/>
           <w:sz w:val="28"/>
           <w:szCs w:val="28"/>
-          <w:lang w:val="ro-MD"/>
-        </w:rPr>
-        <w:t xml:space="preserve"> </w:t>
-      </w:r>
+          <w:lang w:val="en-US"/>
+        </w:rPr>
+        <w:t xml:space="preserve"> Gaming </w:t>
+      </w:r>
+      <w:proofErr w:type="spellStart"/>
       <w:r>
         <w:rPr>
           <w:rFonts w:ascii="Times New Roman" w:hAnsi="Times New Roman" w:cs="Times New Roman"/>
           <w:sz w:val="28"/>
           <w:szCs w:val="28"/>
-          <w:lang w:val="ro-MD"/>
-        </w:rPr>
-        <w:t xml:space="preserve">Gaming educațional </w:t>
+          <w:lang w:val="en-US"/>
+        </w:rPr>
+        <w:t>educațional</w:t>
+      </w:r>
+      <w:proofErr w:type="spellEnd"/>
+      <w:r>
+        <w:rPr>
+          <w:rFonts w:ascii="Times New Roman" w:hAnsi="Times New Roman" w:cs="Times New Roman"/>
+          <w:sz w:val="28"/>
+          <w:szCs w:val="28"/>
+          <w:lang w:val="en-US"/>
+        </w:rPr>
+        <w:t xml:space="preserve"> </w:t>
       </w:r>
     </w:p>
     <w:p>
@@ -369,7 +373,7 @@
           <w:b/>
           <w:sz w:val="28"/>
           <w:szCs w:val="28"/>
-          <w:lang w:val="ro-MD"/>
+          <w:lang w:val="en-US"/>
         </w:rPr>
       </w:pPr>
       <w:r>
@@ -378,7 +382,7 @@
           <w:b/>
           <w:sz w:val="28"/>
           <w:szCs w:val="28"/>
-          <w:lang w:val="ro-MD"/>
+          <w:lang w:val="en-US"/>
         </w:rPr>
         <w:t>VARIANTA 8</w:t>
       </w:r>
@@ -390,7 +394,7 @@
           <w:rFonts w:ascii="Times New Roman" w:hAnsi="Times New Roman" w:cs="Times New Roman"/>
           <w:sz w:val="28"/>
           <w:szCs w:val="28"/>
-          <w:lang w:val="ro-MD"/>
+          <w:lang w:val="en-US"/>
         </w:rPr>
       </w:pPr>
     </w:p>
@@ -404,6 +408,7 @@
           <w:lang w:val="en-US"/>
         </w:rPr>
       </w:pPr>
+      <w:proofErr w:type="spellStart"/>
       <w:r>
         <w:rPr>
           <w:rFonts w:ascii="Times New Roman" w:hAnsi="Times New Roman" w:cs="Times New Roman"/>
@@ -411,10 +416,11 @@
           <w:sz w:val="28"/>
           <w:szCs w:val="28"/>
           <w:u w:val="single"/>
-          <w:lang w:val="ro-MD"/>
+          <w:lang w:val="en-US"/>
         </w:rPr>
         <w:t>Grupa</w:t>
       </w:r>
+      <w:proofErr w:type="spellEnd"/>
       <w:r>
         <w:rPr>
           <w:rFonts w:ascii="Times New Roman" w:hAnsi="Times New Roman" w:cs="Times New Roman"/>
@@ -475,26 +481,70 @@
           <w:szCs w:val="28"/>
           <w:lang w:val="en-US"/>
         </w:rPr>
-        <w:t xml:space="preserve"> Codreanu Tudor, Cozma Vasile, C</w:t>
-      </w:r>
+        <w:t xml:space="preserve"> </w:t>
+      </w:r>
+      <w:proofErr w:type="spellStart"/>
       <w:r>
         <w:rPr>
           <w:rFonts w:ascii="Times New Roman" w:hAnsi="Times New Roman" w:cs="Times New Roman"/>
           <w:sz w:val="28"/>
           <w:szCs w:val="28"/>
-          <w:lang w:val="ro-MD"/>
-        </w:rPr>
-        <w:t>ârnaț Teo</w:t>
-      </w:r>
-    </w:p>
-    <w:p>
-      <w:pPr>
-        <w:jc w:val="right"/>
+          <w:lang w:val="en-US"/>
+        </w:rPr>
+        <w:t>Codreanu</w:t>
+      </w:r>
+      <w:proofErr w:type="spellEnd"/>
+      <w:r>
         <w:rPr>
           <w:rFonts w:ascii="Times New Roman" w:hAnsi="Times New Roman" w:cs="Times New Roman"/>
           <w:sz w:val="28"/>
           <w:szCs w:val="28"/>
-          <w:lang w:val="ro-MD"/>
+          <w:lang w:val="en-US"/>
+        </w:rPr>
+        <w:t xml:space="preserve"> Tudor, </w:t>
+      </w:r>
+      <w:proofErr w:type="spellStart"/>
+      <w:r>
+        <w:rPr>
+          <w:rFonts w:ascii="Times New Roman" w:hAnsi="Times New Roman" w:cs="Times New Roman"/>
+          <w:sz w:val="28"/>
+          <w:szCs w:val="28"/>
+          <w:lang w:val="en-US"/>
+        </w:rPr>
+        <w:t>Cozma</w:t>
+      </w:r>
+      <w:proofErr w:type="spellEnd"/>
+      <w:r>
+        <w:rPr>
+          <w:rFonts w:ascii="Times New Roman" w:hAnsi="Times New Roman" w:cs="Times New Roman"/>
+          <w:sz w:val="28"/>
+          <w:szCs w:val="28"/>
+          <w:lang w:val="en-US"/>
+        </w:rPr>
+        <w:t xml:space="preserve"> </w:t>
+      </w:r>
+      <w:proofErr w:type="spellStart"/>
+      <w:r>
+        <w:rPr>
+          <w:rFonts w:ascii="Times New Roman" w:hAnsi="Times New Roman" w:cs="Times New Roman"/>
+          <w:sz w:val="28"/>
+          <w:szCs w:val="28"/>
+          <w:lang w:val="en-US"/>
+        </w:rPr>
+        <w:t>Vasile</w:t>
+      </w:r>
+      <w:bookmarkStart w:id="0" w:name="_GoBack"/>
+      <w:bookmarkEnd w:id="0"/>
+      <w:proofErr w:type="spellEnd"/>
+    </w:p>
+    <w:p>
+      <w:pPr>
+        <w:jc w:val="right"/>
+        <w:rPr>
+          <w:rFonts w:ascii="Times New Roman" w:hAnsi="Times New Roman" w:cs="Times New Roman"/>
+          <w:sz w:val="28"/>
+          <w:szCs w:val="28"/>
+          <w:lang w:val="en-US"/>
         </w:rPr>
       </w:pPr>
       <w:proofErr w:type="spellStart"/>
@@ -516,6 +566,7 @@
           <w:sz w:val="28"/>
           <w:szCs w:val="28"/>
           <w:u w:val="single"/>
+          <w:lang w:val="en-US"/>
         </w:rPr>
         <w:t>:</w:t>
       </w:r>
@@ -524,6 +575,7 @@
           <w:rFonts w:ascii="Times New Roman" w:hAnsi="Times New Roman" w:cs="Times New Roman"/>
           <w:sz w:val="28"/>
           <w:szCs w:val="28"/>
+          <w:lang w:val="en-US"/>
         </w:rPr>
         <w:t xml:space="preserve"> </w:t>
       </w:r>
@@ -537,15 +589,16 @@
         </w:rPr>
         <w:t>Gasna</w:t>
       </w:r>
-      <w:proofErr w:type="spellEnd"/>
       <w:r>
         <w:rPr>
           <w:rFonts w:ascii="Times New Roman" w:hAnsi="Times New Roman" w:cs="Times New Roman"/>
           <w:sz w:val="28"/>
           <w:szCs w:val="28"/>
-        </w:rPr>
-        <w:t xml:space="preserve">ș </w:t>
-      </w:r>
+          <w:lang w:val="en-US"/>
+        </w:rPr>
+        <w:t>ș</w:t>
+      </w:r>
+      <w:proofErr w:type="spellEnd"/>
       <w:r>
         <w:rPr>
           <w:rFonts w:ascii="Times New Roman" w:hAnsi="Times New Roman" w:cs="Times New Roman"/>
@@ -553,19 +606,19 @@
           <w:szCs w:val="28"/>
           <w:lang w:val="en-US"/>
         </w:rPr>
-        <w:t>Stela</w:t>
-      </w:r>
-    </w:p>
-    <w:p>
-      <w:pPr>
-        <w:jc w:val="center"/>
+        <w:t xml:space="preserve"> </w:t>
+      </w:r>
+      <w:proofErr w:type="spellStart"/>
+      <w:r>
         <w:rPr>
           <w:rFonts w:ascii="Times New Roman" w:hAnsi="Times New Roman" w:cs="Times New Roman"/>
           <w:sz w:val="28"/>
           <w:szCs w:val="28"/>
-          <w:lang w:val="ro-MD"/>
-        </w:rPr>
-      </w:pPr>
+          <w:lang w:val="en-US"/>
+        </w:rPr>
+        <w:t>Stela</w:t>
+      </w:r>
+      <w:proofErr w:type="spellEnd"/>
     </w:p>
     <w:p>
       <w:pPr>
@@ -574,7 +627,7 @@
           <w:rFonts w:ascii="Times New Roman" w:hAnsi="Times New Roman" w:cs="Times New Roman"/>
           <w:sz w:val="28"/>
           <w:szCs w:val="28"/>
-          <w:lang w:val="ro-MD"/>
+          <w:lang w:val="en-US"/>
         </w:rPr>
       </w:pPr>
     </w:p>
@@ -585,7 +638,18 @@
           <w:rFonts w:ascii="Times New Roman" w:hAnsi="Times New Roman" w:cs="Times New Roman"/>
           <w:sz w:val="28"/>
           <w:szCs w:val="28"/>
-          <w:lang w:val="ro-MD"/>
+          <w:lang w:val="en-US"/>
+        </w:rPr>
+      </w:pPr>
+    </w:p>
+    <w:p>
+      <w:pPr>
+        <w:jc w:val="center"/>
+        <w:rPr>
+          <w:rFonts w:ascii="Times New Roman" w:hAnsi="Times New Roman" w:cs="Times New Roman"/>
+          <w:sz w:val="28"/>
+          <w:szCs w:val="28"/>
+          <w:lang w:val="en-US"/>
         </w:rPr>
       </w:pPr>
     </w:p>
@@ -599,7 +663,7 @@
           <w:rFonts w:ascii="Times New Roman" w:hAnsi="Times New Roman" w:cs="Times New Roman"/>
           <w:sz w:val="28"/>
           <w:szCs w:val="28"/>
-          <w:lang w:val="ro-MD"/>
+          <w:lang w:val="en-US"/>
         </w:rPr>
         <w:sectPr>
           <w:pgSz w:w="11906" w:h="16838"/>
@@ -613,7 +677,7 @@
           <w:rFonts w:ascii="Times New Roman" w:hAnsi="Times New Roman" w:cs="Times New Roman"/>
           <w:sz w:val="28"/>
           <w:szCs w:val="28"/>
-          <w:lang w:val="ro-MD"/>
+          <w:lang w:val="en-US"/>
         </w:rPr>
         <w:tab/>
       </w:r>
@@ -622,60 +686,517 @@
           <w:rFonts w:ascii="Times New Roman" w:hAnsi="Times New Roman" w:cs="Times New Roman"/>
           <w:sz w:val="28"/>
           <w:szCs w:val="28"/>
-          <w:lang w:val="ro-MD"/>
+          <w:lang w:val="en-US"/>
         </w:rPr>
         <w:tab/>
-        <w:t>Chișinău, 20</w:t>
+      </w:r>
+      <w:proofErr w:type="spellStart"/>
+      <w:r>
+        <w:rPr>
+          <w:rFonts w:ascii="Times New Roman" w:hAnsi="Times New Roman" w:cs="Times New Roman"/>
+          <w:sz w:val="28"/>
+          <w:szCs w:val="28"/>
+          <w:lang w:val="en-US"/>
+        </w:rPr>
+        <w:t>Chișinău</w:t>
+      </w:r>
+      <w:proofErr w:type="spellEnd"/>
+      <w:r>
+        <w:rPr>
+          <w:rFonts w:ascii="Times New Roman" w:hAnsi="Times New Roman" w:cs="Times New Roman"/>
+          <w:sz w:val="28"/>
+          <w:szCs w:val="28"/>
+          <w:lang w:val="en-US"/>
+        </w:rPr>
+        <w:t>, 20</w:t>
+      </w:r>
+      <w:r>
+        <w:rPr>
+          <w:rFonts w:ascii="Times New Roman" w:hAnsi="Times New Roman" w:cs="Times New Roman"/>
+          <w:sz w:val="28"/>
+          <w:szCs w:val="28"/>
+          <w:lang w:val="en-US"/>
+        </w:rPr>
+        <w:t>25</w:t>
       </w:r>
     </w:p>
     <w:p>
       <w:pPr>
-        <w:pStyle w:val="Heading1"/>
+        <w:pStyle w:val="1"/>
         <w:jc w:val="center"/>
         <w:rPr>
-          <w:lang w:val="ro-MD"/>
-        </w:rPr>
-      </w:pPr>
-      <w:bookmarkStart w:id="0" w:name="_Toc211938232"/>
-      <w:r>
-        <w:rPr>
-          <w:lang w:val="ro-MD"/>
+          <w:lang w:val="en-US"/>
+        </w:rPr>
+      </w:pPr>
+      <w:bookmarkStart w:id="1" w:name="_Toc211938232"/>
+      <w:proofErr w:type="spellStart"/>
+      <w:r>
+        <w:rPr>
+          <w:lang w:val="en-US"/>
         </w:rPr>
         <w:lastRenderedPageBreak/>
         <w:t>Meniul</w:t>
       </w:r>
-      <w:bookmarkEnd w:id="0"/>
+      <w:bookmarkEnd w:id="1"/>
+      <w:proofErr w:type="spellEnd"/>
     </w:p>
     <w:p>
       <w:pPr>
         <w:rPr>
-          <w:lang w:val="ro-MD"/>
+          <w:lang w:val="en-US"/>
         </w:rPr>
       </w:pPr>
     </w:p>
     <w:p>
       <w:pPr>
         <w:rPr>
-          <w:lang w:val="ro-MD"/>
-        </w:rPr>
-      </w:pPr>
-      <w:r>
-        <w:rPr>
-          <w:lang w:val="ro-MD"/>
-        </w:rPr>
-        <w:t>Folosind aplicații externe (Scene Builder), putem crea mai ușor machete a interfețelor JavaFX  fără funcțional, dar care să afișeze corect fiecare element pe ecran, fără a crea suplimentar în cod această structură. Pentru aceasta folosim bibliotecile javafx.fxml.FXML și javafx.fxml.FXMLLoader.</w:t>
-      </w:r>
+          <w:lang w:val="en-US"/>
+        </w:rPr>
+      </w:pPr>
+      <w:proofErr w:type="spellStart"/>
+      <w:r>
+        <w:rPr>
+          <w:lang w:val="en-US"/>
+        </w:rPr>
+        <w:t>Folosind</w:t>
+      </w:r>
+      <w:proofErr w:type="spellEnd"/>
+      <w:r>
+        <w:rPr>
+          <w:lang w:val="en-US"/>
+        </w:rPr>
+        <w:t xml:space="preserve"> </w:t>
+      </w:r>
+      <w:proofErr w:type="spellStart"/>
+      <w:r>
+        <w:rPr>
+          <w:lang w:val="en-US"/>
+        </w:rPr>
+        <w:t>aplicații</w:t>
+      </w:r>
+      <w:proofErr w:type="spellEnd"/>
+      <w:r>
+        <w:rPr>
+          <w:lang w:val="en-US"/>
+        </w:rPr>
+        <w:t xml:space="preserve"> </w:t>
+      </w:r>
+      <w:proofErr w:type="spellStart"/>
+      <w:r>
+        <w:rPr>
+          <w:lang w:val="en-US"/>
+        </w:rPr>
+        <w:t>externe</w:t>
+      </w:r>
+      <w:proofErr w:type="spellEnd"/>
+      <w:r>
+        <w:rPr>
+          <w:lang w:val="en-US"/>
+        </w:rPr>
+        <w:t xml:space="preserve"> (Scene Builder), </w:t>
+      </w:r>
+      <w:proofErr w:type="spellStart"/>
+      <w:r>
+        <w:rPr>
+          <w:lang w:val="en-US"/>
+        </w:rPr>
+        <w:t>putem</w:t>
+      </w:r>
+      <w:proofErr w:type="spellEnd"/>
+      <w:r>
+        <w:rPr>
+          <w:lang w:val="en-US"/>
+        </w:rPr>
+        <w:t xml:space="preserve"> </w:t>
+      </w:r>
+      <w:proofErr w:type="spellStart"/>
+      <w:r>
+        <w:rPr>
+          <w:lang w:val="en-US"/>
+        </w:rPr>
+        <w:t>crea</w:t>
+      </w:r>
+      <w:proofErr w:type="spellEnd"/>
+      <w:r>
+        <w:rPr>
+          <w:lang w:val="en-US"/>
+        </w:rPr>
+        <w:t xml:space="preserve"> </w:t>
+      </w:r>
+      <w:proofErr w:type="spellStart"/>
+      <w:r>
+        <w:rPr>
+          <w:lang w:val="en-US"/>
+        </w:rPr>
+        <w:t>mai</w:t>
+      </w:r>
+      <w:proofErr w:type="spellEnd"/>
+      <w:r>
+        <w:rPr>
+          <w:lang w:val="en-US"/>
+        </w:rPr>
+        <w:t xml:space="preserve"> </w:t>
+      </w:r>
+      <w:proofErr w:type="spellStart"/>
+      <w:r>
+        <w:rPr>
+          <w:lang w:val="en-US"/>
+        </w:rPr>
+        <w:t>ușor</w:t>
+      </w:r>
+      <w:proofErr w:type="spellEnd"/>
+      <w:r>
+        <w:rPr>
+          <w:lang w:val="en-US"/>
+        </w:rPr>
+        <w:t xml:space="preserve"> machete a </w:t>
+      </w:r>
+      <w:proofErr w:type="spellStart"/>
+      <w:r>
+        <w:rPr>
+          <w:lang w:val="en-US"/>
+        </w:rPr>
+        <w:t>interfețelor</w:t>
+      </w:r>
+      <w:proofErr w:type="spellEnd"/>
+      <w:r>
+        <w:rPr>
+          <w:lang w:val="en-US"/>
+        </w:rPr>
+        <w:t xml:space="preserve"> </w:t>
+      </w:r>
+      <w:proofErr w:type="spellStart"/>
+      <w:proofErr w:type="gramStart"/>
+      <w:r>
+        <w:rPr>
+          <w:lang w:val="en-US"/>
+        </w:rPr>
+        <w:t>JavaFX</w:t>
+      </w:r>
+      <w:proofErr w:type="spellEnd"/>
+      <w:r>
+        <w:rPr>
+          <w:lang w:val="en-US"/>
+        </w:rPr>
+        <w:t xml:space="preserve">  </w:t>
+      </w:r>
+      <w:proofErr w:type="spellStart"/>
+      <w:r>
+        <w:rPr>
+          <w:lang w:val="en-US"/>
+        </w:rPr>
+        <w:t>fără</w:t>
+      </w:r>
+      <w:proofErr w:type="spellEnd"/>
+      <w:proofErr w:type="gramEnd"/>
+      <w:r>
+        <w:rPr>
+          <w:lang w:val="en-US"/>
+        </w:rPr>
+        <w:t xml:space="preserve"> </w:t>
+      </w:r>
+      <w:proofErr w:type="spellStart"/>
+      <w:r>
+        <w:rPr>
+          <w:lang w:val="en-US"/>
+        </w:rPr>
+        <w:t>funcțional</w:t>
+      </w:r>
+      <w:proofErr w:type="spellEnd"/>
+      <w:r>
+        <w:rPr>
+          <w:lang w:val="en-US"/>
+        </w:rPr>
+        <w:t xml:space="preserve">, </w:t>
+      </w:r>
+      <w:proofErr w:type="spellStart"/>
+      <w:r>
+        <w:rPr>
+          <w:lang w:val="en-US"/>
+        </w:rPr>
+        <w:t>dar</w:t>
+      </w:r>
+      <w:proofErr w:type="spellEnd"/>
+      <w:r>
+        <w:rPr>
+          <w:lang w:val="en-US"/>
+        </w:rPr>
+        <w:t xml:space="preserve"> care </w:t>
+      </w:r>
+      <w:proofErr w:type="spellStart"/>
+      <w:r>
+        <w:rPr>
+          <w:lang w:val="en-US"/>
+        </w:rPr>
+        <w:t>să</w:t>
+      </w:r>
+      <w:proofErr w:type="spellEnd"/>
+      <w:r>
+        <w:rPr>
+          <w:lang w:val="en-US"/>
+        </w:rPr>
+        <w:t xml:space="preserve"> </w:t>
+      </w:r>
+      <w:proofErr w:type="spellStart"/>
+      <w:r>
+        <w:rPr>
+          <w:lang w:val="en-US"/>
+        </w:rPr>
+        <w:t>afișeze</w:t>
+      </w:r>
+      <w:proofErr w:type="spellEnd"/>
+      <w:r>
+        <w:rPr>
+          <w:lang w:val="en-US"/>
+        </w:rPr>
+        <w:t xml:space="preserve"> </w:t>
+      </w:r>
+      <w:proofErr w:type="spellStart"/>
+      <w:r>
+        <w:rPr>
+          <w:lang w:val="en-US"/>
+        </w:rPr>
+        <w:t>corect</w:t>
+      </w:r>
+      <w:proofErr w:type="spellEnd"/>
+      <w:r>
+        <w:rPr>
+          <w:lang w:val="en-US"/>
+        </w:rPr>
+        <w:t xml:space="preserve"> </w:t>
+      </w:r>
+      <w:proofErr w:type="spellStart"/>
+      <w:r>
+        <w:rPr>
+          <w:lang w:val="en-US"/>
+        </w:rPr>
+        <w:t>fiecare</w:t>
+      </w:r>
+      <w:proofErr w:type="spellEnd"/>
+      <w:r>
+        <w:rPr>
+          <w:lang w:val="en-US"/>
+        </w:rPr>
+        <w:t xml:space="preserve"> element </w:t>
+      </w:r>
+      <w:proofErr w:type="spellStart"/>
+      <w:r>
+        <w:rPr>
+          <w:lang w:val="en-US"/>
+        </w:rPr>
+        <w:t>pe</w:t>
+      </w:r>
+      <w:proofErr w:type="spellEnd"/>
+      <w:r>
+        <w:rPr>
+          <w:lang w:val="en-US"/>
+        </w:rPr>
+        <w:t xml:space="preserve"> </w:t>
+      </w:r>
+      <w:proofErr w:type="spellStart"/>
+      <w:r>
+        <w:rPr>
+          <w:lang w:val="en-US"/>
+        </w:rPr>
+        <w:t>ecran</w:t>
+      </w:r>
+      <w:proofErr w:type="spellEnd"/>
+      <w:r>
+        <w:rPr>
+          <w:lang w:val="en-US"/>
+        </w:rPr>
+        <w:t xml:space="preserve">, </w:t>
+      </w:r>
+      <w:proofErr w:type="spellStart"/>
+      <w:r>
+        <w:rPr>
+          <w:lang w:val="en-US"/>
+        </w:rPr>
+        <w:t>fără</w:t>
+      </w:r>
+      <w:proofErr w:type="spellEnd"/>
+      <w:r>
+        <w:rPr>
+          <w:lang w:val="en-US"/>
+        </w:rPr>
+        <w:t xml:space="preserve"> a </w:t>
+      </w:r>
+      <w:proofErr w:type="spellStart"/>
+      <w:r>
+        <w:rPr>
+          <w:lang w:val="en-US"/>
+        </w:rPr>
+        <w:t>crea</w:t>
+      </w:r>
+      <w:proofErr w:type="spellEnd"/>
+      <w:r>
+        <w:rPr>
+          <w:lang w:val="en-US"/>
+        </w:rPr>
+        <w:t xml:space="preserve"> </w:t>
+      </w:r>
+      <w:proofErr w:type="spellStart"/>
+      <w:r>
+        <w:rPr>
+          <w:lang w:val="en-US"/>
+        </w:rPr>
+        <w:t>suplimentar</w:t>
+      </w:r>
+      <w:proofErr w:type="spellEnd"/>
+      <w:r>
+        <w:rPr>
+          <w:lang w:val="en-US"/>
+        </w:rPr>
+        <w:t xml:space="preserve"> </w:t>
+      </w:r>
+      <w:proofErr w:type="spellStart"/>
+      <w:r>
+        <w:rPr>
+          <w:lang w:val="en-US"/>
+        </w:rPr>
+        <w:t>în</w:t>
+      </w:r>
+      <w:proofErr w:type="spellEnd"/>
+      <w:r>
+        <w:rPr>
+          <w:lang w:val="en-US"/>
+        </w:rPr>
+        <w:t xml:space="preserve"> cod </w:t>
+      </w:r>
+      <w:proofErr w:type="spellStart"/>
+      <w:r>
+        <w:rPr>
+          <w:lang w:val="en-US"/>
+        </w:rPr>
+        <w:t>această</w:t>
+      </w:r>
+      <w:proofErr w:type="spellEnd"/>
+      <w:r>
+        <w:rPr>
+          <w:lang w:val="en-US"/>
+        </w:rPr>
+        <w:t xml:space="preserve"> </w:t>
+      </w:r>
+      <w:proofErr w:type="spellStart"/>
+      <w:r>
+        <w:rPr>
+          <w:lang w:val="en-US"/>
+        </w:rPr>
+        <w:t>structură</w:t>
+      </w:r>
+      <w:proofErr w:type="spellEnd"/>
+      <w:r>
+        <w:rPr>
+          <w:lang w:val="en-US"/>
+        </w:rPr>
+        <w:t xml:space="preserve">. </w:t>
+      </w:r>
+      <w:proofErr w:type="spellStart"/>
+      <w:proofErr w:type="gramStart"/>
+      <w:r>
+        <w:rPr>
+          <w:lang w:val="en-US"/>
+        </w:rPr>
+        <w:t>Pentru</w:t>
+      </w:r>
+      <w:proofErr w:type="spellEnd"/>
+      <w:r>
+        <w:rPr>
+          <w:lang w:val="en-US"/>
+        </w:rPr>
+        <w:t xml:space="preserve"> </w:t>
+      </w:r>
+      <w:proofErr w:type="spellStart"/>
+      <w:r>
+        <w:rPr>
+          <w:lang w:val="en-US"/>
+        </w:rPr>
+        <w:t>aceasta</w:t>
+      </w:r>
+      <w:proofErr w:type="spellEnd"/>
+      <w:r>
+        <w:rPr>
+          <w:lang w:val="en-US"/>
+        </w:rPr>
+        <w:t xml:space="preserve"> </w:t>
+      </w:r>
+      <w:proofErr w:type="spellStart"/>
+      <w:r>
+        <w:rPr>
+          <w:lang w:val="en-US"/>
+        </w:rPr>
+        <w:t>folosim</w:t>
+      </w:r>
+      <w:proofErr w:type="spellEnd"/>
+      <w:r>
+        <w:rPr>
+          <w:lang w:val="en-US"/>
+        </w:rPr>
+        <w:t xml:space="preserve"> </w:t>
+      </w:r>
+      <w:proofErr w:type="spellStart"/>
+      <w:r>
+        <w:rPr>
+          <w:lang w:val="en-US"/>
+        </w:rPr>
+        <w:t>bibliotecile</w:t>
+      </w:r>
+      <w:proofErr w:type="spellEnd"/>
+      <w:r>
+        <w:rPr>
+          <w:lang w:val="en-US"/>
+        </w:rPr>
+        <w:t xml:space="preserve"> </w:t>
+      </w:r>
+      <w:proofErr w:type="spellStart"/>
+      <w:r>
+        <w:rPr>
+          <w:lang w:val="en-US"/>
+        </w:rPr>
+        <w:t>javafx.fxml.FXML</w:t>
+      </w:r>
+      <w:proofErr w:type="spellEnd"/>
+      <w:r>
+        <w:rPr>
+          <w:lang w:val="en-US"/>
+        </w:rPr>
+        <w:t xml:space="preserve"> </w:t>
+      </w:r>
+      <w:proofErr w:type="spellStart"/>
+      <w:r>
+        <w:rPr>
+          <w:lang w:val="en-US"/>
+        </w:rPr>
+        <w:t>și</w:t>
+      </w:r>
+      <w:proofErr w:type="spellEnd"/>
+      <w:r>
+        <w:rPr>
+          <w:lang w:val="en-US"/>
+        </w:rPr>
+        <w:t xml:space="preserve"> </w:t>
+      </w:r>
+      <w:proofErr w:type="spellStart"/>
+      <w:r>
+        <w:rPr>
+          <w:lang w:val="en-US"/>
+        </w:rPr>
+        <w:t>javafx.fxml.FXMLLoader</w:t>
+      </w:r>
+      <w:proofErr w:type="spellEnd"/>
+      <w:r>
+        <w:rPr>
+          <w:lang w:val="en-US"/>
+        </w:rPr>
+        <w:t>.</w:t>
+      </w:r>
+      <w:proofErr w:type="gramEnd"/>
     </w:p>
     <w:p>
-      <w:pPr>
-        <w:rPr>
-          <w:lang w:val="ro-MD"/>
-        </w:rPr>
-      </w:pPr>
       <w:r>
         <w:rPr>
           <w:noProof/>
-          <w:lang w:val="ro-MD"/>
+          <w:lang w:val="en-US"/>
         </w:rPr>
         <w:drawing>
           <wp:inline distT="0" distB="0" distL="0" distR="0" wp14:anchorId="5736DC82" wp14:editId="6EB643B0">
@@ -693,7 +1214,7 @@
                     <pic:cNvPicPr/>
                   </pic:nvPicPr>
                   <pic:blipFill>
-                    <a:blip r:embed="rId9"/>
+                    <a:blip r:embed="rId10"/>
                     <a:stretch>
                       <a:fillRect/>
                     </a:stretch>
@@ -715,15 +1236,10 @@
       </w:r>
     </w:p>
     <w:p>
-      <w:pPr>
-        <w:rPr>
-          <w:lang w:val="ro-MD"/>
-        </w:rPr>
-      </w:pPr>
       <w:r>
         <w:rPr>
           <w:noProof/>
-          <w:lang w:val="ro-MD"/>
+          <w:lang w:val="en-US"/>
         </w:rPr>
         <w:drawing>
           <wp:anchor distT="0" distB="0" distL="114300" distR="114300" simplePos="0" relativeHeight="251659264" behindDoc="0" locked="0" layoutInCell="1" allowOverlap="1" wp14:anchorId="614F9652" wp14:editId="4546AA78">
@@ -749,7 +1265,7 @@
                     <pic:cNvPicPr/>
                   </pic:nvPicPr>
                   <pic:blipFill>
-                    <a:blip r:embed="rId10" cstate="print">
+                    <a:blip r:embed="rId11" cstate="print">
                       <a:extLst>
                         <a:ext uri="{28A0092B-C50C-407E-A947-70E740481C1C}">
                           <a14:useLocalDpi xmlns:a14="http://schemas.microsoft.com/office/drawing/2010/main" val="0"/>
@@ -814,7 +1330,7 @@
       <w:r>
         <w:rPr>
           <w:noProof/>
-          <w:lang w:val="ro-MD"/>
+          <w:lang w:val="en-US"/>
         </w:rPr>
         <w:drawing>
           <wp:anchor distT="0" distB="0" distL="114300" distR="114300" simplePos="0" relativeHeight="251658240" behindDoc="0" locked="0" layoutInCell="1" allowOverlap="1" wp14:anchorId="43069FE6" wp14:editId="70312061">
@@ -840,7 +1356,7 @@
                     <pic:cNvPicPr/>
                   </pic:nvPicPr>
                   <pic:blipFill>
-                    <a:blip r:embed="rId11" cstate="print">
+                    <a:blip r:embed="rId12" cstate="print">
                       <a:extLst>
                         <a:ext uri="{28A0092B-C50C-407E-A947-70E740481C1C}">
                           <a14:useLocalDpi xmlns:a14="http://schemas.microsoft.com/office/drawing/2010/main" val="0"/>
@@ -903,40 +1419,19 @@
         </w:drawing>
       </w:r>
     </w:p>
-    <w:p>
-      <w:pPr>
-        <w:rPr>
-          <w:lang w:val="ro-MD"/>
-        </w:rPr>
-      </w:pPr>
-    </w:p>
-    <w:p>
-      <w:pPr>
-        <w:rPr>
-          <w:lang w:val="ro-MD"/>
-        </w:rPr>
-      </w:pPr>
-    </w:p>
-    <w:p>
-      <w:pPr>
-        <w:rPr>
-          <w:lang w:val="ro-MD"/>
-        </w:rPr>
-      </w:pPr>
-    </w:p>
+    <w:p/>
+    <w:p/>
+    <w:p/>
     <w:p>
       <w:pPr>
         <w:tabs>
           <w:tab w:val="left" w:pos="5453"/>
         </w:tabs>
-        <w:rPr>
-          <w:lang w:val="ro-MD"/>
-        </w:rPr>
       </w:pPr>
       <w:r>
         <w:rPr>
           <w:noProof/>
-          <w:lang w:val="ro-MD"/>
+          <w:lang w:val="en-US"/>
         </w:rPr>
         <w:drawing>
           <wp:anchor distT="0" distB="0" distL="114300" distR="114300" simplePos="0" relativeHeight="251662336" behindDoc="0" locked="0" layoutInCell="1" allowOverlap="1" wp14:anchorId="27B423AC" wp14:editId="44C94FD5">
@@ -962,7 +1457,7 @@
                     <pic:cNvPicPr/>
                   </pic:nvPicPr>
                   <pic:blipFill>
-                    <a:blip r:embed="rId12" cstate="print">
+                    <a:blip r:embed="rId13" cstate="print">
                       <a:extLst>
                         <a:ext uri="{28A0092B-C50C-407E-A947-70E740481C1C}">
                           <a14:useLocalDpi xmlns:a14="http://schemas.microsoft.com/office/drawing/2010/main" val="0"/>
@@ -1027,7 +1522,7 @@
       <w:r>
         <w:rPr>
           <w:noProof/>
-          <w:lang w:val="ro-MD"/>
+          <w:lang w:val="en-US"/>
         </w:rPr>
         <w:drawing>
           <wp:anchor distT="0" distB="0" distL="114300" distR="114300" simplePos="0" relativeHeight="251661312" behindDoc="0" locked="0" layoutInCell="1" allowOverlap="1" wp14:anchorId="7A0869C1" wp14:editId="2FCE06FA">
@@ -1053,7 +1548,7 @@
                     <pic:cNvPicPr/>
                   </pic:nvPicPr>
                   <pic:blipFill>
-                    <a:blip r:embed="rId13" cstate="print">
+                    <a:blip r:embed="rId14" cstate="print">
                       <a:extLst>
                         <a:ext uri="{28A0092B-C50C-407E-A947-70E740481C1C}">
                           <a14:useLocalDpi xmlns:a14="http://schemas.microsoft.com/office/drawing/2010/main" val="0"/>
@@ -1118,7 +1613,7 @@
       <w:r>
         <w:rPr>
           <w:noProof/>
-          <w:lang w:val="ro-MD"/>
+          <w:lang w:val="en-US"/>
         </w:rPr>
         <w:drawing>
           <wp:anchor distT="0" distB="0" distL="114300" distR="114300" simplePos="0" relativeHeight="251660288" behindDoc="0" locked="0" layoutInCell="1" allowOverlap="1" wp14:anchorId="0DEE7406" wp14:editId="0FE5BD6F">
@@ -1144,7 +1639,7 @@
                     <pic:cNvPicPr/>
                   </pic:nvPicPr>
                   <pic:blipFill>
-                    <a:blip r:embed="rId14" cstate="print">
+                    <a:blip r:embed="rId15" cstate="print">
                       <a:extLst>
                         <a:ext uri="{28A0092B-C50C-407E-A947-70E740481C1C}">
                           <a14:useLocalDpi xmlns:a14="http://schemas.microsoft.com/office/drawing/2010/main" val="0"/>
@@ -1207,158 +1702,854 @@
         </w:drawing>
       </w:r>
       <w:r>
-        <w:rPr>
-          <w:lang w:val="ro-MD"/>
-        </w:rPr>
         <w:tab/>
       </w:r>
     </w:p>
     <w:p>
-      <w:pPr>
-        <w:rPr>
-          <w:lang w:val="ro-MD"/>
-        </w:rPr>
-      </w:pPr>
-      <w:r>
-        <w:rPr>
-          <w:lang w:val="ro-MD"/>
-        </w:rPr>
+      <w:r>
         <w:br w:type="page"/>
       </w:r>
     </w:p>
     <w:p>
       <w:pPr>
         <w:rPr>
-          <w:lang w:val="ro-MD"/>
-        </w:rPr>
-      </w:pPr>
-      <w:r>
-        <w:rPr>
-          <w:lang w:val="ro-MD"/>
+          <w:lang w:val="en-US"/>
+        </w:rPr>
+      </w:pPr>
+      <w:proofErr w:type="spellStart"/>
+      <w:r>
+        <w:rPr>
+          <w:lang w:val="en-US"/>
         </w:rPr>
         <w:lastRenderedPageBreak/>
-        <w:t xml:space="preserve">Fiecare fișier FXML deasemenea trebuie să aibă un fișier Java care îl va controla în cazul în care acesta conține obiecte cu id definit, astfel sunt realizate obiectele cu care putem interacționa sau care își pot modifica proprietățile de pe interefețele meniului, precum </w:t>
-      </w:r>
-      <w:r>
-        <w:rPr>
-          <w:lang w:val="ro-MD"/>
-        </w:rPr>
-        <w:t>Meniul Principal, Setările, Invetarul și Magazinul.</w:t>
+        <w:t>Fiecare</w:t>
+      </w:r>
+      <w:proofErr w:type="spellEnd"/>
+      <w:r>
+        <w:rPr>
+          <w:lang w:val="en-US"/>
+        </w:rPr>
+        <w:t xml:space="preserve"> </w:t>
+      </w:r>
+      <w:proofErr w:type="spellStart"/>
+      <w:r>
+        <w:rPr>
+          <w:lang w:val="en-US"/>
+        </w:rPr>
+        <w:t>fișier</w:t>
+      </w:r>
+      <w:proofErr w:type="spellEnd"/>
+      <w:r>
+        <w:rPr>
+          <w:lang w:val="en-US"/>
+        </w:rPr>
+        <w:t xml:space="preserve"> FXML </w:t>
+      </w:r>
+      <w:proofErr w:type="spellStart"/>
+      <w:r>
+        <w:rPr>
+          <w:lang w:val="en-US"/>
+        </w:rPr>
+        <w:t>deasemenea</w:t>
+      </w:r>
+      <w:proofErr w:type="spellEnd"/>
+      <w:r>
+        <w:rPr>
+          <w:lang w:val="en-US"/>
+        </w:rPr>
+        <w:t xml:space="preserve"> </w:t>
+      </w:r>
+      <w:proofErr w:type="spellStart"/>
+      <w:r>
+        <w:rPr>
+          <w:lang w:val="en-US"/>
+        </w:rPr>
+        <w:t>trebuie</w:t>
+      </w:r>
+      <w:proofErr w:type="spellEnd"/>
+      <w:r>
+        <w:rPr>
+          <w:lang w:val="en-US"/>
+        </w:rPr>
+        <w:t xml:space="preserve"> </w:t>
+      </w:r>
+      <w:proofErr w:type="spellStart"/>
+      <w:r>
+        <w:rPr>
+          <w:lang w:val="en-US"/>
+        </w:rPr>
+        <w:t>să</w:t>
+      </w:r>
+      <w:proofErr w:type="spellEnd"/>
+      <w:r>
+        <w:rPr>
+          <w:lang w:val="en-US"/>
+        </w:rPr>
+        <w:t xml:space="preserve"> </w:t>
+      </w:r>
+      <w:proofErr w:type="spellStart"/>
+      <w:r>
+        <w:rPr>
+          <w:lang w:val="en-US"/>
+        </w:rPr>
+        <w:t>aibă</w:t>
+      </w:r>
+      <w:proofErr w:type="spellEnd"/>
+      <w:r>
+        <w:rPr>
+          <w:lang w:val="en-US"/>
+        </w:rPr>
+        <w:t xml:space="preserve"> un </w:t>
+      </w:r>
+      <w:proofErr w:type="spellStart"/>
+      <w:r>
+        <w:rPr>
+          <w:lang w:val="en-US"/>
+        </w:rPr>
+        <w:t>fișier</w:t>
+      </w:r>
+      <w:proofErr w:type="spellEnd"/>
+      <w:r>
+        <w:rPr>
+          <w:lang w:val="en-US"/>
+        </w:rPr>
+        <w:t xml:space="preserve"> Java care </w:t>
+      </w:r>
+      <w:proofErr w:type="spellStart"/>
+      <w:r>
+        <w:rPr>
+          <w:lang w:val="en-US"/>
+        </w:rPr>
+        <w:t>îl</w:t>
+      </w:r>
+      <w:proofErr w:type="spellEnd"/>
+      <w:r>
+        <w:rPr>
+          <w:lang w:val="en-US"/>
+        </w:rPr>
+        <w:t xml:space="preserve"> </w:t>
+      </w:r>
+      <w:proofErr w:type="spellStart"/>
+      <w:r>
+        <w:rPr>
+          <w:lang w:val="en-US"/>
+        </w:rPr>
+        <w:t>va</w:t>
+      </w:r>
+      <w:proofErr w:type="spellEnd"/>
+      <w:r>
+        <w:rPr>
+          <w:lang w:val="en-US"/>
+        </w:rPr>
+        <w:t xml:space="preserve"> </w:t>
+      </w:r>
+      <w:proofErr w:type="spellStart"/>
+      <w:r>
+        <w:rPr>
+          <w:lang w:val="en-US"/>
+        </w:rPr>
+        <w:t>controla</w:t>
+      </w:r>
+      <w:proofErr w:type="spellEnd"/>
+      <w:r>
+        <w:rPr>
+          <w:lang w:val="en-US"/>
+        </w:rPr>
+        <w:t xml:space="preserve"> </w:t>
+      </w:r>
+      <w:proofErr w:type="spellStart"/>
+      <w:r>
+        <w:rPr>
+          <w:lang w:val="en-US"/>
+        </w:rPr>
+        <w:t>în</w:t>
+      </w:r>
+      <w:proofErr w:type="spellEnd"/>
+      <w:r>
+        <w:rPr>
+          <w:lang w:val="en-US"/>
+        </w:rPr>
+        <w:t xml:space="preserve"> </w:t>
+      </w:r>
+      <w:proofErr w:type="spellStart"/>
+      <w:r>
+        <w:rPr>
+          <w:lang w:val="en-US"/>
+        </w:rPr>
+        <w:t>cazul</w:t>
+      </w:r>
+      <w:proofErr w:type="spellEnd"/>
+      <w:r>
+        <w:rPr>
+          <w:lang w:val="en-US"/>
+        </w:rPr>
+        <w:t xml:space="preserve"> </w:t>
+      </w:r>
+      <w:proofErr w:type="spellStart"/>
+      <w:r>
+        <w:rPr>
+          <w:lang w:val="en-US"/>
+        </w:rPr>
+        <w:t>în</w:t>
+      </w:r>
+      <w:proofErr w:type="spellEnd"/>
+      <w:r>
+        <w:rPr>
+          <w:lang w:val="en-US"/>
+        </w:rPr>
+        <w:t xml:space="preserve"> care </w:t>
+      </w:r>
+      <w:proofErr w:type="spellStart"/>
+      <w:r>
+        <w:rPr>
+          <w:lang w:val="en-US"/>
+        </w:rPr>
+        <w:t>acesta</w:t>
+      </w:r>
+      <w:proofErr w:type="spellEnd"/>
+      <w:r>
+        <w:rPr>
+          <w:lang w:val="en-US"/>
+        </w:rPr>
+        <w:t xml:space="preserve"> </w:t>
+      </w:r>
+      <w:proofErr w:type="spellStart"/>
+      <w:r>
+        <w:rPr>
+          <w:lang w:val="en-US"/>
+        </w:rPr>
+        <w:t>conține</w:t>
+      </w:r>
+      <w:proofErr w:type="spellEnd"/>
+      <w:r>
+        <w:rPr>
+          <w:lang w:val="en-US"/>
+        </w:rPr>
+        <w:t xml:space="preserve"> </w:t>
+      </w:r>
+      <w:proofErr w:type="spellStart"/>
+      <w:r>
+        <w:rPr>
+          <w:lang w:val="en-US"/>
+        </w:rPr>
+        <w:t>obiecte</w:t>
+      </w:r>
+      <w:proofErr w:type="spellEnd"/>
+      <w:r>
+        <w:rPr>
+          <w:lang w:val="en-US"/>
+        </w:rPr>
+        <w:t xml:space="preserve"> cu id </w:t>
+      </w:r>
+      <w:proofErr w:type="spellStart"/>
+      <w:r>
+        <w:rPr>
+          <w:lang w:val="en-US"/>
+        </w:rPr>
+        <w:t>definit</w:t>
+      </w:r>
+      <w:proofErr w:type="spellEnd"/>
+      <w:r>
+        <w:rPr>
+          <w:lang w:val="en-US"/>
+        </w:rPr>
+        <w:t xml:space="preserve">, </w:t>
+      </w:r>
+      <w:proofErr w:type="spellStart"/>
+      <w:r>
+        <w:rPr>
+          <w:lang w:val="en-US"/>
+        </w:rPr>
+        <w:t>astfel</w:t>
+      </w:r>
+      <w:proofErr w:type="spellEnd"/>
+      <w:r>
+        <w:rPr>
+          <w:lang w:val="en-US"/>
+        </w:rPr>
+        <w:t xml:space="preserve"> </w:t>
+      </w:r>
+      <w:proofErr w:type="spellStart"/>
+      <w:r>
+        <w:rPr>
+          <w:lang w:val="en-US"/>
+        </w:rPr>
+        <w:t>sunt</w:t>
+      </w:r>
+      <w:proofErr w:type="spellEnd"/>
+      <w:r>
+        <w:rPr>
+          <w:lang w:val="en-US"/>
+        </w:rPr>
+        <w:t xml:space="preserve"> </w:t>
+      </w:r>
+      <w:proofErr w:type="spellStart"/>
+      <w:r>
+        <w:rPr>
+          <w:lang w:val="en-US"/>
+        </w:rPr>
+        <w:t>realizate</w:t>
+      </w:r>
+      <w:proofErr w:type="spellEnd"/>
+      <w:r>
+        <w:rPr>
+          <w:lang w:val="en-US"/>
+        </w:rPr>
+        <w:t xml:space="preserve"> </w:t>
+      </w:r>
+      <w:proofErr w:type="spellStart"/>
+      <w:r>
+        <w:rPr>
+          <w:lang w:val="en-US"/>
+        </w:rPr>
+        <w:t>obiectele</w:t>
+      </w:r>
+      <w:proofErr w:type="spellEnd"/>
+      <w:r>
+        <w:rPr>
+          <w:lang w:val="en-US"/>
+        </w:rPr>
+        <w:t xml:space="preserve"> cu care </w:t>
+      </w:r>
+      <w:proofErr w:type="spellStart"/>
+      <w:r>
+        <w:rPr>
+          <w:lang w:val="en-US"/>
+        </w:rPr>
+        <w:t>putem</w:t>
+      </w:r>
+      <w:proofErr w:type="spellEnd"/>
+      <w:r>
+        <w:rPr>
+          <w:lang w:val="en-US"/>
+        </w:rPr>
+        <w:t xml:space="preserve"> </w:t>
+      </w:r>
+      <w:proofErr w:type="spellStart"/>
+      <w:r>
+        <w:rPr>
+          <w:lang w:val="en-US"/>
+        </w:rPr>
+        <w:t>interacționa</w:t>
+      </w:r>
+      <w:proofErr w:type="spellEnd"/>
+      <w:r>
+        <w:rPr>
+          <w:lang w:val="en-US"/>
+        </w:rPr>
+        <w:t xml:space="preserve"> </w:t>
+      </w:r>
+      <w:proofErr w:type="spellStart"/>
+      <w:r>
+        <w:rPr>
+          <w:lang w:val="en-US"/>
+        </w:rPr>
+        <w:t>sau</w:t>
+      </w:r>
+      <w:proofErr w:type="spellEnd"/>
+      <w:r>
+        <w:rPr>
+          <w:lang w:val="en-US"/>
+        </w:rPr>
+        <w:t xml:space="preserve"> care </w:t>
+      </w:r>
+      <w:proofErr w:type="spellStart"/>
+      <w:r>
+        <w:rPr>
+          <w:lang w:val="en-US"/>
+        </w:rPr>
+        <w:t>își</w:t>
+      </w:r>
+      <w:proofErr w:type="spellEnd"/>
+      <w:r>
+        <w:rPr>
+          <w:lang w:val="en-US"/>
+        </w:rPr>
+        <w:t xml:space="preserve"> pot </w:t>
+      </w:r>
+      <w:proofErr w:type="spellStart"/>
+      <w:r>
+        <w:rPr>
+          <w:lang w:val="en-US"/>
+        </w:rPr>
+        <w:t>modifica</w:t>
+      </w:r>
+      <w:proofErr w:type="spellEnd"/>
+      <w:r>
+        <w:rPr>
+          <w:lang w:val="en-US"/>
+        </w:rPr>
+        <w:t xml:space="preserve"> </w:t>
+      </w:r>
+      <w:proofErr w:type="spellStart"/>
+      <w:r>
+        <w:rPr>
+          <w:lang w:val="en-US"/>
+        </w:rPr>
+        <w:t>proprietățile</w:t>
+      </w:r>
+      <w:proofErr w:type="spellEnd"/>
+      <w:r>
+        <w:rPr>
+          <w:lang w:val="en-US"/>
+        </w:rPr>
+        <w:t xml:space="preserve"> de </w:t>
+      </w:r>
+      <w:proofErr w:type="spellStart"/>
+      <w:r>
+        <w:rPr>
+          <w:lang w:val="en-US"/>
+        </w:rPr>
+        <w:t>pe</w:t>
+      </w:r>
+      <w:proofErr w:type="spellEnd"/>
+      <w:r>
+        <w:rPr>
+          <w:lang w:val="en-US"/>
+        </w:rPr>
+        <w:t xml:space="preserve"> </w:t>
+      </w:r>
+      <w:proofErr w:type="spellStart"/>
+      <w:r>
+        <w:rPr>
+          <w:lang w:val="en-US"/>
+        </w:rPr>
+        <w:t>interefețele</w:t>
+      </w:r>
+      <w:proofErr w:type="spellEnd"/>
+      <w:r>
+        <w:rPr>
+          <w:lang w:val="en-US"/>
+        </w:rPr>
+        <w:t xml:space="preserve"> </w:t>
+      </w:r>
+      <w:proofErr w:type="spellStart"/>
+      <w:r>
+        <w:rPr>
+          <w:lang w:val="en-US"/>
+        </w:rPr>
+        <w:t>meniului</w:t>
+      </w:r>
+      <w:proofErr w:type="spellEnd"/>
+      <w:r>
+        <w:rPr>
+          <w:lang w:val="en-US"/>
+        </w:rPr>
+        <w:t xml:space="preserve">, </w:t>
+      </w:r>
+      <w:proofErr w:type="spellStart"/>
+      <w:r>
+        <w:rPr>
+          <w:lang w:val="en-US"/>
+        </w:rPr>
+        <w:t>precum</w:t>
+      </w:r>
+      <w:proofErr w:type="spellEnd"/>
+      <w:r>
+        <w:rPr>
+          <w:lang w:val="en-US"/>
+        </w:rPr>
+        <w:t xml:space="preserve"> </w:t>
+      </w:r>
+      <w:proofErr w:type="spellStart"/>
+      <w:r>
+        <w:rPr>
+          <w:lang w:val="en-US"/>
+        </w:rPr>
+        <w:t>Meniul</w:t>
+      </w:r>
+      <w:proofErr w:type="spellEnd"/>
+      <w:r>
+        <w:rPr>
+          <w:lang w:val="en-US"/>
+        </w:rPr>
+        <w:t xml:space="preserve"> Principal, </w:t>
+      </w:r>
+      <w:proofErr w:type="spellStart"/>
+      <w:r>
+        <w:rPr>
+          <w:lang w:val="en-US"/>
+        </w:rPr>
+        <w:t>Setările</w:t>
+      </w:r>
+      <w:proofErr w:type="spellEnd"/>
+      <w:r>
+        <w:rPr>
+          <w:lang w:val="en-US"/>
+        </w:rPr>
+        <w:t xml:space="preserve">, </w:t>
+      </w:r>
+      <w:proofErr w:type="spellStart"/>
+      <w:r>
+        <w:rPr>
+          <w:lang w:val="en-US"/>
+        </w:rPr>
+        <w:t>Invetarul</w:t>
+      </w:r>
+      <w:proofErr w:type="spellEnd"/>
+      <w:r>
+        <w:rPr>
+          <w:lang w:val="en-US"/>
+        </w:rPr>
+        <w:t xml:space="preserve"> </w:t>
+      </w:r>
+      <w:proofErr w:type="spellStart"/>
+      <w:r>
+        <w:rPr>
+          <w:lang w:val="en-US"/>
+        </w:rPr>
+        <w:t>și</w:t>
+      </w:r>
+      <w:proofErr w:type="spellEnd"/>
+      <w:r>
+        <w:rPr>
+          <w:lang w:val="en-US"/>
+        </w:rPr>
+        <w:t xml:space="preserve"> </w:t>
+      </w:r>
+      <w:proofErr w:type="spellStart"/>
+      <w:r>
+        <w:rPr>
+          <w:lang w:val="en-US"/>
+        </w:rPr>
+        <w:t>Magazinul</w:t>
+      </w:r>
+      <w:proofErr w:type="spellEnd"/>
+      <w:r>
+        <w:rPr>
+          <w:lang w:val="en-US"/>
+        </w:rPr>
+        <w:t>.</w:t>
       </w:r>
     </w:p>
     <w:p>
       <w:pPr>
         <w:rPr>
-          <w:lang w:val="ro-MD"/>
-        </w:rPr>
-      </w:pPr>
-      <w:r>
-        <w:rPr>
-          <w:lang w:val="ro-MD"/>
-        </w:rPr>
-        <w:t xml:space="preserve">Deasemenea poate fi observat la lansarea aplicației că avem muzică de fundal și sunete în urma unor acțiuni, ce se realizează prin bibliotecile </w:t>
-      </w:r>
-      <w:r>
-        <w:rPr>
-          <w:lang w:val="ro-MD"/>
+          <w:lang w:val="en-US"/>
+        </w:rPr>
+      </w:pPr>
+      <w:proofErr w:type="spellStart"/>
+      <w:r>
+        <w:rPr>
+          <w:lang w:val="en-US"/>
+        </w:rPr>
+        <w:t>Deasemenea</w:t>
+      </w:r>
+      <w:proofErr w:type="spellEnd"/>
+      <w:r>
+        <w:rPr>
+          <w:lang w:val="en-US"/>
+        </w:rPr>
+        <w:t xml:space="preserve"> </w:t>
+      </w:r>
+      <w:proofErr w:type="spellStart"/>
+      <w:r>
+        <w:rPr>
+          <w:lang w:val="en-US"/>
+        </w:rPr>
+        <w:t>poate</w:t>
+      </w:r>
+      <w:proofErr w:type="spellEnd"/>
+      <w:r>
+        <w:rPr>
+          <w:lang w:val="en-US"/>
+        </w:rPr>
+        <w:t xml:space="preserve"> fi </w:t>
+      </w:r>
+      <w:proofErr w:type="spellStart"/>
+      <w:r>
+        <w:rPr>
+          <w:lang w:val="en-US"/>
+        </w:rPr>
+        <w:t>observat</w:t>
+      </w:r>
+      <w:proofErr w:type="spellEnd"/>
+      <w:r>
+        <w:rPr>
+          <w:lang w:val="en-US"/>
+        </w:rPr>
+        <w:t xml:space="preserve"> la </w:t>
+      </w:r>
+      <w:proofErr w:type="spellStart"/>
+      <w:r>
+        <w:rPr>
+          <w:lang w:val="en-US"/>
+        </w:rPr>
+        <w:t>lansarea</w:t>
+      </w:r>
+      <w:proofErr w:type="spellEnd"/>
+      <w:r>
+        <w:rPr>
+          <w:lang w:val="en-US"/>
+        </w:rPr>
+        <w:t xml:space="preserve"> </w:t>
+      </w:r>
+      <w:proofErr w:type="spellStart"/>
+      <w:r>
+        <w:rPr>
+          <w:lang w:val="en-US"/>
+        </w:rPr>
+        <w:t>aplicației</w:t>
+      </w:r>
+      <w:proofErr w:type="spellEnd"/>
+      <w:r>
+        <w:rPr>
+          <w:lang w:val="en-US"/>
+        </w:rPr>
+        <w:t xml:space="preserve"> </w:t>
+      </w:r>
+      <w:proofErr w:type="spellStart"/>
+      <w:r>
+        <w:rPr>
+          <w:lang w:val="en-US"/>
+        </w:rPr>
+        <w:t>că</w:t>
+      </w:r>
+      <w:proofErr w:type="spellEnd"/>
+      <w:r>
+        <w:rPr>
+          <w:lang w:val="en-US"/>
+        </w:rPr>
+        <w:t xml:space="preserve"> </w:t>
+      </w:r>
+      <w:proofErr w:type="spellStart"/>
+      <w:r>
+        <w:rPr>
+          <w:lang w:val="en-US"/>
+        </w:rPr>
+        <w:t>avem</w:t>
+      </w:r>
+      <w:proofErr w:type="spellEnd"/>
+      <w:r>
+        <w:rPr>
+          <w:lang w:val="en-US"/>
+        </w:rPr>
+        <w:t xml:space="preserve"> </w:t>
+      </w:r>
+      <w:proofErr w:type="spellStart"/>
+      <w:r>
+        <w:rPr>
+          <w:lang w:val="en-US"/>
+        </w:rPr>
+        <w:t>muzică</w:t>
+      </w:r>
+      <w:proofErr w:type="spellEnd"/>
+      <w:r>
+        <w:rPr>
+          <w:lang w:val="en-US"/>
+        </w:rPr>
+        <w:t xml:space="preserve"> de fundal </w:t>
+      </w:r>
+      <w:proofErr w:type="spellStart"/>
+      <w:r>
+        <w:rPr>
+          <w:lang w:val="en-US"/>
+        </w:rPr>
+        <w:t>și</w:t>
+      </w:r>
+      <w:proofErr w:type="spellEnd"/>
+      <w:r>
+        <w:rPr>
+          <w:lang w:val="en-US"/>
+        </w:rPr>
+        <w:t xml:space="preserve"> </w:t>
+      </w:r>
+      <w:proofErr w:type="spellStart"/>
+      <w:r>
+        <w:rPr>
+          <w:lang w:val="en-US"/>
+        </w:rPr>
+        <w:t>sunete</w:t>
+      </w:r>
+      <w:proofErr w:type="spellEnd"/>
+      <w:r>
+        <w:rPr>
+          <w:lang w:val="en-US"/>
+        </w:rPr>
+        <w:t xml:space="preserve"> </w:t>
+      </w:r>
+      <w:proofErr w:type="spellStart"/>
+      <w:r>
+        <w:rPr>
+          <w:lang w:val="en-US"/>
+        </w:rPr>
+        <w:t>în</w:t>
+      </w:r>
+      <w:proofErr w:type="spellEnd"/>
+      <w:r>
+        <w:rPr>
+          <w:lang w:val="en-US"/>
+        </w:rPr>
+        <w:t xml:space="preserve"> </w:t>
+      </w:r>
+      <w:proofErr w:type="spellStart"/>
+      <w:r>
+        <w:rPr>
+          <w:lang w:val="en-US"/>
+        </w:rPr>
+        <w:t>urma</w:t>
+      </w:r>
+      <w:proofErr w:type="spellEnd"/>
+      <w:r>
+        <w:rPr>
+          <w:lang w:val="en-US"/>
+        </w:rPr>
+        <w:t xml:space="preserve"> </w:t>
+      </w:r>
+      <w:proofErr w:type="spellStart"/>
+      <w:r>
+        <w:rPr>
+          <w:lang w:val="en-US"/>
+        </w:rPr>
+        <w:t>unor</w:t>
+      </w:r>
+      <w:proofErr w:type="spellEnd"/>
+      <w:r>
+        <w:rPr>
+          <w:lang w:val="en-US"/>
+        </w:rPr>
+        <w:t xml:space="preserve"> </w:t>
+      </w:r>
+      <w:proofErr w:type="spellStart"/>
+      <w:r>
+        <w:rPr>
+          <w:lang w:val="en-US"/>
+        </w:rPr>
+        <w:t>acțiuni</w:t>
+      </w:r>
+      <w:proofErr w:type="spellEnd"/>
+      <w:r>
+        <w:rPr>
+          <w:lang w:val="en-US"/>
+        </w:rPr>
+        <w:t xml:space="preserve">, </w:t>
+      </w:r>
+      <w:proofErr w:type="spellStart"/>
+      <w:proofErr w:type="gramStart"/>
+      <w:r>
+        <w:rPr>
+          <w:lang w:val="en-US"/>
+        </w:rPr>
+        <w:t>ce</w:t>
+      </w:r>
+      <w:proofErr w:type="spellEnd"/>
+      <w:proofErr w:type="gramEnd"/>
+      <w:r>
+        <w:rPr>
+          <w:lang w:val="en-US"/>
+        </w:rPr>
+        <w:t xml:space="preserve"> se </w:t>
+      </w:r>
+      <w:proofErr w:type="spellStart"/>
+      <w:r>
+        <w:rPr>
+          <w:lang w:val="en-US"/>
+        </w:rPr>
+        <w:t>realizează</w:t>
+      </w:r>
+      <w:proofErr w:type="spellEnd"/>
+      <w:r>
+        <w:rPr>
+          <w:lang w:val="en-US"/>
+        </w:rPr>
+        <w:t xml:space="preserve"> </w:t>
+      </w:r>
+      <w:proofErr w:type="spellStart"/>
+      <w:r>
+        <w:rPr>
+          <w:lang w:val="en-US"/>
+        </w:rPr>
+        <w:t>prin</w:t>
+      </w:r>
+      <w:proofErr w:type="spellEnd"/>
+      <w:r>
+        <w:rPr>
+          <w:lang w:val="en-US"/>
+        </w:rPr>
+        <w:t xml:space="preserve"> </w:t>
+      </w:r>
+      <w:proofErr w:type="spellStart"/>
+      <w:r>
+        <w:rPr>
+          <w:lang w:val="en-US"/>
+        </w:rPr>
+        <w:t>bibliotecile</w:t>
+      </w:r>
+      <w:proofErr w:type="spellEnd"/>
+      <w:r>
+        <w:rPr>
+          <w:lang w:val="en-US"/>
+        </w:rPr>
+        <w:t xml:space="preserve"> </w:t>
+      </w:r>
+      <w:proofErr w:type="spellStart"/>
+      <w:r>
+        <w:rPr>
+          <w:lang w:val="en-US"/>
         </w:rPr>
         <w:t>javafx.scene.media.AudioClip</w:t>
       </w:r>
-      <w:r>
-        <w:rPr>
-          <w:lang w:val="ro-MD"/>
+      <w:proofErr w:type="spellEnd"/>
+      <w:r>
+        <w:rPr>
+          <w:lang w:val="en-US"/>
         </w:rPr>
         <w:t xml:space="preserve">, </w:t>
       </w:r>
-      <w:r>
-        <w:rPr>
-          <w:lang w:val="ro-MD"/>
+      <w:proofErr w:type="spellStart"/>
+      <w:r>
+        <w:rPr>
+          <w:lang w:val="en-US"/>
         </w:rPr>
         <w:t>javafx.scene.media.Media</w:t>
       </w:r>
-      <w:r>
-        <w:rPr>
-          <w:lang w:val="ro-MD"/>
-        </w:rPr>
-        <w:t xml:space="preserve"> și </w:t>
-      </w:r>
-      <w:r>
-        <w:rPr>
-          <w:lang w:val="ro-MD"/>
+      <w:proofErr w:type="spellEnd"/>
+      <w:r>
+        <w:rPr>
+          <w:lang w:val="en-US"/>
+        </w:rPr>
+        <w:t xml:space="preserve"> </w:t>
+      </w:r>
+      <w:proofErr w:type="spellStart"/>
+      <w:r>
+        <w:rPr>
+          <w:lang w:val="en-US"/>
+        </w:rPr>
+        <w:t>și</w:t>
+      </w:r>
+      <w:proofErr w:type="spellEnd"/>
+      <w:r>
+        <w:rPr>
+          <w:lang w:val="en-US"/>
+        </w:rPr>
+        <w:t xml:space="preserve"> </w:t>
+      </w:r>
+      <w:proofErr w:type="spellStart"/>
+      <w:r>
+        <w:rPr>
+          <w:lang w:val="en-US"/>
         </w:rPr>
         <w:t>javafx.scene.media.MediaPlayer</w:t>
       </w:r>
-      <w:r>
-        <w:rPr>
-          <w:lang w:val="ro-MD"/>
+      <w:proofErr w:type="spellEnd"/>
+      <w:r>
+        <w:rPr>
+          <w:lang w:val="en-US"/>
         </w:rPr>
         <w:t>.</w:t>
       </w:r>
     </w:p>
     <w:p>
-      <w:pPr>
-        <w:rPr>
-          <w:lang w:val="ro-MD"/>
-        </w:rPr>
-      </w:pPr>
       <w:r>
         <w:rPr>
           <w:noProof/>
-          <w:lang w:val="ro-MD"/>
+          <w:lang w:val="en-US"/>
         </w:rPr>
         <w:drawing>
           <wp:inline distT="0" distB="0" distL="0" distR="0" wp14:anchorId="7BA10816" wp14:editId="6BC0401B">
             <wp:extent cx="6152515" cy="361315"/>
             <wp:effectExtent l="0" t="0" r="635" b="635"/>
             <wp:docPr id="8" name="Рисунок 8"/>
-            <wp:cNvGraphicFramePr>
-              <a:graphicFrameLocks xmlns:a="http://schemas.openxmlformats.org/drawingml/2006/main" noChangeAspect="1"/>
-            </wp:cNvGraphicFramePr>
-            <a:graphic xmlns:a="http://schemas.openxmlformats.org/drawingml/2006/main">
-              <a:graphicData uri="http://schemas.openxmlformats.org/drawingml/2006/picture">
-                <pic:pic xmlns:pic="http://schemas.openxmlformats.org/drawingml/2006/picture">
-                  <pic:nvPicPr>
-                    <pic:cNvPr id="0" name=""/>
-                    <pic:cNvPicPr/>
-                  </pic:nvPicPr>
-                  <pic:blipFill>
-                    <a:blip r:embed="rId15"/>
-                    <a:stretch>
-                      <a:fillRect/>
-                    </a:stretch>
-                  </pic:blipFill>
-                  <pic:spPr>
-                    <a:xfrm>
-                      <a:off x="0" y="0"/>
-                      <a:ext cx="6152515" cy="361315"/>
-                    </a:xfrm>
-                    <a:prstGeom prst="rect">
-                      <a:avLst/>
-                    </a:prstGeom>
-                  </pic:spPr>
-                </pic:pic>
-              </a:graphicData>
-            </a:graphic>
-          </wp:inline>
-        </w:drawing>
-      </w:r>
-    </w:p>
-    <w:p>
-      <w:pPr>
-        <w:rPr>
-          <w:lang w:val="ro-MD"/>
-        </w:rPr>
-      </w:pPr>
-      <w:r>
-        <w:rPr>
-          <w:noProof/>
-          <w:lang w:val="ro-MD"/>
-        </w:rPr>
-        <w:drawing>
-          <wp:inline distT="0" distB="0" distL="0" distR="0" wp14:anchorId="49683F6C" wp14:editId="3F55F690">
-            <wp:extent cx="6152515" cy="721995"/>
-            <wp:effectExtent l="0" t="0" r="635" b="1905"/>
-            <wp:docPr id="9" name="Рисунок 9"/>
             <wp:cNvGraphicFramePr>
               <a:graphicFrameLocks xmlns:a="http://schemas.openxmlformats.org/drawingml/2006/main" noChangeAspect="1"/>
             </wp:cNvGraphicFramePr>
@@ -1378,7 +2569,7 @@
                   <pic:spPr>
                     <a:xfrm>
                       <a:off x="0" y="0"/>
-                      <a:ext cx="6152515" cy="721995"/>
+                      <a:ext cx="6152515" cy="361315"/>
                     </a:xfrm>
                     <a:prstGeom prst="rect">
                       <a:avLst/>
@@ -1392,40 +2583,16 @@
       </w:r>
     </w:p>
     <w:p>
-      <w:pPr>
-        <w:rPr>
-          <w:lang w:val="ro-MD"/>
-        </w:rPr>
-      </w:pPr>
-      <w:r>
-        <w:rPr>
-          <w:lang w:val="ro-MD"/>
-        </w:rPr>
-        <w:t>L</w:t>
-      </w:r>
-      <w:r>
-        <w:rPr>
-          <w:lang w:val="ro-MD"/>
-        </w:rPr>
-        <w:t xml:space="preserve">a setări din lucuri mai interesante poate fi faptul că înafară de butoane mai avem câteva slidere și un combo box, ce se realizează prin bibliotecile </w:t>
-      </w:r>
-    </w:p>
-    <w:p>
-      <w:pPr>
-        <w:rPr>
-          <w:lang w:val="ro-MD"/>
-        </w:rPr>
-      </w:pPr>
       <w:r>
         <w:rPr>
           <w:noProof/>
-          <w:lang w:val="ro-MD"/>
+          <w:lang w:val="en-US"/>
         </w:rPr>
         <w:drawing>
-          <wp:inline distT="0" distB="0" distL="0" distR="0" wp14:anchorId="5FE0D478" wp14:editId="4F43D77C">
-            <wp:extent cx="2292724" cy="615580"/>
-            <wp:effectExtent l="0" t="0" r="0" b="0"/>
-            <wp:docPr id="10" name="Рисунок 10"/>
+          <wp:inline distT="0" distB="0" distL="0" distR="0" wp14:anchorId="49683F6C" wp14:editId="3F55F690">
+            <wp:extent cx="6152515" cy="721995"/>
+            <wp:effectExtent l="0" t="0" r="635" b="1905"/>
+            <wp:docPr id="9" name="Рисунок 9"/>
             <wp:cNvGraphicFramePr>
               <a:graphicFrameLocks xmlns:a="http://schemas.openxmlformats.org/drawingml/2006/main" noChangeAspect="1"/>
             </wp:cNvGraphicFramePr>
@@ -1445,7 +2612,7 @@
                   <pic:spPr>
                     <a:xfrm>
                       <a:off x="0" y="0"/>
-                      <a:ext cx="2290295" cy="614928"/>
+                      <a:ext cx="6152515" cy="721995"/>
                     </a:xfrm>
                     <a:prstGeom prst="rect">
                       <a:avLst/>
@@ -1461,26 +2628,299 @@
     <w:p>
       <w:pPr>
         <w:rPr>
-          <w:lang w:val="ro-MD"/>
-        </w:rPr>
-      </w:pPr>
+          <w:lang w:val="en-US"/>
+        </w:rPr>
+      </w:pPr>
+      <w:r>
+        <w:rPr>
+          <w:lang w:val="en-US"/>
+        </w:rPr>
+        <w:t>L</w:t>
+      </w:r>
+      <w:r>
+        <w:rPr>
+          <w:lang w:val="en-US"/>
+        </w:rPr>
+        <w:t xml:space="preserve">a </w:t>
+      </w:r>
+      <w:proofErr w:type="spellStart"/>
+      <w:r>
+        <w:rPr>
+          <w:lang w:val="en-US"/>
+        </w:rPr>
+        <w:t>setări</w:t>
+      </w:r>
+      <w:proofErr w:type="spellEnd"/>
+      <w:r>
+        <w:rPr>
+          <w:lang w:val="en-US"/>
+        </w:rPr>
+        <w:t xml:space="preserve"> din </w:t>
+      </w:r>
+      <w:proofErr w:type="spellStart"/>
+      <w:r>
+        <w:rPr>
+          <w:lang w:val="en-US"/>
+        </w:rPr>
+        <w:t>lucuri</w:t>
+      </w:r>
+      <w:proofErr w:type="spellEnd"/>
+      <w:r>
+        <w:rPr>
+          <w:lang w:val="en-US"/>
+        </w:rPr>
+        <w:t xml:space="preserve"> </w:t>
+      </w:r>
+      <w:proofErr w:type="spellStart"/>
+      <w:r>
+        <w:rPr>
+          <w:lang w:val="en-US"/>
+        </w:rPr>
+        <w:t>mai</w:t>
+      </w:r>
+      <w:proofErr w:type="spellEnd"/>
+      <w:r>
+        <w:rPr>
+          <w:lang w:val="en-US"/>
+        </w:rPr>
+        <w:t xml:space="preserve"> </w:t>
+      </w:r>
+      <w:proofErr w:type="spellStart"/>
+      <w:r>
+        <w:rPr>
+          <w:lang w:val="en-US"/>
+        </w:rPr>
+        <w:t>interesante</w:t>
+      </w:r>
+      <w:proofErr w:type="spellEnd"/>
+      <w:r>
+        <w:rPr>
+          <w:lang w:val="en-US"/>
+        </w:rPr>
+        <w:t xml:space="preserve"> </w:t>
+      </w:r>
+      <w:proofErr w:type="spellStart"/>
+      <w:r>
+        <w:rPr>
+          <w:lang w:val="en-US"/>
+        </w:rPr>
+        <w:t>poate</w:t>
+      </w:r>
+      <w:proofErr w:type="spellEnd"/>
+      <w:r>
+        <w:rPr>
+          <w:lang w:val="en-US"/>
+        </w:rPr>
+        <w:t xml:space="preserve"> fi </w:t>
+      </w:r>
+      <w:proofErr w:type="spellStart"/>
+      <w:r>
+        <w:rPr>
+          <w:lang w:val="en-US"/>
+        </w:rPr>
+        <w:t>faptul</w:t>
+      </w:r>
+      <w:proofErr w:type="spellEnd"/>
+      <w:r>
+        <w:rPr>
+          <w:lang w:val="en-US"/>
+        </w:rPr>
+        <w:t xml:space="preserve"> </w:t>
+      </w:r>
+      <w:proofErr w:type="spellStart"/>
+      <w:r>
+        <w:rPr>
+          <w:lang w:val="en-US"/>
+        </w:rPr>
+        <w:t>că</w:t>
+      </w:r>
+      <w:proofErr w:type="spellEnd"/>
+      <w:r>
+        <w:rPr>
+          <w:lang w:val="en-US"/>
+        </w:rPr>
+        <w:t xml:space="preserve"> </w:t>
+      </w:r>
+      <w:proofErr w:type="spellStart"/>
+      <w:r>
+        <w:rPr>
+          <w:lang w:val="en-US"/>
+        </w:rPr>
+        <w:t>înafară</w:t>
+      </w:r>
+      <w:proofErr w:type="spellEnd"/>
+      <w:r>
+        <w:rPr>
+          <w:lang w:val="en-US"/>
+        </w:rPr>
+        <w:t xml:space="preserve"> de </w:t>
+      </w:r>
+      <w:proofErr w:type="spellStart"/>
+      <w:r>
+        <w:rPr>
+          <w:lang w:val="en-US"/>
+        </w:rPr>
+        <w:t>butoane</w:t>
+      </w:r>
+      <w:proofErr w:type="spellEnd"/>
+      <w:r>
+        <w:rPr>
+          <w:lang w:val="en-US"/>
+        </w:rPr>
+        <w:t xml:space="preserve"> </w:t>
+      </w:r>
+      <w:proofErr w:type="spellStart"/>
+      <w:r>
+        <w:rPr>
+          <w:lang w:val="en-US"/>
+        </w:rPr>
+        <w:t>mai</w:t>
+      </w:r>
+      <w:proofErr w:type="spellEnd"/>
+      <w:r>
+        <w:rPr>
+          <w:lang w:val="en-US"/>
+        </w:rPr>
+        <w:t xml:space="preserve"> </w:t>
+      </w:r>
+      <w:proofErr w:type="spellStart"/>
+      <w:r>
+        <w:rPr>
+          <w:lang w:val="en-US"/>
+        </w:rPr>
+        <w:t>avem</w:t>
+      </w:r>
+      <w:proofErr w:type="spellEnd"/>
+      <w:r>
+        <w:rPr>
+          <w:lang w:val="en-US"/>
+        </w:rPr>
+        <w:t xml:space="preserve"> </w:t>
+      </w:r>
+      <w:proofErr w:type="spellStart"/>
+      <w:r>
+        <w:rPr>
+          <w:lang w:val="en-US"/>
+        </w:rPr>
+        <w:t>câteva</w:t>
+      </w:r>
+      <w:proofErr w:type="spellEnd"/>
+      <w:r>
+        <w:rPr>
+          <w:lang w:val="en-US"/>
+        </w:rPr>
+        <w:t xml:space="preserve"> </w:t>
+      </w:r>
+      <w:proofErr w:type="spellStart"/>
+      <w:r>
+        <w:rPr>
+          <w:lang w:val="en-US"/>
+        </w:rPr>
+        <w:t>slidere</w:t>
+      </w:r>
+      <w:proofErr w:type="spellEnd"/>
+      <w:r>
+        <w:rPr>
+          <w:lang w:val="en-US"/>
+        </w:rPr>
+        <w:t xml:space="preserve"> </w:t>
+      </w:r>
+      <w:proofErr w:type="spellStart"/>
+      <w:r>
+        <w:rPr>
+          <w:lang w:val="en-US"/>
+        </w:rPr>
+        <w:t>și</w:t>
+      </w:r>
+      <w:proofErr w:type="spellEnd"/>
+      <w:r>
+        <w:rPr>
+          <w:lang w:val="en-US"/>
+        </w:rPr>
+        <w:t xml:space="preserve"> </w:t>
+      </w:r>
+      <w:proofErr w:type="gramStart"/>
+      <w:r>
+        <w:rPr>
+          <w:lang w:val="en-US"/>
+        </w:rPr>
+        <w:t>un</w:t>
+      </w:r>
+      <w:proofErr w:type="gramEnd"/>
+      <w:r>
+        <w:rPr>
+          <w:lang w:val="en-US"/>
+        </w:rPr>
+        <w:t xml:space="preserve"> combo box, </w:t>
+      </w:r>
+      <w:proofErr w:type="spellStart"/>
+      <w:r>
+        <w:rPr>
+          <w:lang w:val="en-US"/>
+        </w:rPr>
+        <w:t>ce</w:t>
+      </w:r>
+      <w:proofErr w:type="spellEnd"/>
+      <w:r>
+        <w:rPr>
+          <w:lang w:val="en-US"/>
+        </w:rPr>
+        <w:t xml:space="preserve"> se </w:t>
+      </w:r>
+      <w:proofErr w:type="spellStart"/>
+      <w:r>
+        <w:rPr>
+          <w:lang w:val="en-US"/>
+        </w:rPr>
+        <w:t>realizează</w:t>
+      </w:r>
+      <w:proofErr w:type="spellEnd"/>
+      <w:r>
+        <w:rPr>
+          <w:lang w:val="en-US"/>
+        </w:rPr>
+        <w:t xml:space="preserve"> </w:t>
+      </w:r>
+      <w:proofErr w:type="spellStart"/>
+      <w:r>
+        <w:rPr>
+          <w:lang w:val="en-US"/>
+        </w:rPr>
+        <w:t>prin</w:t>
+      </w:r>
+      <w:proofErr w:type="spellEnd"/>
+      <w:r>
+        <w:rPr>
+          <w:lang w:val="en-US"/>
+        </w:rPr>
+        <w:t xml:space="preserve"> </w:t>
+      </w:r>
+      <w:proofErr w:type="spellStart"/>
+      <w:r>
+        <w:rPr>
+          <w:lang w:val="en-US"/>
+        </w:rPr>
+        <w:t>bibliotecile</w:t>
+      </w:r>
+      <w:proofErr w:type="spellEnd"/>
+      <w:r>
+        <w:rPr>
+          <w:lang w:val="en-US"/>
+        </w:rPr>
+        <w:t xml:space="preserve"> </w:t>
+      </w:r>
     </w:p>
     <w:p>
-      <w:pPr>
-        <w:rPr>
-          <w:lang w:val="ro-MD"/>
-        </w:rPr>
-      </w:pPr>
       <w:r>
         <w:rPr>
           <w:noProof/>
-          <w:lang w:val="ro-MD"/>
+          <w:lang w:val="en-US"/>
         </w:rPr>
         <w:drawing>
-          <wp:inline distT="0" distB="0" distL="0" distR="0" wp14:anchorId="78AE8C5B" wp14:editId="5B4B76DE">
-            <wp:extent cx="4753536" cy="244783"/>
-            <wp:effectExtent l="0" t="0" r="0" b="3175"/>
-            <wp:docPr id="11" name="Рисунок 11"/>
+          <wp:inline distT="0" distB="0" distL="0" distR="0" wp14:anchorId="5FE0D478" wp14:editId="4F43D77C">
+            <wp:extent cx="2292724" cy="615580"/>
+            <wp:effectExtent l="0" t="0" r="0" b="0"/>
+            <wp:docPr id="10" name="Рисунок 10"/>
             <wp:cNvGraphicFramePr>
               <a:graphicFrameLocks xmlns:a="http://schemas.openxmlformats.org/drawingml/2006/main" noChangeAspect="1"/>
             </wp:cNvGraphicFramePr>
@@ -1500,7 +2940,7 @@
                   <pic:spPr>
                     <a:xfrm>
                       <a:off x="0" y="0"/>
-                      <a:ext cx="4753271" cy="244769"/>
+                      <a:ext cx="2290295" cy="614928"/>
                     </a:xfrm>
                     <a:prstGeom prst="rect">
                       <a:avLst/>
@@ -1513,22 +2953,18 @@
         </w:drawing>
       </w:r>
     </w:p>
+    <w:p/>
     <w:p>
-      <w:pPr>
-        <w:rPr>
-          <w:lang w:val="ro-MD"/>
-        </w:rPr>
-      </w:pPr>
       <w:r>
         <w:rPr>
           <w:noProof/>
-          <w:lang w:val="ro-MD"/>
+          <w:lang w:val="en-US"/>
         </w:rPr>
         <w:drawing>
-          <wp:inline distT="0" distB="0" distL="0" distR="0" wp14:anchorId="791C0D91" wp14:editId="44417B99">
-            <wp:extent cx="6152515" cy="3477895"/>
-            <wp:effectExtent l="0" t="0" r="635" b="8255"/>
-            <wp:docPr id="12" name="Рисунок 12"/>
+          <wp:inline distT="0" distB="0" distL="0" distR="0" wp14:anchorId="78AE8C5B" wp14:editId="5B4B76DE">
+            <wp:extent cx="4753536" cy="244783"/>
+            <wp:effectExtent l="0" t="0" r="0" b="3175"/>
+            <wp:docPr id="11" name="Рисунок 11"/>
             <wp:cNvGraphicFramePr>
               <a:graphicFrameLocks xmlns:a="http://schemas.openxmlformats.org/drawingml/2006/main" noChangeAspect="1"/>
             </wp:cNvGraphicFramePr>
@@ -1548,7 +2984,7 @@
                   <pic:spPr>
                     <a:xfrm>
                       <a:off x="0" y="0"/>
-                      <a:ext cx="6152515" cy="3477895"/>
+                      <a:ext cx="4753271" cy="244769"/>
                     </a:xfrm>
                     <a:prstGeom prst="rect">
                       <a:avLst/>
@@ -1562,41 +2998,16 @@
       </w:r>
     </w:p>
     <w:p>
-      <w:pPr>
-        <w:rPr>
-          <w:lang w:val="ro-MD"/>
-        </w:rPr>
-      </w:pPr>
-      <w:r>
-        <w:rPr>
-          <w:lang w:val="ro-MD"/>
-        </w:rPr>
-        <w:lastRenderedPageBreak/>
-        <w:t xml:space="preserve">Pentru inventar și magazin a fost necesară o clasă java aparte pentru putea fi stocate </w:t>
-      </w:r>
-      <w:r>
-        <w:rPr>
-          <w:lang w:val="ro-MD"/>
-        </w:rPr>
-        <w:t>datele despre fiecare skin. Cu aceste date deja sunt afișate în inventar skin-urile ce le putem folosi, iar în magazin cele pe care le putem cumpăra și prețul lor. Banii în joc coincid cu scorul total acumulat.</w:t>
-      </w:r>
-    </w:p>
-    <w:p>
-      <w:pPr>
-        <w:rPr>
-          <w:lang w:val="ro-MD"/>
-        </w:rPr>
-      </w:pPr>
       <w:r>
         <w:rPr>
           <w:noProof/>
-          <w:lang w:val="ro-MD"/>
+          <w:lang w:val="en-US"/>
         </w:rPr>
         <w:drawing>
-          <wp:inline distT="0" distB="0" distL="0" distR="0" wp14:anchorId="1F2F633E" wp14:editId="77FF0003">
-            <wp:extent cx="6152515" cy="4770755"/>
-            <wp:effectExtent l="0" t="0" r="635" b="0"/>
-            <wp:docPr id="13" name="Рисунок 13"/>
+          <wp:inline distT="0" distB="0" distL="0" distR="0" wp14:anchorId="791C0D91" wp14:editId="44417B99">
+            <wp:extent cx="6152515" cy="3477895"/>
+            <wp:effectExtent l="0" t="0" r="635" b="8255"/>
+            <wp:docPr id="12" name="Рисунок 12"/>
             <wp:cNvGraphicFramePr>
               <a:graphicFrameLocks xmlns:a="http://schemas.openxmlformats.org/drawingml/2006/main" noChangeAspect="1"/>
             </wp:cNvGraphicFramePr>
@@ -1616,7 +3027,7 @@
                   <pic:spPr>
                     <a:xfrm>
                       <a:off x="0" y="0"/>
-                      <a:ext cx="6152515" cy="4770755"/>
+                      <a:ext cx="6152515" cy="3477895"/>
                     </a:xfrm>
                     <a:prstGeom prst="rect">
                       <a:avLst/>
@@ -1630,21 +3041,537 @@
       </w:r>
     </w:p>
     <w:p>
-      <w:pPr>
-        <w:rPr>
-          <w:lang w:val="ro-MD"/>
-        </w:rPr>
-      </w:pPr>
+      <w:proofErr w:type="spellStart"/>
+      <w:proofErr w:type="gramStart"/>
+      <w:r>
+        <w:rPr>
+          <w:lang w:val="en-US"/>
+        </w:rPr>
+        <w:lastRenderedPageBreak/>
+        <w:t>Pentru</w:t>
+      </w:r>
+      <w:proofErr w:type="spellEnd"/>
+      <w:r>
+        <w:rPr>
+          <w:lang w:val="en-US"/>
+        </w:rPr>
+        <w:t xml:space="preserve"> </w:t>
+      </w:r>
+      <w:proofErr w:type="spellStart"/>
+      <w:r>
+        <w:rPr>
+          <w:lang w:val="en-US"/>
+        </w:rPr>
+        <w:t>inventar</w:t>
+      </w:r>
+      <w:proofErr w:type="spellEnd"/>
+      <w:r>
+        <w:rPr>
+          <w:lang w:val="en-US"/>
+        </w:rPr>
+        <w:t xml:space="preserve"> </w:t>
+      </w:r>
+      <w:proofErr w:type="spellStart"/>
+      <w:r>
+        <w:rPr>
+          <w:lang w:val="en-US"/>
+        </w:rPr>
+        <w:t>și</w:t>
+      </w:r>
+      <w:proofErr w:type="spellEnd"/>
+      <w:r>
+        <w:rPr>
+          <w:lang w:val="en-US"/>
+        </w:rPr>
+        <w:t xml:space="preserve"> </w:t>
+      </w:r>
+      <w:proofErr w:type="spellStart"/>
+      <w:r>
+        <w:rPr>
+          <w:lang w:val="en-US"/>
+        </w:rPr>
+        <w:t>magazin</w:t>
+      </w:r>
+      <w:proofErr w:type="spellEnd"/>
+      <w:r>
+        <w:rPr>
+          <w:lang w:val="en-US"/>
+        </w:rPr>
+        <w:t xml:space="preserve"> a </w:t>
+      </w:r>
+      <w:proofErr w:type="spellStart"/>
+      <w:r>
+        <w:rPr>
+          <w:lang w:val="en-US"/>
+        </w:rPr>
+        <w:t>fost</w:t>
+      </w:r>
+      <w:proofErr w:type="spellEnd"/>
+      <w:r>
+        <w:rPr>
+          <w:lang w:val="en-US"/>
+        </w:rPr>
+        <w:t xml:space="preserve"> </w:t>
+      </w:r>
+      <w:proofErr w:type="spellStart"/>
+      <w:r>
+        <w:rPr>
+          <w:lang w:val="en-US"/>
+        </w:rPr>
+        <w:t>necesară</w:t>
+      </w:r>
+      <w:proofErr w:type="spellEnd"/>
+      <w:r>
+        <w:rPr>
+          <w:lang w:val="en-US"/>
+        </w:rPr>
+        <w:t xml:space="preserve"> o </w:t>
+      </w:r>
+      <w:proofErr w:type="spellStart"/>
+      <w:r>
+        <w:rPr>
+          <w:lang w:val="en-US"/>
+        </w:rPr>
+        <w:t>clasă</w:t>
+      </w:r>
+      <w:proofErr w:type="spellEnd"/>
+      <w:r>
+        <w:rPr>
+          <w:lang w:val="en-US"/>
+        </w:rPr>
+        <w:t xml:space="preserve"> java </w:t>
+      </w:r>
+      <w:proofErr w:type="spellStart"/>
+      <w:r>
+        <w:rPr>
+          <w:lang w:val="en-US"/>
+        </w:rPr>
+        <w:t>aparte</w:t>
+      </w:r>
+      <w:proofErr w:type="spellEnd"/>
+      <w:r>
+        <w:rPr>
+          <w:lang w:val="en-US"/>
+        </w:rPr>
+        <w:t xml:space="preserve"> </w:t>
+      </w:r>
+      <w:proofErr w:type="spellStart"/>
+      <w:r>
+        <w:rPr>
+          <w:lang w:val="en-US"/>
+        </w:rPr>
+        <w:t>pentru</w:t>
+      </w:r>
+      <w:proofErr w:type="spellEnd"/>
+      <w:r>
+        <w:rPr>
+          <w:lang w:val="en-US"/>
+        </w:rPr>
+        <w:t xml:space="preserve"> </w:t>
+      </w:r>
+      <w:proofErr w:type="spellStart"/>
+      <w:r>
+        <w:rPr>
+          <w:lang w:val="en-US"/>
+        </w:rPr>
+        <w:t>putea</w:t>
+      </w:r>
+      <w:proofErr w:type="spellEnd"/>
+      <w:r>
+        <w:rPr>
+          <w:lang w:val="en-US"/>
+        </w:rPr>
+        <w:t xml:space="preserve"> fi </w:t>
+      </w:r>
+      <w:proofErr w:type="spellStart"/>
+      <w:r>
+        <w:rPr>
+          <w:lang w:val="en-US"/>
+        </w:rPr>
+        <w:t>stocate</w:t>
+      </w:r>
+      <w:proofErr w:type="spellEnd"/>
+      <w:r>
+        <w:rPr>
+          <w:lang w:val="en-US"/>
+        </w:rPr>
+        <w:t xml:space="preserve"> </w:t>
+      </w:r>
+      <w:proofErr w:type="spellStart"/>
+      <w:r>
+        <w:rPr>
+          <w:lang w:val="en-US"/>
+        </w:rPr>
+        <w:t>datele</w:t>
+      </w:r>
+      <w:proofErr w:type="spellEnd"/>
+      <w:r>
+        <w:rPr>
+          <w:lang w:val="en-US"/>
+        </w:rPr>
+        <w:t xml:space="preserve"> </w:t>
+      </w:r>
+      <w:proofErr w:type="spellStart"/>
+      <w:r>
+        <w:rPr>
+          <w:lang w:val="en-US"/>
+        </w:rPr>
+        <w:t>despre</w:t>
+      </w:r>
+      <w:proofErr w:type="spellEnd"/>
+      <w:r>
+        <w:rPr>
+          <w:lang w:val="en-US"/>
+        </w:rPr>
+        <w:t xml:space="preserve"> </w:t>
+      </w:r>
+      <w:proofErr w:type="spellStart"/>
+      <w:r>
+        <w:rPr>
+          <w:lang w:val="en-US"/>
+        </w:rPr>
+        <w:t>fiecare</w:t>
+      </w:r>
+      <w:proofErr w:type="spellEnd"/>
+      <w:r>
+        <w:rPr>
+          <w:lang w:val="en-US"/>
+        </w:rPr>
+        <w:t xml:space="preserve"> skin.</w:t>
+      </w:r>
+      <w:proofErr w:type="gramEnd"/>
+      <w:r>
+        <w:rPr>
+          <w:lang w:val="en-US"/>
+        </w:rPr>
+        <w:t xml:space="preserve"> Cu </w:t>
+      </w:r>
+      <w:proofErr w:type="spellStart"/>
+      <w:r>
+        <w:rPr>
+          <w:lang w:val="en-US"/>
+        </w:rPr>
+        <w:t>aceste</w:t>
+      </w:r>
+      <w:proofErr w:type="spellEnd"/>
+      <w:r>
+        <w:rPr>
+          <w:lang w:val="en-US"/>
+        </w:rPr>
+        <w:t xml:space="preserve"> date </w:t>
+      </w:r>
+      <w:proofErr w:type="spellStart"/>
+      <w:r>
+        <w:rPr>
+          <w:lang w:val="en-US"/>
+        </w:rPr>
+        <w:t>deja</w:t>
+      </w:r>
+      <w:proofErr w:type="spellEnd"/>
+      <w:r>
+        <w:rPr>
+          <w:lang w:val="en-US"/>
+        </w:rPr>
+        <w:t xml:space="preserve"> </w:t>
+      </w:r>
+      <w:proofErr w:type="spellStart"/>
+      <w:r>
+        <w:rPr>
+          <w:lang w:val="en-US"/>
+        </w:rPr>
+        <w:t>sunt</w:t>
+      </w:r>
+      <w:proofErr w:type="spellEnd"/>
+      <w:r>
+        <w:rPr>
+          <w:lang w:val="en-US"/>
+        </w:rPr>
+        <w:t xml:space="preserve"> </w:t>
+      </w:r>
+      <w:proofErr w:type="spellStart"/>
+      <w:r>
+        <w:rPr>
+          <w:lang w:val="en-US"/>
+        </w:rPr>
+        <w:t>afișate</w:t>
+      </w:r>
+      <w:proofErr w:type="spellEnd"/>
+      <w:r>
+        <w:rPr>
+          <w:lang w:val="en-US"/>
+        </w:rPr>
+        <w:t xml:space="preserve"> </w:t>
+      </w:r>
+      <w:proofErr w:type="spellStart"/>
+      <w:r>
+        <w:rPr>
+          <w:lang w:val="en-US"/>
+        </w:rPr>
+        <w:t>în</w:t>
+      </w:r>
+      <w:proofErr w:type="spellEnd"/>
+      <w:r>
+        <w:rPr>
+          <w:lang w:val="en-US"/>
+        </w:rPr>
+        <w:t xml:space="preserve"> </w:t>
+      </w:r>
+      <w:proofErr w:type="spellStart"/>
+      <w:r>
+        <w:rPr>
+          <w:lang w:val="en-US"/>
+        </w:rPr>
+        <w:t>inventar</w:t>
+      </w:r>
+      <w:proofErr w:type="spellEnd"/>
+      <w:r>
+        <w:rPr>
+          <w:lang w:val="en-US"/>
+        </w:rPr>
+        <w:t xml:space="preserve"> skin-</w:t>
+      </w:r>
+      <w:proofErr w:type="spellStart"/>
+      <w:r>
+        <w:rPr>
+          <w:lang w:val="en-US"/>
+        </w:rPr>
+        <w:t>urile</w:t>
+      </w:r>
+      <w:proofErr w:type="spellEnd"/>
+      <w:r>
+        <w:rPr>
+          <w:lang w:val="en-US"/>
+        </w:rPr>
+        <w:t xml:space="preserve"> </w:t>
+      </w:r>
+      <w:proofErr w:type="spellStart"/>
+      <w:proofErr w:type="gramStart"/>
+      <w:r>
+        <w:rPr>
+          <w:lang w:val="en-US"/>
+        </w:rPr>
+        <w:t>ce</w:t>
+      </w:r>
+      <w:proofErr w:type="spellEnd"/>
+      <w:proofErr w:type="gramEnd"/>
+      <w:r>
+        <w:rPr>
+          <w:lang w:val="en-US"/>
+        </w:rPr>
+        <w:t xml:space="preserve"> le </w:t>
+      </w:r>
+      <w:proofErr w:type="spellStart"/>
+      <w:r>
+        <w:rPr>
+          <w:lang w:val="en-US"/>
+        </w:rPr>
+        <w:t>putem</w:t>
+      </w:r>
+      <w:proofErr w:type="spellEnd"/>
+      <w:r>
+        <w:rPr>
+          <w:lang w:val="en-US"/>
+        </w:rPr>
+        <w:t xml:space="preserve"> </w:t>
+      </w:r>
+      <w:proofErr w:type="spellStart"/>
+      <w:r>
+        <w:rPr>
+          <w:lang w:val="en-US"/>
+        </w:rPr>
+        <w:t>folosi</w:t>
+      </w:r>
+      <w:proofErr w:type="spellEnd"/>
+      <w:r>
+        <w:rPr>
+          <w:lang w:val="en-US"/>
+        </w:rPr>
+        <w:t xml:space="preserve">, </w:t>
+      </w:r>
+      <w:proofErr w:type="spellStart"/>
+      <w:r>
+        <w:rPr>
+          <w:lang w:val="en-US"/>
+        </w:rPr>
+        <w:t>iar</w:t>
+      </w:r>
+      <w:proofErr w:type="spellEnd"/>
+      <w:r>
+        <w:rPr>
+          <w:lang w:val="en-US"/>
+        </w:rPr>
+        <w:t xml:space="preserve"> </w:t>
+      </w:r>
+      <w:proofErr w:type="spellStart"/>
+      <w:r>
+        <w:rPr>
+          <w:lang w:val="en-US"/>
+        </w:rPr>
+        <w:t>în</w:t>
+      </w:r>
+      <w:proofErr w:type="spellEnd"/>
+      <w:r>
+        <w:rPr>
+          <w:lang w:val="en-US"/>
+        </w:rPr>
+        <w:t xml:space="preserve"> </w:t>
+      </w:r>
+      <w:proofErr w:type="spellStart"/>
+      <w:r>
+        <w:rPr>
+          <w:lang w:val="en-US"/>
+        </w:rPr>
+        <w:t>magazin</w:t>
+      </w:r>
+      <w:proofErr w:type="spellEnd"/>
+      <w:r>
+        <w:rPr>
+          <w:lang w:val="en-US"/>
+        </w:rPr>
+        <w:t xml:space="preserve"> </w:t>
+      </w:r>
+      <w:proofErr w:type="spellStart"/>
+      <w:r>
+        <w:rPr>
+          <w:lang w:val="en-US"/>
+        </w:rPr>
+        <w:t>cele</w:t>
+      </w:r>
+      <w:proofErr w:type="spellEnd"/>
+      <w:r>
+        <w:rPr>
+          <w:lang w:val="en-US"/>
+        </w:rPr>
+        <w:t xml:space="preserve"> </w:t>
+      </w:r>
+      <w:proofErr w:type="spellStart"/>
+      <w:r>
+        <w:rPr>
+          <w:lang w:val="en-US"/>
+        </w:rPr>
+        <w:t>pe</w:t>
+      </w:r>
+      <w:proofErr w:type="spellEnd"/>
+      <w:r>
+        <w:rPr>
+          <w:lang w:val="en-US"/>
+        </w:rPr>
+        <w:t xml:space="preserve"> care le </w:t>
+      </w:r>
+      <w:proofErr w:type="spellStart"/>
+      <w:r>
+        <w:rPr>
+          <w:lang w:val="en-US"/>
+        </w:rPr>
+        <w:t>putem</w:t>
+      </w:r>
+      <w:proofErr w:type="spellEnd"/>
+      <w:r>
+        <w:rPr>
+          <w:lang w:val="en-US"/>
+        </w:rPr>
+        <w:t xml:space="preserve"> </w:t>
+      </w:r>
+      <w:proofErr w:type="spellStart"/>
+      <w:r>
+        <w:rPr>
+          <w:lang w:val="en-US"/>
+        </w:rPr>
+        <w:t>cumpăra</w:t>
+      </w:r>
+      <w:proofErr w:type="spellEnd"/>
+      <w:r>
+        <w:rPr>
+          <w:lang w:val="en-US"/>
+        </w:rPr>
+        <w:t xml:space="preserve"> </w:t>
+      </w:r>
+      <w:proofErr w:type="spellStart"/>
+      <w:r>
+        <w:rPr>
+          <w:lang w:val="en-US"/>
+        </w:rPr>
+        <w:t>și</w:t>
+      </w:r>
+      <w:proofErr w:type="spellEnd"/>
+      <w:r>
+        <w:rPr>
+          <w:lang w:val="en-US"/>
+        </w:rPr>
+        <w:t xml:space="preserve"> </w:t>
+      </w:r>
+      <w:proofErr w:type="spellStart"/>
+      <w:r>
+        <w:rPr>
+          <w:lang w:val="en-US"/>
+        </w:rPr>
+        <w:t>prețul</w:t>
+      </w:r>
+      <w:proofErr w:type="spellEnd"/>
+      <w:r>
+        <w:rPr>
+          <w:lang w:val="en-US"/>
+        </w:rPr>
+        <w:t xml:space="preserve"> </w:t>
+      </w:r>
+      <w:proofErr w:type="spellStart"/>
+      <w:r>
+        <w:rPr>
+          <w:lang w:val="en-US"/>
+        </w:rPr>
+        <w:t>lor</w:t>
+      </w:r>
+      <w:proofErr w:type="spellEnd"/>
+      <w:r>
+        <w:rPr>
+          <w:lang w:val="en-US"/>
+        </w:rPr>
+        <w:t xml:space="preserve">. </w:t>
+      </w:r>
+      <w:proofErr w:type="spellStart"/>
+      <w:r>
+        <w:t>Banii</w:t>
+      </w:r>
+      <w:proofErr w:type="spellEnd"/>
+      <w:r>
+        <w:t xml:space="preserve"> </w:t>
+      </w:r>
+      <w:proofErr w:type="spellStart"/>
+      <w:r>
+        <w:t>în</w:t>
+      </w:r>
+      <w:proofErr w:type="spellEnd"/>
+      <w:r>
+        <w:t xml:space="preserve"> </w:t>
+      </w:r>
+      <w:proofErr w:type="spellStart"/>
+      <w:r>
+        <w:t>joc</w:t>
+      </w:r>
+      <w:proofErr w:type="spellEnd"/>
+      <w:r>
+        <w:t xml:space="preserve"> </w:t>
+      </w:r>
+      <w:proofErr w:type="spellStart"/>
+      <w:r>
+        <w:t>coincid</w:t>
+      </w:r>
+      <w:proofErr w:type="spellEnd"/>
+      <w:r>
+        <w:t xml:space="preserve"> cu scorul total acumulat.</w:t>
+      </w:r>
+    </w:p>
+    <w:p>
       <w:r>
         <w:rPr>
           <w:noProof/>
-          <w:lang w:val="ro-MD"/>
+          <w:lang w:val="en-US"/>
         </w:rPr>
         <w:drawing>
-          <wp:inline distT="0" distB="0" distL="0" distR="0" wp14:anchorId="0CB05FAA" wp14:editId="6552B7E0">
-            <wp:extent cx="6152515" cy="1834515"/>
+          <wp:inline distT="0" distB="0" distL="0" distR="0" wp14:anchorId="1F2F633E" wp14:editId="77FF0003">
+            <wp:extent cx="6152515" cy="4770755"/>
             <wp:effectExtent l="0" t="0" r="635" b="0"/>
-            <wp:docPr id="14" name="Рисунок 14"/>
+            <wp:docPr id="13" name="Рисунок 13"/>
             <wp:cNvGraphicFramePr>
               <a:graphicFrameLocks xmlns:a="http://schemas.openxmlformats.org/drawingml/2006/main" noChangeAspect="1"/>
             </wp:cNvGraphicFramePr>
@@ -1664,7 +3591,7 @@
                   <pic:spPr>
                     <a:xfrm>
                       <a:off x="0" y="0"/>
-                      <a:ext cx="6152515" cy="1834515"/>
+                      <a:ext cx="6152515" cy="4770755"/>
                     </a:xfrm>
                     <a:prstGeom prst="rect">
                       <a:avLst/>
@@ -1678,35 +3605,16 @@
       </w:r>
     </w:p>
     <w:p>
-      <w:pPr>
-        <w:rPr>
-          <w:lang w:val="ro-MD"/>
-        </w:rPr>
-      </w:pPr>
-      <w:r>
-        <w:rPr>
-          <w:lang w:val="ro-MD"/>
-        </w:rPr>
-        <w:t xml:space="preserve">Încărcarea tuturor skinurilor se face la pornirea aplicației, în clasa Main. </w:t>
-      </w:r>
-    </w:p>
-    <w:p>
-      <w:pPr>
-        <w:rPr>
-          <w:lang w:val="ro-MD"/>
-        </w:rPr>
-      </w:pPr>
       <w:r>
         <w:rPr>
           <w:noProof/>
-          <w:lang w:val="ro-MD"/>
-        </w:rPr>
-        <w:lastRenderedPageBreak/>
+          <w:lang w:val="en-US"/>
+        </w:rPr>
         <w:drawing>
-          <wp:inline distT="0" distB="0" distL="0" distR="0" wp14:anchorId="3164F247" wp14:editId="08AF68D6">
-            <wp:extent cx="6152515" cy="3561080"/>
-            <wp:effectExtent l="0" t="0" r="635" b="1270"/>
-            <wp:docPr id="15" name="Рисунок 15"/>
+          <wp:inline distT="0" distB="0" distL="0" distR="0" wp14:anchorId="0CB05FAA" wp14:editId="6552B7E0">
+            <wp:extent cx="6152515" cy="1834515"/>
+            <wp:effectExtent l="0" t="0" r="635" b="0"/>
+            <wp:docPr id="14" name="Рисунок 14"/>
             <wp:cNvGraphicFramePr>
               <a:graphicFrameLocks xmlns:a="http://schemas.openxmlformats.org/drawingml/2006/main" noChangeAspect="1"/>
             </wp:cNvGraphicFramePr>
@@ -1726,7 +3634,7 @@
                   <pic:spPr>
                     <a:xfrm>
                       <a:off x="0" y="0"/>
-                      <a:ext cx="6152515" cy="3561080"/>
+                      <a:ext cx="6152515" cy="1834515"/>
                     </a:xfrm>
                     <a:prstGeom prst="rect">
                       <a:avLst/>
@@ -1742,38 +3650,120 @@
     <w:p>
       <w:pPr>
         <w:rPr>
-          <w:lang w:val="ro-MD"/>
-        </w:rPr>
-      </w:pPr>
-      <w:r>
-        <w:rPr>
-          <w:lang w:val="ro-MD"/>
-        </w:rPr>
-        <w:t>P</w:t>
-      </w:r>
-      <w:r>
-        <w:rPr>
-          <w:lang w:val="ro-MD"/>
-        </w:rPr>
-        <w:t>entru a schimba scenele folosim bibliotecile</w:t>
+          <w:lang w:val="en-US"/>
+        </w:rPr>
+      </w:pPr>
+      <w:proofErr w:type="spellStart"/>
+      <w:r>
+        <w:rPr>
+          <w:lang w:val="en-US"/>
+        </w:rPr>
+        <w:t>Încărcarea</w:t>
+      </w:r>
+      <w:proofErr w:type="spellEnd"/>
+      <w:r>
+        <w:rPr>
+          <w:lang w:val="en-US"/>
+        </w:rPr>
+        <w:t xml:space="preserve"> </w:t>
+      </w:r>
+      <w:proofErr w:type="spellStart"/>
+      <w:r>
+        <w:rPr>
+          <w:lang w:val="en-US"/>
+        </w:rPr>
+        <w:t>tuturor</w:t>
+      </w:r>
+      <w:proofErr w:type="spellEnd"/>
+      <w:r>
+        <w:rPr>
+          <w:lang w:val="en-US"/>
+        </w:rPr>
+        <w:t xml:space="preserve"> </w:t>
+      </w:r>
+      <w:proofErr w:type="spellStart"/>
+      <w:r>
+        <w:rPr>
+          <w:lang w:val="en-US"/>
+        </w:rPr>
+        <w:t>skinurilor</w:t>
+      </w:r>
+      <w:proofErr w:type="spellEnd"/>
+      <w:r>
+        <w:rPr>
+          <w:lang w:val="en-US"/>
+        </w:rPr>
+        <w:t xml:space="preserve"> se face la </w:t>
+      </w:r>
+      <w:proofErr w:type="spellStart"/>
+      <w:r>
+        <w:rPr>
+          <w:lang w:val="en-US"/>
+        </w:rPr>
+        <w:t>pornirea</w:t>
+      </w:r>
+      <w:proofErr w:type="spellEnd"/>
+      <w:r>
+        <w:rPr>
+          <w:lang w:val="en-US"/>
+        </w:rPr>
+        <w:t xml:space="preserve"> </w:t>
+      </w:r>
+      <w:proofErr w:type="spellStart"/>
+      <w:r>
+        <w:rPr>
+          <w:lang w:val="en-US"/>
+        </w:rPr>
+        <w:t>aplicației</w:t>
+      </w:r>
+      <w:proofErr w:type="spellEnd"/>
+      <w:r>
+        <w:rPr>
+          <w:lang w:val="en-US"/>
+        </w:rPr>
+        <w:t xml:space="preserve">, </w:t>
+      </w:r>
+      <w:proofErr w:type="spellStart"/>
+      <w:r>
+        <w:rPr>
+          <w:lang w:val="en-US"/>
+        </w:rPr>
+        <w:t>în</w:t>
+      </w:r>
+      <w:proofErr w:type="spellEnd"/>
+      <w:r>
+        <w:rPr>
+          <w:lang w:val="en-US"/>
+        </w:rPr>
+        <w:t xml:space="preserve"> </w:t>
+      </w:r>
+      <w:proofErr w:type="spellStart"/>
+      <w:r>
+        <w:rPr>
+          <w:lang w:val="en-US"/>
+        </w:rPr>
+        <w:t>clasa</w:t>
+      </w:r>
+      <w:proofErr w:type="spellEnd"/>
+      <w:r>
+        <w:rPr>
+          <w:lang w:val="en-US"/>
+        </w:rPr>
+        <w:t xml:space="preserve"> Main. </w:t>
       </w:r>
     </w:p>
     <w:p>
-      <w:pPr>
-        <w:rPr>
-          <w:lang w:val="ro-MD"/>
-        </w:rPr>
-      </w:pPr>
       <w:r>
         <w:rPr>
           <w:noProof/>
-          <w:lang w:val="ro-MD"/>
-        </w:rPr>
+          <w:lang w:val="en-US"/>
+        </w:rPr>
+        <w:lastRenderedPageBreak/>
         <w:drawing>
-          <wp:inline distT="0" distB="0" distL="0" distR="0" wp14:anchorId="4C558174" wp14:editId="07542353">
-            <wp:extent cx="2487706" cy="509946"/>
-            <wp:effectExtent l="0" t="0" r="8255" b="4445"/>
-            <wp:docPr id="17" name="Рисунок 17"/>
+          <wp:inline distT="0" distB="0" distL="0" distR="0" wp14:anchorId="3164F247" wp14:editId="08AF68D6">
+            <wp:extent cx="6152515" cy="3561080"/>
+            <wp:effectExtent l="0" t="0" r="635" b="1270"/>
+            <wp:docPr id="15" name="Рисунок 15"/>
             <wp:cNvGraphicFramePr>
               <a:graphicFrameLocks xmlns:a="http://schemas.openxmlformats.org/drawingml/2006/main" noChangeAspect="1"/>
             </wp:cNvGraphicFramePr>
@@ -1793,7 +3783,7 @@
                   <pic:spPr>
                     <a:xfrm>
                       <a:off x="0" y="0"/>
-                      <a:ext cx="2485218" cy="509436"/>
+                      <a:ext cx="6152515" cy="3561080"/>
                     </a:xfrm>
                     <a:prstGeom prst="rect">
                       <a:avLst/>
@@ -1809,26 +3799,91 @@
     <w:p>
       <w:pPr>
         <w:rPr>
-          <w:lang w:val="ro-MD"/>
-        </w:rPr>
-      </w:pPr>
+          <w:lang w:val="en-US"/>
+        </w:rPr>
+      </w:pPr>
+      <w:proofErr w:type="spellStart"/>
+      <w:r>
+        <w:rPr>
+          <w:lang w:val="en-US"/>
+        </w:rPr>
+        <w:t>P</w:t>
+      </w:r>
+      <w:r>
+        <w:rPr>
+          <w:lang w:val="en-US"/>
+        </w:rPr>
+        <w:t>entru</w:t>
+      </w:r>
+      <w:proofErr w:type="spellEnd"/>
+      <w:r>
+        <w:rPr>
+          <w:lang w:val="en-US"/>
+        </w:rPr>
+        <w:t xml:space="preserve"> a </w:t>
+      </w:r>
+      <w:proofErr w:type="spellStart"/>
+      <w:r>
+        <w:rPr>
+          <w:lang w:val="en-US"/>
+        </w:rPr>
+        <w:t>schimba</w:t>
+      </w:r>
+      <w:proofErr w:type="spellEnd"/>
+      <w:r>
+        <w:rPr>
+          <w:lang w:val="en-US"/>
+        </w:rPr>
+        <w:t xml:space="preserve"> </w:t>
+      </w:r>
+      <w:proofErr w:type="spellStart"/>
+      <w:r>
+        <w:rPr>
+          <w:lang w:val="en-US"/>
+        </w:rPr>
+        <w:t>scenele</w:t>
+      </w:r>
+      <w:proofErr w:type="spellEnd"/>
+      <w:r>
+        <w:rPr>
+          <w:lang w:val="en-US"/>
+        </w:rPr>
+        <w:t xml:space="preserve"> </w:t>
+      </w:r>
+      <w:proofErr w:type="spellStart"/>
+      <w:r>
+        <w:rPr>
+          <w:lang w:val="en-US"/>
+        </w:rPr>
+        <w:t>folosim</w:t>
+      </w:r>
+      <w:proofErr w:type="spellEnd"/>
+      <w:r>
+        <w:rPr>
+          <w:lang w:val="en-US"/>
+        </w:rPr>
+        <w:t xml:space="preserve"> </w:t>
+      </w:r>
+      <w:proofErr w:type="spellStart"/>
+      <w:r>
+        <w:rPr>
+          <w:lang w:val="en-US"/>
+        </w:rPr>
+        <w:t>bibliotecile</w:t>
+      </w:r>
+      <w:proofErr w:type="spellEnd"/>
     </w:p>
     <w:p>
-      <w:pPr>
-        <w:rPr>
-          <w:lang w:val="ro-MD"/>
-        </w:rPr>
-      </w:pPr>
       <w:r>
         <w:rPr>
           <w:noProof/>
-          <w:lang w:val="ro-MD"/>
+          <w:lang w:val="en-US"/>
         </w:rPr>
         <w:drawing>
-          <wp:inline distT="0" distB="0" distL="0" distR="0" wp14:anchorId="41DBD502" wp14:editId="29878DDC">
-            <wp:extent cx="6152515" cy="1732915"/>
-            <wp:effectExtent l="0" t="0" r="635" b="635"/>
-            <wp:docPr id="16" name="Рисунок 16"/>
+          <wp:inline distT="0" distB="0" distL="0" distR="0" wp14:anchorId="4C558174" wp14:editId="07542353">
+            <wp:extent cx="2487706" cy="509946"/>
+            <wp:effectExtent l="0" t="0" r="8255" b="4445"/>
+            <wp:docPr id="17" name="Рисунок 17"/>
             <wp:cNvGraphicFramePr>
               <a:graphicFrameLocks xmlns:a="http://schemas.openxmlformats.org/drawingml/2006/main" noChangeAspect="1"/>
             </wp:cNvGraphicFramePr>
@@ -1848,7 +3903,7 @@
                   <pic:spPr>
                     <a:xfrm>
                       <a:off x="0" y="0"/>
-                      <a:ext cx="6152515" cy="1732915"/>
+                      <a:ext cx="2485218" cy="509436"/>
                     </a:xfrm>
                     <a:prstGeom prst="rect">
                       <a:avLst/>
@@ -1861,226 +3916,18 @@
         </w:drawing>
       </w:r>
     </w:p>
+    <w:p/>
     <w:p>
-      <w:pPr>
-        <w:rPr>
-          <w:lang w:val="ro-MD"/>
-        </w:rPr>
-      </w:pPr>
-      <w:r>
-        <w:rPr>
-          <w:lang w:val="ro-MD"/>
-        </w:rPr>
-        <w:br w:type="page"/>
-      </w:r>
-    </w:p>
-    <w:p>
-      <w:pPr>
-        <w:pStyle w:val="Heading1"/>
-        <w:jc w:val="center"/>
-        <w:rPr>
-          <w:lang w:val="ro-MD"/>
-        </w:rPr>
-      </w:pPr>
-      <w:bookmarkStart w:id="1" w:name="_Toc211938233"/>
-      <w:r>
-        <w:rPr>
-          <w:lang w:val="ro-MD"/>
-        </w:rPr>
-        <w:lastRenderedPageBreak/>
-        <w:t>Jocul</w:t>
-      </w:r>
-      <w:bookmarkEnd w:id="1"/>
-    </w:p>
-    <w:p>
-      <w:pPr>
-        <w:ind w:left="720"/>
-        <w:rPr>
-          <w:lang w:val="ro-MD"/>
-        </w:rPr>
-      </w:pPr>
-    </w:p>
-    <w:p>
-      <w:pPr>
-        <w:rPr>
-          <w:lang w:val="ro-MD"/>
-        </w:rPr>
-      </w:pPr>
-      <w:r>
-        <w:rPr>
-          <w:lang w:val="ro-MD"/>
-        </w:rPr>
-        <w:t xml:space="preserve">În primul rând, pentru joc a fost necesar să creăm logica. </w:t>
-      </w:r>
-    </w:p>
-    <w:p>
-      <w:pPr>
-        <w:rPr>
-          <w:lang w:val="en-US"/>
-        </w:rPr>
-      </w:pPr>
-      <w:r>
-        <w:rPr>
-          <w:lang w:val="ro-MD"/>
-        </w:rPr>
-        <w:t>Necesități</w:t>
-      </w:r>
-      <w:r>
-        <w:rPr>
-          <w:lang w:val="en-US"/>
-        </w:rPr>
-        <w:t>:</w:t>
-      </w:r>
-    </w:p>
-    <w:p>
-      <w:pPr>
-        <w:pStyle w:val="ListParagraph"/>
-        <w:numPr>
-          <w:ilvl w:val="0"/>
-          <w:numId w:val="5"/>
-        </w:numPr>
-        <w:rPr>
-          <w:lang w:val="ro-MD"/>
-        </w:rPr>
-      </w:pPr>
-      <w:r>
-        <w:rPr>
-          <w:lang w:val="ro-MD"/>
-        </w:rPr>
-        <w:t>Limitele în care s</w:t>
-      </w:r>
-      <w:r>
-        <w:rPr>
-          <w:lang w:val="ro-MD"/>
-        </w:rPr>
-        <w:t>e poate mișca șarpele</w:t>
-      </w:r>
-    </w:p>
-    <w:p>
-      <w:pPr>
-        <w:pStyle w:val="ListParagraph"/>
-        <w:numPr>
-          <w:ilvl w:val="0"/>
-          <w:numId w:val="5"/>
-        </w:numPr>
-        <w:rPr>
-          <w:lang w:val="ro-MD"/>
-        </w:rPr>
-      </w:pPr>
-      <w:r>
-        <w:rPr>
-          <w:lang w:val="ro-MD"/>
-        </w:rPr>
-        <w:t>Poziția fiecărei celule a șarpelui</w:t>
-      </w:r>
-    </w:p>
-    <w:p>
-      <w:pPr>
-        <w:pStyle w:val="ListParagraph"/>
-        <w:numPr>
-          <w:ilvl w:val="0"/>
-          <w:numId w:val="5"/>
-        </w:numPr>
-        <w:rPr>
-          <w:lang w:val="ro-MD"/>
-        </w:rPr>
-      </w:pPr>
-      <w:r>
-        <w:rPr>
-          <w:lang w:val="ro-MD"/>
-        </w:rPr>
-        <w:t xml:space="preserve">Fiecare celulă trebuie să </w:t>
-      </w:r>
-      <w:r>
-        <w:rPr>
-          <w:lang w:val="ro-MD"/>
-        </w:rPr>
-        <w:t>fie reținută de pe ce poziție vine și pe ce poziție va pleca</w:t>
-      </w:r>
-    </w:p>
-    <w:p>
-      <w:pPr>
-        <w:pStyle w:val="ListParagraph"/>
-        <w:numPr>
-          <w:ilvl w:val="0"/>
-          <w:numId w:val="5"/>
-        </w:numPr>
-        <w:rPr>
-          <w:lang w:val="ro-MD"/>
-        </w:rPr>
-      </w:pPr>
-      <w:r>
-        <w:rPr>
-          <w:lang w:val="ro-MD"/>
-        </w:rPr>
-        <w:t>Poziția capului</w:t>
-      </w:r>
-    </w:p>
-    <w:p>
-      <w:pPr>
-        <w:pStyle w:val="ListParagraph"/>
-        <w:numPr>
-          <w:ilvl w:val="0"/>
-          <w:numId w:val="5"/>
-        </w:numPr>
-        <w:rPr>
-          <w:lang w:val="ro-MD"/>
-        </w:rPr>
-      </w:pPr>
-      <w:r>
-        <w:rPr>
-          <w:lang w:val="ro-MD"/>
-        </w:rPr>
-        <w:t>Poziția mărului sau a altui obiect ce va mânca șarpele</w:t>
-      </w:r>
-    </w:p>
-    <w:p>
-      <w:pPr>
-        <w:pStyle w:val="ListParagraph"/>
-        <w:numPr>
-          <w:ilvl w:val="0"/>
-          <w:numId w:val="5"/>
-        </w:numPr>
-        <w:rPr>
-          <w:lang w:val="ro-MD"/>
-        </w:rPr>
-      </w:pPr>
-      <w:r>
-        <w:rPr>
-          <w:lang w:val="ro-MD"/>
-        </w:rPr>
-        <w:t>Un interval de timp în care se vor realiza calculul și modificările</w:t>
-      </w:r>
-    </w:p>
-    <w:p>
-      <w:pPr>
-        <w:rPr>
-          <w:lang w:val="ro-MD"/>
-        </w:rPr>
-      </w:pPr>
-      <w:r>
-        <w:rPr>
-          <w:lang w:val="ro-MD"/>
-        </w:rPr>
-        <w:t>Pentru a putea satisface aceste necesități am creat o matrice ce va reprezenta marimea suprafetei pe care poate sa meargă șarpele.</w:t>
-      </w:r>
-    </w:p>
-    <w:p>
-      <w:pPr>
-        <w:rPr>
-          <w:lang w:val="ro-MD"/>
-        </w:rPr>
-      </w:pPr>
       <w:r>
         <w:rPr>
           <w:noProof/>
-          <w:lang w:val="ro-MD"/>
+          <w:lang w:val="en-US"/>
         </w:rPr>
         <w:drawing>
-          <wp:inline distT="0" distB="0" distL="0" distR="0" wp14:anchorId="505A0C7C" wp14:editId="299DC98A">
-            <wp:extent cx="2709583" cy="241577"/>
-            <wp:effectExtent l="0" t="0" r="0" b="6350"/>
-            <wp:docPr id="18" name="Рисунок 18"/>
+          <wp:inline distT="0" distB="0" distL="0" distR="0" wp14:anchorId="41DBD502" wp14:editId="29878DDC">
+            <wp:extent cx="6152515" cy="1732915"/>
+            <wp:effectExtent l="0" t="0" r="635" b="635"/>
+            <wp:docPr id="16" name="Рисунок 16"/>
             <wp:cNvGraphicFramePr>
               <a:graphicFrameLocks xmlns:a="http://schemas.openxmlformats.org/drawingml/2006/main" noChangeAspect="1"/>
             </wp:cNvGraphicFramePr>
@@ -2100,7 +3947,7 @@
                   <pic:spPr>
                     <a:xfrm>
                       <a:off x="0" y="0"/>
-                      <a:ext cx="2709577" cy="241576"/>
+                      <a:ext cx="6152515" cy="1732915"/>
                     </a:xfrm>
                     <a:prstGeom prst="rect">
                       <a:avLst/>
@@ -2114,65 +3961,1050 @@
       </w:r>
     </w:p>
     <w:p>
-      <w:pPr>
-        <w:rPr>
-          <w:lang w:val="ro-MD"/>
-        </w:rPr>
-      </w:pPr>
-      <w:r>
-        <w:rPr>
-          <w:lang w:val="ro-MD"/>
-        </w:rPr>
-        <w:t>În această matrice voi nota cu 1 celulele șarpelui, iar cu 2 obiectul ce poate fi mâncat. Toate obiectele ce vor conține poziția în matrice a unui obiect o să fie de tipul Point2D din biblioteca javafx.geometry.Point2D.</w:t>
-      </w:r>
-      <w:r>
-        <w:rPr>
-          <w:lang w:val="ro-MD"/>
-        </w:rPr>
-        <w:t xml:space="preserve"> La acestea se referă poziția capului și a mărului.</w:t>
+      <w:r>
+        <w:br w:type="page"/>
       </w:r>
     </w:p>
     <w:p>
       <w:pPr>
-        <w:rPr>
-          <w:lang w:val="ro-MD"/>
-        </w:rPr>
-      </w:pPr>
-      <w:r>
-        <w:rPr>
-          <w:lang w:val="ro-MD"/>
-        </w:rPr>
-        <w:t xml:space="preserve">Pentru a memora celulele vecine a fiecărei celule a șarpelui o să creez 2 clase java noi de tipul ArrayList a bibliotecii </w:t>
-      </w:r>
-      <w:r>
-        <w:rPr>
-          <w:lang w:val="ro-MD"/>
-        </w:rPr>
-        <w:t>java.util.ArrayList</w:t>
-      </w:r>
-      <w:r>
-        <w:rPr>
-          <w:lang w:val="ro-MD"/>
-        </w:rPr>
-        <w:t>, iar pozițiile din nou o să le salvez ca Point2D.</w:t>
-      </w:r>
+        <w:pStyle w:val="1"/>
+        <w:jc w:val="center"/>
+        <w:rPr>
+          <w:lang w:val="en-US"/>
+        </w:rPr>
+      </w:pPr>
+      <w:bookmarkStart w:id="2" w:name="_Toc211938233"/>
+      <w:proofErr w:type="spellStart"/>
+      <w:r>
+        <w:rPr>
+          <w:lang w:val="en-US"/>
+        </w:rPr>
+        <w:lastRenderedPageBreak/>
+        <w:t>Jocul</w:t>
+      </w:r>
+      <w:bookmarkEnd w:id="2"/>
+      <w:proofErr w:type="spellEnd"/>
     </w:p>
     <w:p>
       <w:pPr>
-        <w:rPr>
-          <w:lang w:val="ro-MD"/>
-        </w:rPr>
-      </w:pPr>
+        <w:ind w:left="720"/>
+        <w:rPr>
+          <w:lang w:val="en-US"/>
+        </w:rPr>
+      </w:pPr>
+    </w:p>
+    <w:p>
+      <w:pPr>
+        <w:rPr>
+          <w:lang w:val="en-US"/>
+        </w:rPr>
+      </w:pPr>
+      <w:proofErr w:type="spellStart"/>
+      <w:r>
+        <w:rPr>
+          <w:lang w:val="en-US"/>
+        </w:rPr>
+        <w:t>În</w:t>
+      </w:r>
+      <w:proofErr w:type="spellEnd"/>
+      <w:r>
+        <w:rPr>
+          <w:lang w:val="en-US"/>
+        </w:rPr>
+        <w:t xml:space="preserve"> </w:t>
+      </w:r>
+      <w:proofErr w:type="spellStart"/>
+      <w:r>
+        <w:rPr>
+          <w:lang w:val="en-US"/>
+        </w:rPr>
+        <w:t>primul</w:t>
+      </w:r>
+      <w:proofErr w:type="spellEnd"/>
+      <w:r>
+        <w:rPr>
+          <w:lang w:val="en-US"/>
+        </w:rPr>
+        <w:t xml:space="preserve"> </w:t>
+      </w:r>
+      <w:proofErr w:type="spellStart"/>
+      <w:r>
+        <w:rPr>
+          <w:lang w:val="en-US"/>
+        </w:rPr>
+        <w:t>rând</w:t>
+      </w:r>
+      <w:proofErr w:type="spellEnd"/>
+      <w:r>
+        <w:rPr>
+          <w:lang w:val="en-US"/>
+        </w:rPr>
+        <w:t xml:space="preserve">, </w:t>
+      </w:r>
+      <w:proofErr w:type="spellStart"/>
+      <w:r>
+        <w:rPr>
+          <w:lang w:val="en-US"/>
+        </w:rPr>
+        <w:t>pentru</w:t>
+      </w:r>
+      <w:proofErr w:type="spellEnd"/>
+      <w:r>
+        <w:rPr>
+          <w:lang w:val="en-US"/>
+        </w:rPr>
+        <w:t xml:space="preserve"> </w:t>
+      </w:r>
+      <w:proofErr w:type="spellStart"/>
+      <w:r>
+        <w:rPr>
+          <w:lang w:val="en-US"/>
+        </w:rPr>
+        <w:t>joc</w:t>
+      </w:r>
+      <w:proofErr w:type="spellEnd"/>
+      <w:r>
+        <w:rPr>
+          <w:lang w:val="en-US"/>
+        </w:rPr>
+        <w:t xml:space="preserve"> a </w:t>
+      </w:r>
+      <w:proofErr w:type="spellStart"/>
+      <w:r>
+        <w:rPr>
+          <w:lang w:val="en-US"/>
+        </w:rPr>
+        <w:t>fost</w:t>
+      </w:r>
+      <w:proofErr w:type="spellEnd"/>
+      <w:r>
+        <w:rPr>
+          <w:lang w:val="en-US"/>
+        </w:rPr>
+        <w:t xml:space="preserve"> </w:t>
+      </w:r>
+      <w:proofErr w:type="spellStart"/>
+      <w:r>
+        <w:rPr>
+          <w:lang w:val="en-US"/>
+        </w:rPr>
+        <w:t>necesar</w:t>
+      </w:r>
+      <w:proofErr w:type="spellEnd"/>
+      <w:r>
+        <w:rPr>
+          <w:lang w:val="en-US"/>
+        </w:rPr>
+        <w:t xml:space="preserve"> </w:t>
+      </w:r>
+      <w:proofErr w:type="spellStart"/>
+      <w:proofErr w:type="gramStart"/>
+      <w:r>
+        <w:rPr>
+          <w:lang w:val="en-US"/>
+        </w:rPr>
+        <w:t>să</w:t>
+      </w:r>
+      <w:proofErr w:type="spellEnd"/>
+      <w:proofErr w:type="gramEnd"/>
+      <w:r>
+        <w:rPr>
+          <w:lang w:val="en-US"/>
+        </w:rPr>
+        <w:t xml:space="preserve"> </w:t>
+      </w:r>
+      <w:proofErr w:type="spellStart"/>
+      <w:r>
+        <w:rPr>
+          <w:lang w:val="en-US"/>
+        </w:rPr>
+        <w:t>creăm</w:t>
+      </w:r>
+      <w:proofErr w:type="spellEnd"/>
+      <w:r>
+        <w:rPr>
+          <w:lang w:val="en-US"/>
+        </w:rPr>
+        <w:t xml:space="preserve"> </w:t>
+      </w:r>
+      <w:proofErr w:type="spellStart"/>
+      <w:r>
+        <w:rPr>
+          <w:lang w:val="en-US"/>
+        </w:rPr>
+        <w:t>logica</w:t>
+      </w:r>
+      <w:proofErr w:type="spellEnd"/>
+      <w:r>
+        <w:rPr>
+          <w:lang w:val="en-US"/>
+        </w:rPr>
+        <w:t xml:space="preserve">. </w:t>
+      </w:r>
+    </w:p>
+    <w:p>
+      <w:pPr>
+        <w:rPr>
+          <w:lang w:val="en-US"/>
+        </w:rPr>
+      </w:pPr>
+      <w:proofErr w:type="spellStart"/>
+      <w:r>
+        <w:t>Necesități</w:t>
+      </w:r>
+      <w:proofErr w:type="spellEnd"/>
+      <w:r>
+        <w:rPr>
+          <w:lang w:val="en-US"/>
+        </w:rPr>
+        <w:t>:</w:t>
+      </w:r>
+    </w:p>
+    <w:p>
+      <w:pPr>
+        <w:pStyle w:val="a6"/>
+        <w:numPr>
+          <w:ilvl w:val="0"/>
+          <w:numId w:val="5"/>
+        </w:numPr>
+        <w:rPr>
+          <w:lang w:val="en-US"/>
+        </w:rPr>
+      </w:pPr>
+      <w:proofErr w:type="spellStart"/>
+      <w:r>
+        <w:rPr>
+          <w:lang w:val="en-US"/>
+        </w:rPr>
+        <w:t>Limitele</w:t>
+      </w:r>
+      <w:proofErr w:type="spellEnd"/>
+      <w:r>
+        <w:rPr>
+          <w:lang w:val="en-US"/>
+        </w:rPr>
+        <w:t xml:space="preserve"> </w:t>
+      </w:r>
+      <w:proofErr w:type="spellStart"/>
+      <w:r>
+        <w:rPr>
+          <w:lang w:val="en-US"/>
+        </w:rPr>
+        <w:t>în</w:t>
+      </w:r>
+      <w:proofErr w:type="spellEnd"/>
+      <w:r>
+        <w:rPr>
+          <w:lang w:val="en-US"/>
+        </w:rPr>
+        <w:t xml:space="preserve"> care s</w:t>
+      </w:r>
+      <w:r>
+        <w:rPr>
+          <w:lang w:val="en-US"/>
+        </w:rPr>
+        <w:t xml:space="preserve">e </w:t>
+      </w:r>
+      <w:proofErr w:type="spellStart"/>
+      <w:r>
+        <w:rPr>
+          <w:lang w:val="en-US"/>
+        </w:rPr>
+        <w:t>poate</w:t>
+      </w:r>
+      <w:proofErr w:type="spellEnd"/>
+      <w:r>
+        <w:rPr>
+          <w:lang w:val="en-US"/>
+        </w:rPr>
+        <w:t xml:space="preserve"> </w:t>
+      </w:r>
+      <w:proofErr w:type="spellStart"/>
+      <w:r>
+        <w:rPr>
+          <w:lang w:val="en-US"/>
+        </w:rPr>
+        <w:t>mișca</w:t>
+      </w:r>
+      <w:proofErr w:type="spellEnd"/>
+      <w:r>
+        <w:rPr>
+          <w:lang w:val="en-US"/>
+        </w:rPr>
+        <w:t xml:space="preserve"> </w:t>
+      </w:r>
+      <w:proofErr w:type="spellStart"/>
+      <w:r>
+        <w:rPr>
+          <w:lang w:val="en-US"/>
+        </w:rPr>
+        <w:t>șarpele</w:t>
+      </w:r>
+      <w:proofErr w:type="spellEnd"/>
+    </w:p>
+    <w:p>
+      <w:pPr>
+        <w:pStyle w:val="a6"/>
+        <w:numPr>
+          <w:ilvl w:val="0"/>
+          <w:numId w:val="5"/>
+        </w:numPr>
+      </w:pPr>
+      <w:proofErr w:type="spellStart"/>
+      <w:r>
+        <w:t>Poziția</w:t>
+      </w:r>
+      <w:proofErr w:type="spellEnd"/>
+      <w:r>
+        <w:t xml:space="preserve"> </w:t>
+      </w:r>
+      <w:proofErr w:type="spellStart"/>
+      <w:r>
+        <w:t>fiecărei</w:t>
+      </w:r>
+      <w:proofErr w:type="spellEnd"/>
+      <w:r>
+        <w:t xml:space="preserve"> </w:t>
+      </w:r>
+      <w:proofErr w:type="spellStart"/>
+      <w:r>
+        <w:t>celule</w:t>
+      </w:r>
+      <w:proofErr w:type="spellEnd"/>
+      <w:r>
+        <w:t xml:space="preserve"> a șarpelui</w:t>
+      </w:r>
+    </w:p>
+    <w:p>
+      <w:pPr>
+        <w:pStyle w:val="a6"/>
+        <w:numPr>
+          <w:ilvl w:val="0"/>
+          <w:numId w:val="5"/>
+        </w:numPr>
+        <w:rPr>
+          <w:lang w:val="en-US"/>
+        </w:rPr>
+      </w:pPr>
+      <w:proofErr w:type="spellStart"/>
+      <w:r>
+        <w:rPr>
+          <w:lang w:val="en-US"/>
+        </w:rPr>
+        <w:t>Fiecare</w:t>
+      </w:r>
+      <w:proofErr w:type="spellEnd"/>
+      <w:r>
+        <w:rPr>
+          <w:lang w:val="en-US"/>
+        </w:rPr>
+        <w:t xml:space="preserve"> </w:t>
+      </w:r>
+      <w:proofErr w:type="spellStart"/>
+      <w:r>
+        <w:rPr>
+          <w:lang w:val="en-US"/>
+        </w:rPr>
+        <w:t>celulă</w:t>
+      </w:r>
+      <w:proofErr w:type="spellEnd"/>
+      <w:r>
+        <w:rPr>
+          <w:lang w:val="en-US"/>
+        </w:rPr>
+        <w:t xml:space="preserve"> </w:t>
+      </w:r>
+      <w:proofErr w:type="spellStart"/>
+      <w:r>
+        <w:rPr>
+          <w:lang w:val="en-US"/>
+        </w:rPr>
+        <w:t>trebuie</w:t>
+      </w:r>
+      <w:proofErr w:type="spellEnd"/>
+      <w:r>
+        <w:rPr>
+          <w:lang w:val="en-US"/>
+        </w:rPr>
+        <w:t xml:space="preserve"> </w:t>
+      </w:r>
+      <w:proofErr w:type="spellStart"/>
+      <w:r>
+        <w:rPr>
+          <w:lang w:val="en-US"/>
+        </w:rPr>
+        <w:t>să</w:t>
+      </w:r>
+      <w:proofErr w:type="spellEnd"/>
+      <w:r>
+        <w:rPr>
+          <w:lang w:val="en-US"/>
+        </w:rPr>
+        <w:t xml:space="preserve"> </w:t>
+      </w:r>
+      <w:r>
+        <w:rPr>
+          <w:lang w:val="en-US"/>
+        </w:rPr>
+        <w:t xml:space="preserve">fie </w:t>
+      </w:r>
+      <w:proofErr w:type="spellStart"/>
+      <w:r>
+        <w:rPr>
+          <w:lang w:val="en-US"/>
+        </w:rPr>
+        <w:t>reținută</w:t>
+      </w:r>
+      <w:proofErr w:type="spellEnd"/>
+      <w:r>
+        <w:rPr>
+          <w:lang w:val="en-US"/>
+        </w:rPr>
+        <w:t xml:space="preserve"> de </w:t>
+      </w:r>
+      <w:proofErr w:type="spellStart"/>
+      <w:r>
+        <w:rPr>
+          <w:lang w:val="en-US"/>
+        </w:rPr>
+        <w:t>pe</w:t>
+      </w:r>
+      <w:proofErr w:type="spellEnd"/>
+      <w:r>
+        <w:rPr>
+          <w:lang w:val="en-US"/>
+        </w:rPr>
+        <w:t xml:space="preserve"> </w:t>
+      </w:r>
+      <w:proofErr w:type="spellStart"/>
+      <w:r>
+        <w:rPr>
+          <w:lang w:val="en-US"/>
+        </w:rPr>
+        <w:t>ce</w:t>
+      </w:r>
+      <w:proofErr w:type="spellEnd"/>
+      <w:r>
+        <w:rPr>
+          <w:lang w:val="en-US"/>
+        </w:rPr>
+        <w:t xml:space="preserve"> </w:t>
+      </w:r>
+      <w:proofErr w:type="spellStart"/>
+      <w:r>
+        <w:rPr>
+          <w:lang w:val="en-US"/>
+        </w:rPr>
+        <w:t>poziție</w:t>
+      </w:r>
+      <w:proofErr w:type="spellEnd"/>
+      <w:r>
+        <w:rPr>
+          <w:lang w:val="en-US"/>
+        </w:rPr>
+        <w:t xml:space="preserve"> vine </w:t>
+      </w:r>
+      <w:proofErr w:type="spellStart"/>
+      <w:r>
+        <w:rPr>
+          <w:lang w:val="en-US"/>
+        </w:rPr>
+        <w:t>și</w:t>
+      </w:r>
+      <w:proofErr w:type="spellEnd"/>
+      <w:r>
+        <w:rPr>
+          <w:lang w:val="en-US"/>
+        </w:rPr>
+        <w:t xml:space="preserve"> </w:t>
+      </w:r>
+      <w:proofErr w:type="spellStart"/>
+      <w:r>
+        <w:rPr>
+          <w:lang w:val="en-US"/>
+        </w:rPr>
+        <w:t>pe</w:t>
+      </w:r>
+      <w:proofErr w:type="spellEnd"/>
+      <w:r>
+        <w:rPr>
+          <w:lang w:val="en-US"/>
+        </w:rPr>
+        <w:t xml:space="preserve"> </w:t>
+      </w:r>
+      <w:proofErr w:type="spellStart"/>
+      <w:r>
+        <w:rPr>
+          <w:lang w:val="en-US"/>
+        </w:rPr>
+        <w:t>ce</w:t>
+      </w:r>
+      <w:proofErr w:type="spellEnd"/>
+      <w:r>
+        <w:rPr>
+          <w:lang w:val="en-US"/>
+        </w:rPr>
+        <w:t xml:space="preserve"> </w:t>
+      </w:r>
+      <w:proofErr w:type="spellStart"/>
+      <w:r>
+        <w:rPr>
+          <w:lang w:val="en-US"/>
+        </w:rPr>
+        <w:t>poziție</w:t>
+      </w:r>
+      <w:proofErr w:type="spellEnd"/>
+      <w:r>
+        <w:rPr>
+          <w:lang w:val="en-US"/>
+        </w:rPr>
+        <w:t xml:space="preserve"> </w:t>
+      </w:r>
+      <w:proofErr w:type="spellStart"/>
+      <w:r>
+        <w:rPr>
+          <w:lang w:val="en-US"/>
+        </w:rPr>
+        <w:t>va</w:t>
+      </w:r>
+      <w:proofErr w:type="spellEnd"/>
+      <w:r>
+        <w:rPr>
+          <w:lang w:val="en-US"/>
+        </w:rPr>
+        <w:t xml:space="preserve"> </w:t>
+      </w:r>
+      <w:proofErr w:type="spellStart"/>
+      <w:r>
+        <w:rPr>
+          <w:lang w:val="en-US"/>
+        </w:rPr>
+        <w:t>pleca</w:t>
+      </w:r>
+      <w:proofErr w:type="spellEnd"/>
+    </w:p>
+    <w:p>
+      <w:pPr>
+        <w:pStyle w:val="a6"/>
+        <w:numPr>
+          <w:ilvl w:val="0"/>
+          <w:numId w:val="5"/>
+        </w:numPr>
+      </w:pPr>
+      <w:proofErr w:type="spellStart"/>
+      <w:r>
+        <w:t>Poziția</w:t>
+      </w:r>
+      <w:proofErr w:type="spellEnd"/>
+      <w:r>
+        <w:t xml:space="preserve"> </w:t>
+      </w:r>
+      <w:proofErr w:type="spellStart"/>
+      <w:r>
+        <w:t>capului</w:t>
+      </w:r>
+      <w:proofErr w:type="spellEnd"/>
+    </w:p>
+    <w:p>
+      <w:pPr>
+        <w:pStyle w:val="a6"/>
+        <w:numPr>
+          <w:ilvl w:val="0"/>
+          <w:numId w:val="5"/>
+        </w:numPr>
+        <w:rPr>
+          <w:lang w:val="en-US"/>
+        </w:rPr>
+      </w:pPr>
+      <w:proofErr w:type="spellStart"/>
+      <w:r>
+        <w:rPr>
+          <w:lang w:val="en-US"/>
+        </w:rPr>
+        <w:t>Poziția</w:t>
+      </w:r>
+      <w:proofErr w:type="spellEnd"/>
+      <w:r>
+        <w:rPr>
+          <w:lang w:val="en-US"/>
+        </w:rPr>
+        <w:t xml:space="preserve"> </w:t>
+      </w:r>
+      <w:proofErr w:type="spellStart"/>
+      <w:r>
+        <w:rPr>
+          <w:lang w:val="en-US"/>
+        </w:rPr>
+        <w:t>mărului</w:t>
+      </w:r>
+      <w:proofErr w:type="spellEnd"/>
+      <w:r>
+        <w:rPr>
+          <w:lang w:val="en-US"/>
+        </w:rPr>
+        <w:t xml:space="preserve"> </w:t>
+      </w:r>
+      <w:proofErr w:type="spellStart"/>
+      <w:r>
+        <w:rPr>
+          <w:lang w:val="en-US"/>
+        </w:rPr>
+        <w:t>sau</w:t>
+      </w:r>
+      <w:proofErr w:type="spellEnd"/>
+      <w:r>
+        <w:rPr>
+          <w:lang w:val="en-US"/>
+        </w:rPr>
+        <w:t xml:space="preserve"> a </w:t>
+      </w:r>
+      <w:proofErr w:type="spellStart"/>
+      <w:r>
+        <w:rPr>
+          <w:lang w:val="en-US"/>
+        </w:rPr>
+        <w:t>altui</w:t>
+      </w:r>
+      <w:proofErr w:type="spellEnd"/>
+      <w:r>
+        <w:rPr>
+          <w:lang w:val="en-US"/>
+        </w:rPr>
+        <w:t xml:space="preserve"> </w:t>
+      </w:r>
+      <w:proofErr w:type="spellStart"/>
+      <w:r>
+        <w:rPr>
+          <w:lang w:val="en-US"/>
+        </w:rPr>
+        <w:t>obiect</w:t>
+      </w:r>
+      <w:proofErr w:type="spellEnd"/>
+      <w:r>
+        <w:rPr>
+          <w:lang w:val="en-US"/>
+        </w:rPr>
+        <w:t xml:space="preserve"> </w:t>
+      </w:r>
+      <w:proofErr w:type="spellStart"/>
+      <w:r>
+        <w:rPr>
+          <w:lang w:val="en-US"/>
+        </w:rPr>
+        <w:t>ce</w:t>
+      </w:r>
+      <w:proofErr w:type="spellEnd"/>
+      <w:r>
+        <w:rPr>
+          <w:lang w:val="en-US"/>
+        </w:rPr>
+        <w:t xml:space="preserve"> </w:t>
+      </w:r>
+      <w:proofErr w:type="spellStart"/>
+      <w:r>
+        <w:rPr>
+          <w:lang w:val="en-US"/>
+        </w:rPr>
+        <w:t>va</w:t>
+      </w:r>
+      <w:proofErr w:type="spellEnd"/>
+      <w:r>
+        <w:rPr>
+          <w:lang w:val="en-US"/>
+        </w:rPr>
+        <w:t xml:space="preserve"> </w:t>
+      </w:r>
+      <w:proofErr w:type="spellStart"/>
+      <w:r>
+        <w:rPr>
+          <w:lang w:val="en-US"/>
+        </w:rPr>
+        <w:t>mânca</w:t>
+      </w:r>
+      <w:proofErr w:type="spellEnd"/>
+      <w:r>
+        <w:rPr>
+          <w:lang w:val="en-US"/>
+        </w:rPr>
+        <w:t xml:space="preserve"> </w:t>
+      </w:r>
+      <w:proofErr w:type="spellStart"/>
+      <w:r>
+        <w:rPr>
+          <w:lang w:val="en-US"/>
+        </w:rPr>
+        <w:t>șarpele</w:t>
+      </w:r>
+      <w:proofErr w:type="spellEnd"/>
+    </w:p>
+    <w:p>
+      <w:pPr>
+        <w:pStyle w:val="a6"/>
+        <w:numPr>
+          <w:ilvl w:val="0"/>
+          <w:numId w:val="5"/>
+        </w:numPr>
+        <w:rPr>
+          <w:lang w:val="en-US"/>
+        </w:rPr>
+      </w:pPr>
+      <w:r>
+        <w:rPr>
+          <w:lang w:val="en-US"/>
+        </w:rPr>
+        <w:t xml:space="preserve">Un interval de </w:t>
+      </w:r>
+      <w:proofErr w:type="spellStart"/>
+      <w:r>
+        <w:rPr>
+          <w:lang w:val="en-US"/>
+        </w:rPr>
+        <w:t>timp</w:t>
+      </w:r>
+      <w:proofErr w:type="spellEnd"/>
+      <w:r>
+        <w:rPr>
+          <w:lang w:val="en-US"/>
+        </w:rPr>
+        <w:t xml:space="preserve"> </w:t>
+      </w:r>
+      <w:proofErr w:type="spellStart"/>
+      <w:r>
+        <w:rPr>
+          <w:lang w:val="en-US"/>
+        </w:rPr>
+        <w:t>în</w:t>
+      </w:r>
+      <w:proofErr w:type="spellEnd"/>
+      <w:r>
+        <w:rPr>
+          <w:lang w:val="en-US"/>
+        </w:rPr>
+        <w:t xml:space="preserve"> care se </w:t>
+      </w:r>
+      <w:proofErr w:type="spellStart"/>
+      <w:r>
+        <w:rPr>
+          <w:lang w:val="en-US"/>
+        </w:rPr>
+        <w:t>vor</w:t>
+      </w:r>
+      <w:proofErr w:type="spellEnd"/>
+      <w:r>
+        <w:rPr>
+          <w:lang w:val="en-US"/>
+        </w:rPr>
+        <w:t xml:space="preserve"> </w:t>
+      </w:r>
+      <w:proofErr w:type="spellStart"/>
+      <w:r>
+        <w:rPr>
+          <w:lang w:val="en-US"/>
+        </w:rPr>
+        <w:t>realiza</w:t>
+      </w:r>
+      <w:proofErr w:type="spellEnd"/>
+      <w:r>
+        <w:rPr>
+          <w:lang w:val="en-US"/>
+        </w:rPr>
+        <w:t xml:space="preserve"> </w:t>
+      </w:r>
+      <w:proofErr w:type="spellStart"/>
+      <w:r>
+        <w:rPr>
+          <w:lang w:val="en-US"/>
+        </w:rPr>
+        <w:t>calculul</w:t>
+      </w:r>
+      <w:proofErr w:type="spellEnd"/>
+      <w:r>
+        <w:rPr>
+          <w:lang w:val="en-US"/>
+        </w:rPr>
+        <w:t xml:space="preserve"> </w:t>
+      </w:r>
+      <w:proofErr w:type="spellStart"/>
+      <w:r>
+        <w:rPr>
+          <w:lang w:val="en-US"/>
+        </w:rPr>
+        <w:t>și</w:t>
+      </w:r>
+      <w:proofErr w:type="spellEnd"/>
+      <w:r>
+        <w:rPr>
+          <w:lang w:val="en-US"/>
+        </w:rPr>
+        <w:t xml:space="preserve"> </w:t>
+      </w:r>
+      <w:proofErr w:type="spellStart"/>
+      <w:r>
+        <w:rPr>
+          <w:lang w:val="en-US"/>
+        </w:rPr>
+        <w:t>modificările</w:t>
+      </w:r>
+      <w:proofErr w:type="spellEnd"/>
+    </w:p>
+    <w:p>
+      <w:pPr>
+        <w:rPr>
+          <w:lang w:val="en-US"/>
+        </w:rPr>
+      </w:pPr>
+      <w:proofErr w:type="spellStart"/>
+      <w:r>
+        <w:rPr>
+          <w:lang w:val="en-US"/>
+        </w:rPr>
+        <w:t>Pentru</w:t>
+      </w:r>
+      <w:proofErr w:type="spellEnd"/>
+      <w:r>
+        <w:rPr>
+          <w:lang w:val="en-US"/>
+        </w:rPr>
+        <w:t xml:space="preserve"> a </w:t>
+      </w:r>
+      <w:proofErr w:type="spellStart"/>
+      <w:r>
+        <w:rPr>
+          <w:lang w:val="en-US"/>
+        </w:rPr>
+        <w:t>putea</w:t>
+      </w:r>
+      <w:proofErr w:type="spellEnd"/>
+      <w:r>
+        <w:rPr>
+          <w:lang w:val="en-US"/>
+        </w:rPr>
+        <w:t xml:space="preserve"> </w:t>
+      </w:r>
+      <w:proofErr w:type="spellStart"/>
+      <w:r>
+        <w:rPr>
+          <w:lang w:val="en-US"/>
+        </w:rPr>
+        <w:t>satisface</w:t>
+      </w:r>
+      <w:proofErr w:type="spellEnd"/>
+      <w:r>
+        <w:rPr>
+          <w:lang w:val="en-US"/>
+        </w:rPr>
+        <w:t xml:space="preserve"> </w:t>
+      </w:r>
+      <w:proofErr w:type="spellStart"/>
+      <w:r>
+        <w:rPr>
+          <w:lang w:val="en-US"/>
+        </w:rPr>
+        <w:t>aceste</w:t>
+      </w:r>
+      <w:proofErr w:type="spellEnd"/>
+      <w:r>
+        <w:rPr>
+          <w:lang w:val="en-US"/>
+        </w:rPr>
+        <w:t xml:space="preserve"> </w:t>
+      </w:r>
+      <w:proofErr w:type="spellStart"/>
+      <w:r>
+        <w:rPr>
+          <w:lang w:val="en-US"/>
+        </w:rPr>
+        <w:t>necesități</w:t>
+      </w:r>
+      <w:proofErr w:type="spellEnd"/>
+      <w:r>
+        <w:rPr>
+          <w:lang w:val="en-US"/>
+        </w:rPr>
+        <w:t xml:space="preserve"> am </w:t>
+      </w:r>
+      <w:proofErr w:type="spellStart"/>
+      <w:r>
+        <w:rPr>
+          <w:lang w:val="en-US"/>
+        </w:rPr>
+        <w:t>creat</w:t>
+      </w:r>
+      <w:proofErr w:type="spellEnd"/>
+      <w:r>
+        <w:rPr>
+          <w:lang w:val="en-US"/>
+        </w:rPr>
+        <w:t xml:space="preserve"> o </w:t>
+      </w:r>
+      <w:proofErr w:type="spellStart"/>
+      <w:r>
+        <w:rPr>
+          <w:lang w:val="en-US"/>
+        </w:rPr>
+        <w:t>matrice</w:t>
+      </w:r>
+      <w:proofErr w:type="spellEnd"/>
+      <w:r>
+        <w:rPr>
+          <w:lang w:val="en-US"/>
+        </w:rPr>
+        <w:t xml:space="preserve"> </w:t>
+      </w:r>
+      <w:proofErr w:type="spellStart"/>
+      <w:proofErr w:type="gramStart"/>
+      <w:r>
+        <w:rPr>
+          <w:lang w:val="en-US"/>
+        </w:rPr>
+        <w:t>ce</w:t>
+      </w:r>
+      <w:proofErr w:type="spellEnd"/>
+      <w:proofErr w:type="gramEnd"/>
+      <w:r>
+        <w:rPr>
+          <w:lang w:val="en-US"/>
+        </w:rPr>
+        <w:t xml:space="preserve"> </w:t>
+      </w:r>
+      <w:proofErr w:type="spellStart"/>
+      <w:r>
+        <w:rPr>
+          <w:lang w:val="en-US"/>
+        </w:rPr>
+        <w:t>va</w:t>
+      </w:r>
+      <w:proofErr w:type="spellEnd"/>
+      <w:r>
+        <w:rPr>
+          <w:lang w:val="en-US"/>
+        </w:rPr>
+        <w:t xml:space="preserve"> </w:t>
+      </w:r>
+      <w:proofErr w:type="spellStart"/>
+      <w:r>
+        <w:rPr>
+          <w:lang w:val="en-US"/>
+        </w:rPr>
+        <w:t>reprezenta</w:t>
+      </w:r>
+      <w:proofErr w:type="spellEnd"/>
+      <w:r>
+        <w:rPr>
+          <w:lang w:val="en-US"/>
+        </w:rPr>
+        <w:t xml:space="preserve"> </w:t>
+      </w:r>
+      <w:proofErr w:type="spellStart"/>
+      <w:r>
+        <w:rPr>
+          <w:lang w:val="en-US"/>
+        </w:rPr>
+        <w:t>marimea</w:t>
+      </w:r>
+      <w:proofErr w:type="spellEnd"/>
+      <w:r>
+        <w:rPr>
+          <w:lang w:val="en-US"/>
+        </w:rPr>
+        <w:t xml:space="preserve"> </w:t>
+      </w:r>
+      <w:proofErr w:type="spellStart"/>
+      <w:r>
+        <w:rPr>
+          <w:lang w:val="en-US"/>
+        </w:rPr>
+        <w:t>suprafetei</w:t>
+      </w:r>
+      <w:proofErr w:type="spellEnd"/>
+      <w:r>
+        <w:rPr>
+          <w:lang w:val="en-US"/>
+        </w:rPr>
+        <w:t xml:space="preserve"> </w:t>
+      </w:r>
+      <w:proofErr w:type="spellStart"/>
+      <w:r>
+        <w:rPr>
+          <w:lang w:val="en-US"/>
+        </w:rPr>
+        <w:t>pe</w:t>
+      </w:r>
+      <w:proofErr w:type="spellEnd"/>
+      <w:r>
+        <w:rPr>
+          <w:lang w:val="en-US"/>
+        </w:rPr>
+        <w:t xml:space="preserve"> care </w:t>
+      </w:r>
+      <w:proofErr w:type="spellStart"/>
+      <w:r>
+        <w:rPr>
+          <w:lang w:val="en-US"/>
+        </w:rPr>
+        <w:t>poate</w:t>
+      </w:r>
+      <w:proofErr w:type="spellEnd"/>
+      <w:r>
+        <w:rPr>
+          <w:lang w:val="en-US"/>
+        </w:rPr>
+        <w:t xml:space="preserve"> </w:t>
+      </w:r>
+      <w:proofErr w:type="spellStart"/>
+      <w:r>
+        <w:rPr>
+          <w:lang w:val="en-US"/>
+        </w:rPr>
+        <w:t>sa</w:t>
+      </w:r>
+      <w:proofErr w:type="spellEnd"/>
+      <w:r>
+        <w:rPr>
+          <w:lang w:val="en-US"/>
+        </w:rPr>
+        <w:t xml:space="preserve"> </w:t>
+      </w:r>
+      <w:proofErr w:type="spellStart"/>
+      <w:r>
+        <w:rPr>
+          <w:lang w:val="en-US"/>
+        </w:rPr>
+        <w:t>meargă</w:t>
+      </w:r>
+      <w:proofErr w:type="spellEnd"/>
+      <w:r>
+        <w:rPr>
+          <w:lang w:val="en-US"/>
+        </w:rPr>
+        <w:t xml:space="preserve"> </w:t>
+      </w:r>
+      <w:proofErr w:type="spellStart"/>
+      <w:r>
+        <w:rPr>
+          <w:lang w:val="en-US"/>
+        </w:rPr>
+        <w:t>șarpele</w:t>
+      </w:r>
+      <w:proofErr w:type="spellEnd"/>
+      <w:r>
+        <w:rPr>
+          <w:lang w:val="en-US"/>
+        </w:rPr>
+        <w:t>.</w:t>
+      </w:r>
+    </w:p>
+    <w:p>
       <w:r>
         <w:rPr>
           <w:noProof/>
-          <w:lang w:val="ro-MD"/>
+          <w:lang w:val="en-US"/>
         </w:rPr>
         <w:drawing>
-          <wp:inline distT="0" distB="0" distL="0" distR="0" wp14:anchorId="25497A77" wp14:editId="0EEBFE13">
-            <wp:extent cx="2091018" cy="955624"/>
-            <wp:effectExtent l="0" t="0" r="5080" b="0"/>
-            <wp:docPr id="19" name="Рисунок 19"/>
+          <wp:inline distT="0" distB="0" distL="0" distR="0" wp14:anchorId="505A0C7C" wp14:editId="299DC98A">
+            <wp:extent cx="2709583" cy="241577"/>
+            <wp:effectExtent l="0" t="0" r="0" b="6350"/>
+            <wp:docPr id="18" name="Рисунок 18"/>
             <wp:cNvGraphicFramePr>
               <a:graphicFrameLocks xmlns:a="http://schemas.openxmlformats.org/drawingml/2006/main" noChangeAspect="1"/>
             </wp:cNvGraphicFramePr>
@@ -2192,7 +5024,7 @@
                   <pic:spPr>
                     <a:xfrm>
                       <a:off x="0" y="0"/>
-                      <a:ext cx="2092530" cy="956315"/>
+                      <a:ext cx="2709577" cy="241576"/>
                     </a:xfrm>
                     <a:prstGeom prst="rect">
                       <a:avLst/>
@@ -2208,19 +5040,768 @@
     <w:p>
       <w:pPr>
         <w:rPr>
-          <w:lang w:val="ro-MD"/>
-        </w:rPr>
-      </w:pPr>
+          <w:lang w:val="en-US"/>
+        </w:rPr>
+      </w:pPr>
+      <w:proofErr w:type="spellStart"/>
+      <w:r>
+        <w:rPr>
+          <w:lang w:val="en-US"/>
+        </w:rPr>
+        <w:t>În</w:t>
+      </w:r>
+      <w:proofErr w:type="spellEnd"/>
+      <w:r>
+        <w:rPr>
+          <w:lang w:val="en-US"/>
+        </w:rPr>
+        <w:t xml:space="preserve"> </w:t>
+      </w:r>
+      <w:proofErr w:type="spellStart"/>
+      <w:r>
+        <w:rPr>
+          <w:lang w:val="en-US"/>
+        </w:rPr>
+        <w:t>această</w:t>
+      </w:r>
+      <w:proofErr w:type="spellEnd"/>
+      <w:r>
+        <w:rPr>
+          <w:lang w:val="en-US"/>
+        </w:rPr>
+        <w:t xml:space="preserve"> </w:t>
+      </w:r>
+      <w:proofErr w:type="spellStart"/>
+      <w:r>
+        <w:rPr>
+          <w:lang w:val="en-US"/>
+        </w:rPr>
+        <w:t>matrice</w:t>
+      </w:r>
+      <w:proofErr w:type="spellEnd"/>
+      <w:r>
+        <w:rPr>
+          <w:lang w:val="en-US"/>
+        </w:rPr>
+        <w:t xml:space="preserve"> </w:t>
+      </w:r>
+      <w:proofErr w:type="spellStart"/>
+      <w:r>
+        <w:rPr>
+          <w:lang w:val="en-US"/>
+        </w:rPr>
+        <w:t>voi</w:t>
+      </w:r>
+      <w:proofErr w:type="spellEnd"/>
+      <w:r>
+        <w:rPr>
+          <w:lang w:val="en-US"/>
+        </w:rPr>
+        <w:t xml:space="preserve"> nota cu 1 </w:t>
+      </w:r>
+      <w:proofErr w:type="spellStart"/>
+      <w:r>
+        <w:rPr>
+          <w:lang w:val="en-US"/>
+        </w:rPr>
+        <w:t>celulele</w:t>
+      </w:r>
+      <w:proofErr w:type="spellEnd"/>
+      <w:r>
+        <w:rPr>
+          <w:lang w:val="en-US"/>
+        </w:rPr>
+        <w:t xml:space="preserve"> </w:t>
+      </w:r>
+      <w:proofErr w:type="spellStart"/>
+      <w:r>
+        <w:rPr>
+          <w:lang w:val="en-US"/>
+        </w:rPr>
+        <w:t>șarpelui</w:t>
+      </w:r>
+      <w:proofErr w:type="spellEnd"/>
+      <w:r>
+        <w:rPr>
+          <w:lang w:val="en-US"/>
+        </w:rPr>
+        <w:t xml:space="preserve">, </w:t>
+      </w:r>
+      <w:proofErr w:type="spellStart"/>
+      <w:r>
+        <w:rPr>
+          <w:lang w:val="en-US"/>
+        </w:rPr>
+        <w:t>iar</w:t>
+      </w:r>
+      <w:proofErr w:type="spellEnd"/>
+      <w:r>
+        <w:rPr>
+          <w:lang w:val="en-US"/>
+        </w:rPr>
+        <w:t xml:space="preserve"> cu 2 </w:t>
+      </w:r>
+      <w:proofErr w:type="spellStart"/>
+      <w:r>
+        <w:rPr>
+          <w:lang w:val="en-US"/>
+        </w:rPr>
+        <w:t>obiectul</w:t>
+      </w:r>
+      <w:proofErr w:type="spellEnd"/>
+      <w:r>
+        <w:rPr>
+          <w:lang w:val="en-US"/>
+        </w:rPr>
+        <w:t xml:space="preserve"> </w:t>
+      </w:r>
+      <w:proofErr w:type="spellStart"/>
+      <w:proofErr w:type="gramStart"/>
+      <w:r>
+        <w:rPr>
+          <w:lang w:val="en-US"/>
+        </w:rPr>
+        <w:t>ce</w:t>
+      </w:r>
+      <w:proofErr w:type="spellEnd"/>
+      <w:proofErr w:type="gramEnd"/>
+      <w:r>
+        <w:rPr>
+          <w:lang w:val="en-US"/>
+        </w:rPr>
+        <w:t xml:space="preserve"> </w:t>
+      </w:r>
+      <w:proofErr w:type="spellStart"/>
+      <w:r>
+        <w:rPr>
+          <w:lang w:val="en-US"/>
+        </w:rPr>
+        <w:t>poate</w:t>
+      </w:r>
+      <w:proofErr w:type="spellEnd"/>
+      <w:r>
+        <w:rPr>
+          <w:lang w:val="en-US"/>
+        </w:rPr>
+        <w:t xml:space="preserve"> fi </w:t>
+      </w:r>
+      <w:proofErr w:type="spellStart"/>
+      <w:r>
+        <w:rPr>
+          <w:lang w:val="en-US"/>
+        </w:rPr>
+        <w:t>mâncat</w:t>
+      </w:r>
+      <w:proofErr w:type="spellEnd"/>
+      <w:r>
+        <w:rPr>
+          <w:lang w:val="en-US"/>
+        </w:rPr>
+        <w:t xml:space="preserve">. </w:t>
+      </w:r>
+      <w:proofErr w:type="spellStart"/>
+      <w:r>
+        <w:rPr>
+          <w:lang w:val="en-US"/>
+        </w:rPr>
+        <w:t>Toate</w:t>
+      </w:r>
+      <w:proofErr w:type="spellEnd"/>
+      <w:r>
+        <w:rPr>
+          <w:lang w:val="en-US"/>
+        </w:rPr>
+        <w:t xml:space="preserve"> </w:t>
+      </w:r>
+      <w:proofErr w:type="spellStart"/>
+      <w:r>
+        <w:rPr>
+          <w:lang w:val="en-US"/>
+        </w:rPr>
+        <w:t>obiectele</w:t>
+      </w:r>
+      <w:proofErr w:type="spellEnd"/>
+      <w:r>
+        <w:rPr>
+          <w:lang w:val="en-US"/>
+        </w:rPr>
+        <w:t xml:space="preserve"> </w:t>
+      </w:r>
+      <w:proofErr w:type="spellStart"/>
+      <w:proofErr w:type="gramStart"/>
+      <w:r>
+        <w:rPr>
+          <w:lang w:val="en-US"/>
+        </w:rPr>
+        <w:t>ce</w:t>
+      </w:r>
+      <w:proofErr w:type="spellEnd"/>
+      <w:proofErr w:type="gramEnd"/>
+      <w:r>
+        <w:rPr>
+          <w:lang w:val="en-US"/>
+        </w:rPr>
+        <w:t xml:space="preserve"> </w:t>
+      </w:r>
+      <w:proofErr w:type="spellStart"/>
+      <w:r>
+        <w:rPr>
+          <w:lang w:val="en-US"/>
+        </w:rPr>
+        <w:t>vor</w:t>
+      </w:r>
+      <w:proofErr w:type="spellEnd"/>
+      <w:r>
+        <w:rPr>
+          <w:lang w:val="en-US"/>
+        </w:rPr>
+        <w:t xml:space="preserve"> </w:t>
+      </w:r>
+      <w:proofErr w:type="spellStart"/>
+      <w:r>
+        <w:rPr>
+          <w:lang w:val="en-US"/>
+        </w:rPr>
+        <w:t>conține</w:t>
+      </w:r>
+      <w:proofErr w:type="spellEnd"/>
+      <w:r>
+        <w:rPr>
+          <w:lang w:val="en-US"/>
+        </w:rPr>
+        <w:t xml:space="preserve"> </w:t>
+      </w:r>
+      <w:proofErr w:type="spellStart"/>
+      <w:r>
+        <w:rPr>
+          <w:lang w:val="en-US"/>
+        </w:rPr>
+        <w:t>poziția</w:t>
+      </w:r>
+      <w:proofErr w:type="spellEnd"/>
+      <w:r>
+        <w:rPr>
+          <w:lang w:val="en-US"/>
+        </w:rPr>
+        <w:t xml:space="preserve"> </w:t>
+      </w:r>
+      <w:proofErr w:type="spellStart"/>
+      <w:r>
+        <w:rPr>
+          <w:lang w:val="en-US"/>
+        </w:rPr>
+        <w:t>în</w:t>
+      </w:r>
+      <w:proofErr w:type="spellEnd"/>
+      <w:r>
+        <w:rPr>
+          <w:lang w:val="en-US"/>
+        </w:rPr>
+        <w:t xml:space="preserve"> </w:t>
+      </w:r>
+      <w:proofErr w:type="spellStart"/>
+      <w:r>
+        <w:rPr>
+          <w:lang w:val="en-US"/>
+        </w:rPr>
+        <w:t>matrice</w:t>
+      </w:r>
+      <w:proofErr w:type="spellEnd"/>
+      <w:r>
+        <w:rPr>
+          <w:lang w:val="en-US"/>
+        </w:rPr>
+        <w:t xml:space="preserve"> a </w:t>
+      </w:r>
+      <w:proofErr w:type="spellStart"/>
+      <w:r>
+        <w:rPr>
+          <w:lang w:val="en-US"/>
+        </w:rPr>
+        <w:t>unui</w:t>
+      </w:r>
+      <w:proofErr w:type="spellEnd"/>
+      <w:r>
+        <w:rPr>
+          <w:lang w:val="en-US"/>
+        </w:rPr>
+        <w:t xml:space="preserve"> </w:t>
+      </w:r>
+      <w:proofErr w:type="spellStart"/>
+      <w:r>
+        <w:rPr>
+          <w:lang w:val="en-US"/>
+        </w:rPr>
+        <w:t>obiect</w:t>
+      </w:r>
+      <w:proofErr w:type="spellEnd"/>
+      <w:r>
+        <w:rPr>
+          <w:lang w:val="en-US"/>
+        </w:rPr>
+        <w:t xml:space="preserve"> o </w:t>
+      </w:r>
+      <w:proofErr w:type="spellStart"/>
+      <w:r>
+        <w:rPr>
+          <w:lang w:val="en-US"/>
+        </w:rPr>
+        <w:t>să</w:t>
+      </w:r>
+      <w:proofErr w:type="spellEnd"/>
+      <w:r>
+        <w:rPr>
+          <w:lang w:val="en-US"/>
+        </w:rPr>
+        <w:t xml:space="preserve"> fie de </w:t>
+      </w:r>
+      <w:proofErr w:type="spellStart"/>
+      <w:r>
+        <w:rPr>
+          <w:lang w:val="en-US"/>
+        </w:rPr>
+        <w:t>tipul</w:t>
+      </w:r>
+      <w:proofErr w:type="spellEnd"/>
+      <w:r>
+        <w:rPr>
+          <w:lang w:val="en-US"/>
+        </w:rPr>
+        <w:t xml:space="preserve"> Point2D din </w:t>
+      </w:r>
+      <w:proofErr w:type="spellStart"/>
+      <w:r>
+        <w:rPr>
+          <w:lang w:val="en-US"/>
+        </w:rPr>
+        <w:t>biblioteca</w:t>
+      </w:r>
+      <w:proofErr w:type="spellEnd"/>
+      <w:r>
+        <w:rPr>
+          <w:lang w:val="en-US"/>
+        </w:rPr>
+        <w:t xml:space="preserve"> javafx.geometry.Point2D.</w:t>
+      </w:r>
+      <w:r>
+        <w:rPr>
+          <w:lang w:val="en-US"/>
+        </w:rPr>
+        <w:t xml:space="preserve"> La </w:t>
+      </w:r>
+      <w:proofErr w:type="spellStart"/>
+      <w:r>
+        <w:rPr>
+          <w:lang w:val="en-US"/>
+        </w:rPr>
+        <w:t>acestea</w:t>
+      </w:r>
+      <w:proofErr w:type="spellEnd"/>
+      <w:r>
+        <w:rPr>
+          <w:lang w:val="en-US"/>
+        </w:rPr>
+        <w:t xml:space="preserve"> se </w:t>
+      </w:r>
+      <w:proofErr w:type="spellStart"/>
+      <w:r>
+        <w:rPr>
+          <w:lang w:val="en-US"/>
+        </w:rPr>
+        <w:t>referă</w:t>
+      </w:r>
+      <w:proofErr w:type="spellEnd"/>
+      <w:r>
+        <w:rPr>
+          <w:lang w:val="en-US"/>
+        </w:rPr>
+        <w:t xml:space="preserve"> </w:t>
+      </w:r>
+      <w:proofErr w:type="spellStart"/>
+      <w:r>
+        <w:rPr>
+          <w:lang w:val="en-US"/>
+        </w:rPr>
+        <w:t>poziția</w:t>
+      </w:r>
+      <w:proofErr w:type="spellEnd"/>
+      <w:r>
+        <w:rPr>
+          <w:lang w:val="en-US"/>
+        </w:rPr>
+        <w:t xml:space="preserve"> </w:t>
+      </w:r>
+      <w:proofErr w:type="spellStart"/>
+      <w:r>
+        <w:rPr>
+          <w:lang w:val="en-US"/>
+        </w:rPr>
+        <w:t>capului</w:t>
+      </w:r>
+      <w:proofErr w:type="spellEnd"/>
+      <w:r>
+        <w:rPr>
+          <w:lang w:val="en-US"/>
+        </w:rPr>
+        <w:t xml:space="preserve"> </w:t>
+      </w:r>
+      <w:proofErr w:type="spellStart"/>
+      <w:r>
+        <w:rPr>
+          <w:lang w:val="en-US"/>
+        </w:rPr>
+        <w:t>și</w:t>
+      </w:r>
+      <w:proofErr w:type="spellEnd"/>
+      <w:r>
+        <w:rPr>
+          <w:lang w:val="en-US"/>
+        </w:rPr>
+        <w:t xml:space="preserve"> </w:t>
+      </w:r>
+      <w:proofErr w:type="gramStart"/>
+      <w:r>
+        <w:rPr>
+          <w:lang w:val="en-US"/>
+        </w:rPr>
+        <w:t>a</w:t>
+      </w:r>
+      <w:proofErr w:type="gramEnd"/>
+      <w:r>
+        <w:rPr>
+          <w:lang w:val="en-US"/>
+        </w:rPr>
+        <w:t xml:space="preserve"> </w:t>
+      </w:r>
+      <w:proofErr w:type="spellStart"/>
+      <w:r>
+        <w:rPr>
+          <w:lang w:val="en-US"/>
+        </w:rPr>
+        <w:t>mărului</w:t>
+      </w:r>
+      <w:proofErr w:type="spellEnd"/>
+      <w:r>
+        <w:rPr>
+          <w:lang w:val="en-US"/>
+        </w:rPr>
+        <w:t>.</w:t>
+      </w:r>
+    </w:p>
+    <w:p>
+      <w:pPr>
+        <w:rPr>
+          <w:lang w:val="en-US"/>
+        </w:rPr>
+      </w:pPr>
+      <w:proofErr w:type="spellStart"/>
+      <w:r>
+        <w:rPr>
+          <w:lang w:val="en-US"/>
+        </w:rPr>
+        <w:t>Pentru</w:t>
+      </w:r>
+      <w:proofErr w:type="spellEnd"/>
+      <w:r>
+        <w:rPr>
+          <w:lang w:val="en-US"/>
+        </w:rPr>
+        <w:t xml:space="preserve"> a </w:t>
+      </w:r>
+      <w:proofErr w:type="spellStart"/>
+      <w:r>
+        <w:rPr>
+          <w:lang w:val="en-US"/>
+        </w:rPr>
+        <w:t>memora</w:t>
+      </w:r>
+      <w:proofErr w:type="spellEnd"/>
+      <w:r>
+        <w:rPr>
+          <w:lang w:val="en-US"/>
+        </w:rPr>
+        <w:t xml:space="preserve"> </w:t>
+      </w:r>
+      <w:proofErr w:type="spellStart"/>
+      <w:r>
+        <w:rPr>
+          <w:lang w:val="en-US"/>
+        </w:rPr>
+        <w:t>celulele</w:t>
+      </w:r>
+      <w:proofErr w:type="spellEnd"/>
+      <w:r>
+        <w:rPr>
+          <w:lang w:val="en-US"/>
+        </w:rPr>
+        <w:t xml:space="preserve"> </w:t>
+      </w:r>
+      <w:proofErr w:type="spellStart"/>
+      <w:r>
+        <w:rPr>
+          <w:lang w:val="en-US"/>
+        </w:rPr>
+        <w:t>vecine</w:t>
+      </w:r>
+      <w:proofErr w:type="spellEnd"/>
+      <w:r>
+        <w:rPr>
+          <w:lang w:val="en-US"/>
+        </w:rPr>
+        <w:t xml:space="preserve"> a </w:t>
+      </w:r>
+      <w:proofErr w:type="spellStart"/>
+      <w:r>
+        <w:rPr>
+          <w:lang w:val="en-US"/>
+        </w:rPr>
+        <w:t>fiecărei</w:t>
+      </w:r>
+      <w:proofErr w:type="spellEnd"/>
+      <w:r>
+        <w:rPr>
+          <w:lang w:val="en-US"/>
+        </w:rPr>
+        <w:t xml:space="preserve"> </w:t>
+      </w:r>
+      <w:proofErr w:type="spellStart"/>
+      <w:r>
+        <w:rPr>
+          <w:lang w:val="en-US"/>
+        </w:rPr>
+        <w:t>celule</w:t>
+      </w:r>
+      <w:proofErr w:type="spellEnd"/>
+      <w:r>
+        <w:rPr>
+          <w:lang w:val="en-US"/>
+        </w:rPr>
+        <w:t xml:space="preserve"> a </w:t>
+      </w:r>
+      <w:proofErr w:type="spellStart"/>
+      <w:r>
+        <w:rPr>
+          <w:lang w:val="en-US"/>
+        </w:rPr>
+        <w:t>șarpelui</w:t>
+      </w:r>
+      <w:proofErr w:type="spellEnd"/>
+      <w:r>
+        <w:rPr>
+          <w:lang w:val="en-US"/>
+        </w:rPr>
+        <w:t xml:space="preserve"> o </w:t>
+      </w:r>
+      <w:proofErr w:type="spellStart"/>
+      <w:proofErr w:type="gramStart"/>
+      <w:r>
+        <w:rPr>
+          <w:lang w:val="en-US"/>
+        </w:rPr>
+        <w:t>să</w:t>
+      </w:r>
+      <w:proofErr w:type="spellEnd"/>
+      <w:proofErr w:type="gramEnd"/>
+      <w:r>
+        <w:rPr>
+          <w:lang w:val="en-US"/>
+        </w:rPr>
+        <w:t xml:space="preserve"> </w:t>
+      </w:r>
+      <w:proofErr w:type="spellStart"/>
+      <w:r>
+        <w:rPr>
+          <w:lang w:val="en-US"/>
+        </w:rPr>
+        <w:t>creez</w:t>
+      </w:r>
+      <w:proofErr w:type="spellEnd"/>
+      <w:r>
+        <w:rPr>
+          <w:lang w:val="en-US"/>
+        </w:rPr>
+        <w:t xml:space="preserve"> 2 </w:t>
+      </w:r>
+      <w:proofErr w:type="spellStart"/>
+      <w:r>
+        <w:rPr>
+          <w:lang w:val="en-US"/>
+        </w:rPr>
+        <w:t>clase</w:t>
+      </w:r>
+      <w:proofErr w:type="spellEnd"/>
+      <w:r>
+        <w:rPr>
+          <w:lang w:val="en-US"/>
+        </w:rPr>
+        <w:t xml:space="preserve"> java </w:t>
+      </w:r>
+      <w:proofErr w:type="spellStart"/>
+      <w:r>
+        <w:rPr>
+          <w:lang w:val="en-US"/>
+        </w:rPr>
+        <w:t>noi</w:t>
+      </w:r>
+      <w:proofErr w:type="spellEnd"/>
+      <w:r>
+        <w:rPr>
+          <w:lang w:val="en-US"/>
+        </w:rPr>
+        <w:t xml:space="preserve"> de </w:t>
+      </w:r>
+      <w:proofErr w:type="spellStart"/>
+      <w:r>
+        <w:rPr>
+          <w:lang w:val="en-US"/>
+        </w:rPr>
+        <w:t>tipul</w:t>
+      </w:r>
+      <w:proofErr w:type="spellEnd"/>
+      <w:r>
+        <w:rPr>
+          <w:lang w:val="en-US"/>
+        </w:rPr>
+        <w:t xml:space="preserve"> </w:t>
+      </w:r>
+      <w:proofErr w:type="spellStart"/>
+      <w:r>
+        <w:rPr>
+          <w:lang w:val="en-US"/>
+        </w:rPr>
+        <w:t>ArrayList</w:t>
+      </w:r>
+      <w:proofErr w:type="spellEnd"/>
+      <w:r>
+        <w:rPr>
+          <w:lang w:val="en-US"/>
+        </w:rPr>
+        <w:t xml:space="preserve"> a </w:t>
+      </w:r>
+      <w:proofErr w:type="spellStart"/>
+      <w:r>
+        <w:rPr>
+          <w:lang w:val="en-US"/>
+        </w:rPr>
+        <w:t>bibliotecii</w:t>
+      </w:r>
+      <w:proofErr w:type="spellEnd"/>
+      <w:r>
+        <w:rPr>
+          <w:lang w:val="en-US"/>
+        </w:rPr>
+        <w:t xml:space="preserve"> </w:t>
+      </w:r>
+      <w:proofErr w:type="spellStart"/>
+      <w:r>
+        <w:rPr>
+          <w:lang w:val="en-US"/>
+        </w:rPr>
+        <w:t>java.util.ArrayList</w:t>
+      </w:r>
+      <w:proofErr w:type="spellEnd"/>
+      <w:r>
+        <w:rPr>
+          <w:lang w:val="en-US"/>
+        </w:rPr>
+        <w:t xml:space="preserve">, </w:t>
+      </w:r>
+      <w:proofErr w:type="spellStart"/>
+      <w:r>
+        <w:rPr>
+          <w:lang w:val="en-US"/>
+        </w:rPr>
+        <w:t>iar</w:t>
+      </w:r>
+      <w:proofErr w:type="spellEnd"/>
+      <w:r>
+        <w:rPr>
+          <w:lang w:val="en-US"/>
+        </w:rPr>
+        <w:t xml:space="preserve"> </w:t>
+      </w:r>
+      <w:proofErr w:type="spellStart"/>
+      <w:r>
+        <w:rPr>
+          <w:lang w:val="en-US"/>
+        </w:rPr>
+        <w:t>pozițiile</w:t>
+      </w:r>
+      <w:proofErr w:type="spellEnd"/>
+      <w:r>
+        <w:rPr>
+          <w:lang w:val="en-US"/>
+        </w:rPr>
+        <w:t xml:space="preserve"> din </w:t>
+      </w:r>
+      <w:proofErr w:type="spellStart"/>
+      <w:r>
+        <w:rPr>
+          <w:lang w:val="en-US"/>
+        </w:rPr>
+        <w:t>nou</w:t>
+      </w:r>
+      <w:proofErr w:type="spellEnd"/>
+      <w:r>
+        <w:rPr>
+          <w:lang w:val="en-US"/>
+        </w:rPr>
+        <w:t xml:space="preserve"> o </w:t>
+      </w:r>
+      <w:proofErr w:type="spellStart"/>
+      <w:r>
+        <w:rPr>
+          <w:lang w:val="en-US"/>
+        </w:rPr>
+        <w:t>să</w:t>
+      </w:r>
+      <w:proofErr w:type="spellEnd"/>
+      <w:r>
+        <w:rPr>
+          <w:lang w:val="en-US"/>
+        </w:rPr>
+        <w:t xml:space="preserve"> le </w:t>
+      </w:r>
+      <w:proofErr w:type="spellStart"/>
+      <w:r>
+        <w:rPr>
+          <w:lang w:val="en-US"/>
+        </w:rPr>
+        <w:t>salvez</w:t>
+      </w:r>
+      <w:proofErr w:type="spellEnd"/>
+      <w:r>
+        <w:rPr>
+          <w:lang w:val="en-US"/>
+        </w:rPr>
+        <w:t xml:space="preserve"> </w:t>
+      </w:r>
+      <w:proofErr w:type="spellStart"/>
+      <w:r>
+        <w:rPr>
+          <w:lang w:val="en-US"/>
+        </w:rPr>
+        <w:t>ca</w:t>
+      </w:r>
+      <w:proofErr w:type="spellEnd"/>
+      <w:r>
+        <w:rPr>
+          <w:lang w:val="en-US"/>
+        </w:rPr>
+        <w:t xml:space="preserve"> Point2D.</w:t>
+      </w:r>
+    </w:p>
+    <w:p>
       <w:r>
         <w:rPr>
           <w:noProof/>
-          <w:lang w:val="ro-MD"/>
+          <w:lang w:val="en-US"/>
         </w:rPr>
         <w:drawing>
-          <wp:inline distT="0" distB="0" distL="0" distR="0" wp14:anchorId="0E7EE663" wp14:editId="35592262">
-            <wp:extent cx="3866030" cy="2485448"/>
-            <wp:effectExtent l="0" t="0" r="1270" b="0"/>
-            <wp:docPr id="21" name="Рисунок 21"/>
+          <wp:inline distT="0" distB="0" distL="0" distR="0" wp14:anchorId="25497A77" wp14:editId="0EEBFE13">
+            <wp:extent cx="2091018" cy="955624"/>
+            <wp:effectExtent l="0" t="0" r="5080" b="0"/>
+            <wp:docPr id="19" name="Рисунок 19"/>
             <wp:cNvGraphicFramePr>
               <a:graphicFrameLocks xmlns:a="http://schemas.openxmlformats.org/drawingml/2006/main" noChangeAspect="1"/>
             </wp:cNvGraphicFramePr>
@@ -2240,7 +5821,7 @@
                   <pic:spPr>
                     <a:xfrm>
                       <a:off x="0" y="0"/>
-                      <a:ext cx="3867966" cy="2486693"/>
+                      <a:ext cx="2092530" cy="956315"/>
                     </a:xfrm>
                     <a:prstGeom prst="rect">
                       <a:avLst/>
@@ -2254,59 +5835,16 @@
       </w:r>
     </w:p>
     <w:p>
-      <w:pPr>
-        <w:rPr>
-          <w:lang w:val="ro-MD"/>
-        </w:rPr>
-      </w:pPr>
-      <w:r>
-        <w:rPr>
-          <w:lang w:val="ro-MD"/>
-        </w:rPr>
-        <w:lastRenderedPageBreak/>
-        <w:t xml:space="preserve">Iar cea mai grea parte este intervalul de timp ce va fi responsabil de calcularea fiecărei modificări. El va fi realizat folosind bibliotecile </w:t>
-      </w:r>
-      <w:r>
-        <w:rPr>
-          <w:lang w:val="ro-MD"/>
-        </w:rPr>
-        <w:t>javafx.animation.Timeline</w:t>
-      </w:r>
-      <w:r>
-        <w:rPr>
-          <w:lang w:val="ro-MD"/>
-        </w:rPr>
-        <w:t xml:space="preserve"> și </w:t>
-      </w:r>
-      <w:r>
-        <w:rPr>
-          <w:lang w:val="ro-MD"/>
-        </w:rPr>
-        <w:t>javafx.animation.KeyFrame</w:t>
-      </w:r>
-      <w:r>
-        <w:rPr>
-          <w:lang w:val="ro-MD"/>
-        </w:rPr>
-        <w:t>.</w:t>
-      </w:r>
-    </w:p>
-    <w:p>
-      <w:pPr>
-        <w:rPr>
-          <w:lang w:val="ro-MD"/>
-        </w:rPr>
-      </w:pPr>
       <w:r>
         <w:rPr>
           <w:noProof/>
-          <w:lang w:val="ro-MD"/>
+          <w:lang w:val="en-US"/>
         </w:rPr>
         <w:drawing>
-          <wp:inline distT="0" distB="0" distL="0" distR="0" wp14:anchorId="3788C8D8" wp14:editId="158DC5A3">
-            <wp:extent cx="4780430" cy="2681067"/>
-            <wp:effectExtent l="0" t="0" r="1270" b="5080"/>
-            <wp:docPr id="22" name="Рисунок 22"/>
+          <wp:inline distT="0" distB="0" distL="0" distR="0" wp14:anchorId="0E7EE663" wp14:editId="35592262">
+            <wp:extent cx="3866030" cy="2485448"/>
+            <wp:effectExtent l="0" t="0" r="1270" b="0"/>
+            <wp:docPr id="21" name="Рисунок 21"/>
             <wp:cNvGraphicFramePr>
               <a:graphicFrameLocks xmlns:a="http://schemas.openxmlformats.org/drawingml/2006/main" noChangeAspect="1"/>
             </wp:cNvGraphicFramePr>
@@ -2326,7 +5864,7 @@
                   <pic:spPr>
                     <a:xfrm>
                       <a:off x="0" y="0"/>
-                      <a:ext cx="4782397" cy="2682170"/>
+                      <a:ext cx="3867966" cy="2486693"/>
                     </a:xfrm>
                     <a:prstGeom prst="rect">
                       <a:avLst/>
@@ -2342,50 +5880,306 @@
     <w:p>
       <w:pPr>
         <w:rPr>
-          <w:lang w:val="ro-MD"/>
-        </w:rPr>
-      </w:pPr>
-      <w:r>
-        <w:rPr>
-          <w:lang w:val="ro-MD"/>
-        </w:rPr>
-        <w:t xml:space="preserve">Pentru citirea tastei ce este apăsată se va folosi </w:t>
-      </w:r>
-      <w:r>
-        <w:rPr>
-          <w:lang w:val="ro-MD"/>
-        </w:rPr>
-        <w:t xml:space="preserve">biblioteca </w:t>
-      </w:r>
-      <w:r>
-        <w:rPr>
-          <w:lang w:val="ro-MD"/>
-        </w:rPr>
-        <w:t>javafx.scene.input.KeyCode</w:t>
-      </w:r>
-      <w:r>
-        <w:rPr>
-          <w:lang w:val="ro-MD"/>
+          <w:lang w:val="en-US"/>
+        </w:rPr>
+      </w:pPr>
+      <w:proofErr w:type="spellStart"/>
+      <w:r>
+        <w:rPr>
+          <w:lang w:val="en-US"/>
+        </w:rPr>
+        <w:lastRenderedPageBreak/>
+        <w:t>Iar</w:t>
+      </w:r>
+      <w:proofErr w:type="spellEnd"/>
+      <w:r>
+        <w:rPr>
+          <w:lang w:val="en-US"/>
+        </w:rPr>
+        <w:t xml:space="preserve"> </w:t>
+      </w:r>
+      <w:proofErr w:type="spellStart"/>
+      <w:r>
+        <w:rPr>
+          <w:lang w:val="en-US"/>
+        </w:rPr>
+        <w:t>cea</w:t>
+      </w:r>
+      <w:proofErr w:type="spellEnd"/>
+      <w:r>
+        <w:rPr>
+          <w:lang w:val="en-US"/>
+        </w:rPr>
+        <w:t xml:space="preserve"> </w:t>
+      </w:r>
+      <w:proofErr w:type="spellStart"/>
+      <w:r>
+        <w:rPr>
+          <w:lang w:val="en-US"/>
+        </w:rPr>
+        <w:t>mai</w:t>
+      </w:r>
+      <w:proofErr w:type="spellEnd"/>
+      <w:r>
+        <w:rPr>
+          <w:lang w:val="en-US"/>
+        </w:rPr>
+        <w:t xml:space="preserve"> </w:t>
+      </w:r>
+      <w:proofErr w:type="spellStart"/>
+      <w:r>
+        <w:rPr>
+          <w:lang w:val="en-US"/>
+        </w:rPr>
+        <w:t>grea</w:t>
+      </w:r>
+      <w:proofErr w:type="spellEnd"/>
+      <w:r>
+        <w:rPr>
+          <w:lang w:val="en-US"/>
+        </w:rPr>
+        <w:t xml:space="preserve"> parte </w:t>
+      </w:r>
+      <w:proofErr w:type="spellStart"/>
+      <w:proofErr w:type="gramStart"/>
+      <w:r>
+        <w:rPr>
+          <w:lang w:val="en-US"/>
+        </w:rPr>
+        <w:t>este</w:t>
+      </w:r>
+      <w:proofErr w:type="spellEnd"/>
+      <w:proofErr w:type="gramEnd"/>
+      <w:r>
+        <w:rPr>
+          <w:lang w:val="en-US"/>
+        </w:rPr>
+        <w:t xml:space="preserve"> </w:t>
+      </w:r>
+      <w:proofErr w:type="spellStart"/>
+      <w:r>
+        <w:rPr>
+          <w:lang w:val="en-US"/>
+        </w:rPr>
+        <w:t>intervalul</w:t>
+      </w:r>
+      <w:proofErr w:type="spellEnd"/>
+      <w:r>
+        <w:rPr>
+          <w:lang w:val="en-US"/>
+        </w:rPr>
+        <w:t xml:space="preserve"> de </w:t>
+      </w:r>
+      <w:proofErr w:type="spellStart"/>
+      <w:r>
+        <w:rPr>
+          <w:lang w:val="en-US"/>
+        </w:rPr>
+        <w:t>timp</w:t>
+      </w:r>
+      <w:proofErr w:type="spellEnd"/>
+      <w:r>
+        <w:rPr>
+          <w:lang w:val="en-US"/>
+        </w:rPr>
+        <w:t xml:space="preserve"> </w:t>
+      </w:r>
+      <w:proofErr w:type="spellStart"/>
+      <w:r>
+        <w:rPr>
+          <w:lang w:val="en-US"/>
+        </w:rPr>
+        <w:t>ce</w:t>
+      </w:r>
+      <w:proofErr w:type="spellEnd"/>
+      <w:r>
+        <w:rPr>
+          <w:lang w:val="en-US"/>
+        </w:rPr>
+        <w:t xml:space="preserve"> </w:t>
+      </w:r>
+      <w:proofErr w:type="spellStart"/>
+      <w:r>
+        <w:rPr>
+          <w:lang w:val="en-US"/>
+        </w:rPr>
+        <w:t>va</w:t>
+      </w:r>
+      <w:proofErr w:type="spellEnd"/>
+      <w:r>
+        <w:rPr>
+          <w:lang w:val="en-US"/>
+        </w:rPr>
+        <w:t xml:space="preserve"> fi </w:t>
+      </w:r>
+      <w:proofErr w:type="spellStart"/>
+      <w:r>
+        <w:rPr>
+          <w:lang w:val="en-US"/>
+        </w:rPr>
+        <w:t>responsabil</w:t>
+      </w:r>
+      <w:proofErr w:type="spellEnd"/>
+      <w:r>
+        <w:rPr>
+          <w:lang w:val="en-US"/>
+        </w:rPr>
+        <w:t xml:space="preserve"> de </w:t>
+      </w:r>
+      <w:proofErr w:type="spellStart"/>
+      <w:r>
+        <w:rPr>
+          <w:lang w:val="en-US"/>
+        </w:rPr>
+        <w:t>calcularea</w:t>
+      </w:r>
+      <w:proofErr w:type="spellEnd"/>
+      <w:r>
+        <w:rPr>
+          <w:lang w:val="en-US"/>
+        </w:rPr>
+        <w:t xml:space="preserve"> </w:t>
+      </w:r>
+      <w:proofErr w:type="spellStart"/>
+      <w:r>
+        <w:rPr>
+          <w:lang w:val="en-US"/>
+        </w:rPr>
+        <w:t>fiecărei</w:t>
+      </w:r>
+      <w:proofErr w:type="spellEnd"/>
+      <w:r>
+        <w:rPr>
+          <w:lang w:val="en-US"/>
+        </w:rPr>
+        <w:t xml:space="preserve"> </w:t>
+      </w:r>
+      <w:proofErr w:type="spellStart"/>
+      <w:r>
+        <w:rPr>
+          <w:lang w:val="en-US"/>
+        </w:rPr>
+        <w:t>modificări</w:t>
+      </w:r>
+      <w:proofErr w:type="spellEnd"/>
+      <w:r>
+        <w:rPr>
+          <w:lang w:val="en-US"/>
+        </w:rPr>
+        <w:t xml:space="preserve">. El </w:t>
+      </w:r>
+      <w:proofErr w:type="spellStart"/>
+      <w:proofErr w:type="gramStart"/>
+      <w:r>
+        <w:rPr>
+          <w:lang w:val="en-US"/>
+        </w:rPr>
+        <w:t>va</w:t>
+      </w:r>
+      <w:proofErr w:type="spellEnd"/>
+      <w:proofErr w:type="gramEnd"/>
+      <w:r>
+        <w:rPr>
+          <w:lang w:val="en-US"/>
+        </w:rPr>
+        <w:t xml:space="preserve"> fi </w:t>
+      </w:r>
+      <w:proofErr w:type="spellStart"/>
+      <w:r>
+        <w:rPr>
+          <w:lang w:val="en-US"/>
+        </w:rPr>
+        <w:t>realizat</w:t>
+      </w:r>
+      <w:proofErr w:type="spellEnd"/>
+      <w:r>
+        <w:rPr>
+          <w:lang w:val="en-US"/>
+        </w:rPr>
+        <w:t xml:space="preserve"> </w:t>
+      </w:r>
+      <w:proofErr w:type="spellStart"/>
+      <w:r>
+        <w:rPr>
+          <w:lang w:val="en-US"/>
+        </w:rPr>
+        <w:t>folosind</w:t>
+      </w:r>
+      <w:proofErr w:type="spellEnd"/>
+      <w:r>
+        <w:rPr>
+          <w:lang w:val="en-US"/>
+        </w:rPr>
+        <w:t xml:space="preserve"> </w:t>
+      </w:r>
+      <w:proofErr w:type="spellStart"/>
+      <w:r>
+        <w:rPr>
+          <w:lang w:val="en-US"/>
+        </w:rPr>
+        <w:t>bibliotecile</w:t>
+      </w:r>
+      <w:proofErr w:type="spellEnd"/>
+      <w:r>
+        <w:rPr>
+          <w:lang w:val="en-US"/>
+        </w:rPr>
+        <w:t xml:space="preserve"> </w:t>
+      </w:r>
+      <w:proofErr w:type="spellStart"/>
+      <w:r>
+        <w:rPr>
+          <w:lang w:val="en-US"/>
+        </w:rPr>
+        <w:t>javafx.animation.Timeline</w:t>
+      </w:r>
+      <w:proofErr w:type="spellEnd"/>
+      <w:r>
+        <w:rPr>
+          <w:lang w:val="en-US"/>
+        </w:rPr>
+        <w:t xml:space="preserve"> </w:t>
+      </w:r>
+      <w:proofErr w:type="spellStart"/>
+      <w:r>
+        <w:rPr>
+          <w:lang w:val="en-US"/>
+        </w:rPr>
+        <w:t>și</w:t>
+      </w:r>
+      <w:proofErr w:type="spellEnd"/>
+      <w:r>
+        <w:rPr>
+          <w:lang w:val="en-US"/>
+        </w:rPr>
+        <w:t xml:space="preserve"> </w:t>
+      </w:r>
+      <w:proofErr w:type="spellStart"/>
+      <w:r>
+        <w:rPr>
+          <w:lang w:val="en-US"/>
+        </w:rPr>
+        <w:t>javafx.animation.KeyFrame</w:t>
+      </w:r>
+      <w:proofErr w:type="spellEnd"/>
+      <w:r>
+        <w:rPr>
+          <w:lang w:val="en-US"/>
         </w:rPr>
         <w:t>.</w:t>
       </w:r>
     </w:p>
     <w:p>
-      <w:pPr>
-        <w:rPr>
-          <w:lang w:val="ro-MD"/>
-        </w:rPr>
-      </w:pPr>
       <w:r>
         <w:rPr>
           <w:noProof/>
-          <w:lang w:val="ro-MD"/>
+          <w:lang w:val="en-US"/>
         </w:rPr>
         <w:drawing>
-          <wp:inline distT="0" distB="0" distL="0" distR="0" wp14:anchorId="7AE3B668" wp14:editId="0CD9BCD4">
-            <wp:extent cx="6152515" cy="1143000"/>
-            <wp:effectExtent l="0" t="0" r="635" b="0"/>
-            <wp:docPr id="23" name="Рисунок 23"/>
+          <wp:inline distT="0" distB="0" distL="0" distR="0" wp14:anchorId="3788C8D8" wp14:editId="158DC5A3">
+            <wp:extent cx="4780430" cy="2681067"/>
+            <wp:effectExtent l="0" t="0" r="1270" b="5080"/>
+            <wp:docPr id="22" name="Рисунок 22"/>
             <wp:cNvGraphicFramePr>
               <a:graphicFrameLocks xmlns:a="http://schemas.openxmlformats.org/drawingml/2006/main" noChangeAspect="1"/>
             </wp:cNvGraphicFramePr>
@@ -2405,7 +6199,7 @@
                   <pic:spPr>
                     <a:xfrm>
                       <a:off x="0" y="0"/>
-                      <a:ext cx="6152515" cy="1143000"/>
+                      <a:ext cx="4782397" cy="2682170"/>
                     </a:xfrm>
                     <a:prstGeom prst="rect">
                       <a:avLst/>
@@ -2421,32 +6215,163 @@
     <w:p>
       <w:pPr>
         <w:rPr>
-          <w:lang w:val="ro-MD"/>
-        </w:rPr>
-      </w:pPr>
-      <w:r>
-        <w:rPr>
-          <w:lang w:val="ro-MD"/>
-        </w:rPr>
-        <w:t>Pentru generarea merelor o să verific mai intai dacă există deja un măr, altfel o să generez poziții pentru măr random până când nu o să primesc una pe care nu se află șarpele.</w:t>
+          <w:lang w:val="en-US"/>
+        </w:rPr>
+      </w:pPr>
+      <w:proofErr w:type="spellStart"/>
+      <w:r>
+        <w:rPr>
+          <w:lang w:val="en-US"/>
+        </w:rPr>
+        <w:t>Pentru</w:t>
+      </w:r>
+      <w:proofErr w:type="spellEnd"/>
+      <w:r>
+        <w:rPr>
+          <w:lang w:val="en-US"/>
+        </w:rPr>
+        <w:t xml:space="preserve"> </w:t>
+      </w:r>
+      <w:proofErr w:type="spellStart"/>
+      <w:r>
+        <w:rPr>
+          <w:lang w:val="en-US"/>
+        </w:rPr>
+        <w:t>citirea</w:t>
+      </w:r>
+      <w:proofErr w:type="spellEnd"/>
+      <w:r>
+        <w:rPr>
+          <w:lang w:val="en-US"/>
+        </w:rPr>
+        <w:t xml:space="preserve"> </w:t>
+      </w:r>
+      <w:proofErr w:type="spellStart"/>
+      <w:r>
+        <w:rPr>
+          <w:lang w:val="en-US"/>
+        </w:rPr>
+        <w:t>tastei</w:t>
+      </w:r>
+      <w:proofErr w:type="spellEnd"/>
+      <w:r>
+        <w:rPr>
+          <w:lang w:val="en-US"/>
+        </w:rPr>
+        <w:t xml:space="preserve"> </w:t>
+      </w:r>
+      <w:proofErr w:type="spellStart"/>
+      <w:proofErr w:type="gramStart"/>
+      <w:r>
+        <w:rPr>
+          <w:lang w:val="en-US"/>
+        </w:rPr>
+        <w:t>ce</w:t>
+      </w:r>
+      <w:proofErr w:type="spellEnd"/>
+      <w:proofErr w:type="gramEnd"/>
+      <w:r>
+        <w:rPr>
+          <w:lang w:val="en-US"/>
+        </w:rPr>
+        <w:t xml:space="preserve"> </w:t>
+      </w:r>
+      <w:proofErr w:type="spellStart"/>
+      <w:r>
+        <w:rPr>
+          <w:lang w:val="en-US"/>
+        </w:rPr>
+        <w:t>este</w:t>
+      </w:r>
+      <w:proofErr w:type="spellEnd"/>
+      <w:r>
+        <w:rPr>
+          <w:lang w:val="en-US"/>
+        </w:rPr>
+        <w:t xml:space="preserve"> </w:t>
+      </w:r>
+      <w:proofErr w:type="spellStart"/>
+      <w:r>
+        <w:rPr>
+          <w:lang w:val="en-US"/>
+        </w:rPr>
+        <w:t>apăsată</w:t>
+      </w:r>
+      <w:proofErr w:type="spellEnd"/>
+      <w:r>
+        <w:rPr>
+          <w:lang w:val="en-US"/>
+        </w:rPr>
+        <w:t xml:space="preserve"> se </w:t>
+      </w:r>
+      <w:proofErr w:type="spellStart"/>
+      <w:r>
+        <w:rPr>
+          <w:lang w:val="en-US"/>
+        </w:rPr>
+        <w:t>va</w:t>
+      </w:r>
+      <w:proofErr w:type="spellEnd"/>
+      <w:r>
+        <w:rPr>
+          <w:lang w:val="en-US"/>
+        </w:rPr>
+        <w:t xml:space="preserve"> </w:t>
+      </w:r>
+      <w:proofErr w:type="spellStart"/>
+      <w:r>
+        <w:rPr>
+          <w:lang w:val="en-US"/>
+        </w:rPr>
+        <w:t>folosi</w:t>
+      </w:r>
+      <w:proofErr w:type="spellEnd"/>
+      <w:r>
+        <w:rPr>
+          <w:lang w:val="en-US"/>
+        </w:rPr>
+        <w:t xml:space="preserve"> </w:t>
+      </w:r>
+      <w:proofErr w:type="spellStart"/>
+      <w:r>
+        <w:rPr>
+          <w:lang w:val="en-US"/>
+        </w:rPr>
+        <w:t>biblioteca</w:t>
+      </w:r>
+      <w:proofErr w:type="spellEnd"/>
+      <w:r>
+        <w:rPr>
+          <w:lang w:val="en-US"/>
+        </w:rPr>
+        <w:t xml:space="preserve"> </w:t>
+      </w:r>
+      <w:proofErr w:type="spellStart"/>
+      <w:r>
+        <w:rPr>
+          <w:lang w:val="en-US"/>
+        </w:rPr>
+        <w:t>javafx.scene.input.KeyCode</w:t>
+      </w:r>
+      <w:proofErr w:type="spellEnd"/>
+      <w:r>
+        <w:rPr>
+          <w:lang w:val="en-US"/>
+        </w:rPr>
+        <w:t>.</w:t>
       </w:r>
     </w:p>
     <w:p>
-      <w:pPr>
-        <w:rPr>
-          <w:lang w:val="ro-MD"/>
-        </w:rPr>
-      </w:pPr>
       <w:r>
         <w:rPr>
           <w:noProof/>
-          <w:lang w:val="ro-MD"/>
+          <w:lang w:val="en-US"/>
         </w:rPr>
         <w:drawing>
-          <wp:inline distT="0" distB="0" distL="0" distR="0" wp14:anchorId="182DCD09" wp14:editId="301F98B4">
-            <wp:extent cx="2359959" cy="1984866"/>
-            <wp:effectExtent l="0" t="0" r="2540" b="0"/>
-            <wp:docPr id="24" name="Рисунок 24"/>
+          <wp:inline distT="0" distB="0" distL="0" distR="0" wp14:anchorId="7AE3B668" wp14:editId="0CD9BCD4">
+            <wp:extent cx="6152515" cy="1143000"/>
+            <wp:effectExtent l="0" t="0" r="635" b="0"/>
+            <wp:docPr id="23" name="Рисунок 23"/>
             <wp:cNvGraphicFramePr>
               <a:graphicFrameLocks xmlns:a="http://schemas.openxmlformats.org/drawingml/2006/main" noChangeAspect="1"/>
             </wp:cNvGraphicFramePr>
@@ -2466,7 +6391,7 @@
                   <pic:spPr>
                     <a:xfrm>
                       <a:off x="0" y="0"/>
-                      <a:ext cx="2359370" cy="1984370"/>
+                      <a:ext cx="6152515" cy="1143000"/>
                     </a:xfrm>
                     <a:prstGeom prst="rect">
                       <a:avLst/>
@@ -2480,53 +6405,21 @@
       </w:r>
     </w:p>
     <w:p>
-      <w:pPr>
-        <w:rPr>
-          <w:lang w:val="ro-MD"/>
-        </w:rPr>
-      </w:pPr>
-      <w:r>
-        <w:rPr>
-          <w:lang w:val="ro-MD"/>
-        </w:rPr>
-        <w:t>Afișarea șarpelui propriu zis o voi face în funcție de ce vecini are celula</w:t>
-      </w:r>
-      <w:r>
-        <w:rPr>
-          <w:lang w:val="ro-MD"/>
-        </w:rPr>
-        <w:t xml:space="preserve">, iar afișarea imaginii corespunzătoare o voi face cu biblioteca </w:t>
-      </w:r>
-      <w:r>
-        <w:rPr>
-          <w:lang w:val="ro-MD"/>
-        </w:rPr>
-        <w:t>javafx.scene.image.ImageView</w:t>
-      </w:r>
-      <w:r>
-        <w:rPr>
-          <w:lang w:val="ro-MD"/>
-        </w:rPr>
-        <w:t>.</w:t>
+      <w:r>
+        <w:t>Pentru generarea merelor o să verific mai intai dacă există deja un măr, altfel o să generez poziții pentru măr random până când nu o să primesc una pe care nu se află șarpele.</w:t>
       </w:r>
     </w:p>
     <w:p>
-      <w:pPr>
-        <w:rPr>
-          <w:lang w:val="ro-MD"/>
-        </w:rPr>
-      </w:pPr>
       <w:r>
         <w:rPr>
           <w:noProof/>
-          <w:lang w:val="ro-MD"/>
-        </w:rPr>
-        <w:lastRenderedPageBreak/>
+          <w:lang w:val="en-US"/>
+        </w:rPr>
         <w:drawing>
-          <wp:inline distT="0" distB="0" distL="0" distR="0" wp14:anchorId="47320157" wp14:editId="646A392D">
-            <wp:extent cx="4276165" cy="1413178"/>
-            <wp:effectExtent l="0" t="0" r="0" b="0"/>
-            <wp:docPr id="25" name="Рисунок 25"/>
+          <wp:inline distT="0" distB="0" distL="0" distR="0" wp14:anchorId="182DCD09" wp14:editId="301F98B4">
+            <wp:extent cx="2359959" cy="1984866"/>
+            <wp:effectExtent l="0" t="0" r="2540" b="0"/>
+            <wp:docPr id="24" name="Рисунок 24"/>
             <wp:cNvGraphicFramePr>
               <a:graphicFrameLocks xmlns:a="http://schemas.openxmlformats.org/drawingml/2006/main" noChangeAspect="1"/>
             </wp:cNvGraphicFramePr>
@@ -2546,7 +6439,7 @@
                   <pic:spPr>
                     <a:xfrm>
                       <a:off x="0" y="0"/>
-                      <a:ext cx="4281986" cy="1415102"/>
+                      <a:ext cx="2359370" cy="1984370"/>
                     </a:xfrm>
                     <a:prstGeom prst="rect">
                       <a:avLst/>
@@ -2560,61 +6453,31 @@
       </w:r>
     </w:p>
     <w:p>
-      <w:pPr>
-        <w:rPr>
-          <w:lang w:val="ro-MD"/>
-        </w:rPr>
-      </w:pPr>
+      <w:r>
+        <w:t>Afișarea șarpelui propriu zis o voi face în funcție de ce vecini are celula</w:t>
+      </w:r>
+      <w:r>
+        <w:t xml:space="preserve">, iar afișarea imaginii corespunzătoare o voi face cu biblioteca </w:t>
+      </w:r>
+      <w:r>
+        <w:t>javafx.scene.image.ImageView</w:t>
+      </w:r>
+      <w:r>
+        <w:t>.</w:t>
+      </w:r>
     </w:p>
     <w:p>
-      <w:pPr>
-        <w:rPr>
-          <w:lang w:val="ro-MD"/>
-        </w:rPr>
-      </w:pPr>
-      <w:r>
-        <w:rPr>
-          <w:lang w:val="ro-MD"/>
-        </w:rPr>
-        <w:t>În continuare are loc tick-ul ce conține logica de mișcare a șarpelui în dependență de tasta ce a fost apăsată, generarea obiectului ce poate fi mâncat și afișarea șarpelui pe ecran.</w:t>
-      </w:r>
-    </w:p>
-    <w:p>
-      <w:pPr>
-        <w:rPr>
-          <w:lang w:val="ro-MD"/>
-        </w:rPr>
-      </w:pPr>
-    </w:p>
-    <w:p>
-      <w:pPr>
-        <w:rPr>
-          <w:lang w:val="ro-MD"/>
-        </w:rPr>
-      </w:pPr>
-      <w:r>
-        <w:rPr>
-          <w:lang w:val="ro-MD"/>
-        </w:rPr>
-        <w:t>Deasemenea, atunci când pierzi apare un ecran aparte care arată faptul că ai pierdut, iar ca opțiune ai să restartezi sau să ieți în meniul principal.</w:t>
-      </w:r>
-    </w:p>
-    <w:p>
-      <w:pPr>
-        <w:rPr>
-          <w:lang w:val="ro-MD"/>
-        </w:rPr>
-      </w:pPr>
       <w:r>
         <w:rPr>
           <w:noProof/>
-          <w:lang w:val="ro-MD"/>
-        </w:rPr>
+          <w:lang w:val="en-US"/>
+        </w:rPr>
+        <w:lastRenderedPageBreak/>
         <w:drawing>
-          <wp:inline distT="0" distB="0" distL="0" distR="0" wp14:anchorId="5A2053A1" wp14:editId="253530FD">
-            <wp:extent cx="2608730" cy="2508621"/>
-            <wp:effectExtent l="0" t="0" r="1270" b="6350"/>
-            <wp:docPr id="27" name="Рисунок 27"/>
+          <wp:inline distT="0" distB="0" distL="0" distR="0" wp14:anchorId="47320157" wp14:editId="646A392D">
+            <wp:extent cx="4276165" cy="1413178"/>
+            <wp:effectExtent l="0" t="0" r="0" b="0"/>
+            <wp:docPr id="25" name="Рисунок 25"/>
             <wp:cNvGraphicFramePr>
               <a:graphicFrameLocks xmlns:a="http://schemas.openxmlformats.org/drawingml/2006/main" noChangeAspect="1"/>
             </wp:cNvGraphicFramePr>
@@ -2634,7 +6497,7 @@
                   <pic:spPr>
                     <a:xfrm>
                       <a:off x="0" y="0"/>
-                      <a:ext cx="2608947" cy="2508829"/>
+                      <a:ext cx="4281986" cy="1415102"/>
                     </a:xfrm>
                     <a:prstGeom prst="rect">
                       <a:avLst/>
@@ -2647,22 +6510,727 @@
         </w:drawing>
       </w:r>
     </w:p>
+    <w:p/>
     <w:p>
       <w:pPr>
         <w:rPr>
-          <w:lang w:val="ro-MD"/>
-        </w:rPr>
-      </w:pPr>
+          <w:lang w:val="en-US"/>
+        </w:rPr>
+      </w:pPr>
+      <w:proofErr w:type="spellStart"/>
+      <w:r>
+        <w:rPr>
+          <w:lang w:val="en-US"/>
+        </w:rPr>
+        <w:t>În</w:t>
+      </w:r>
+      <w:proofErr w:type="spellEnd"/>
+      <w:r>
+        <w:rPr>
+          <w:lang w:val="en-US"/>
+        </w:rPr>
+        <w:t xml:space="preserve"> </w:t>
+      </w:r>
+      <w:proofErr w:type="spellStart"/>
+      <w:r>
+        <w:rPr>
+          <w:lang w:val="en-US"/>
+        </w:rPr>
+        <w:t>continuare</w:t>
+      </w:r>
+      <w:proofErr w:type="spellEnd"/>
+      <w:r>
+        <w:rPr>
+          <w:lang w:val="en-US"/>
+        </w:rPr>
+        <w:t xml:space="preserve"> are </w:t>
+      </w:r>
+      <w:proofErr w:type="spellStart"/>
+      <w:r>
+        <w:rPr>
+          <w:lang w:val="en-US"/>
+        </w:rPr>
+        <w:t>loc</w:t>
+      </w:r>
+      <w:proofErr w:type="spellEnd"/>
+      <w:r>
+        <w:rPr>
+          <w:lang w:val="en-US"/>
+        </w:rPr>
+        <w:t xml:space="preserve"> tick-</w:t>
+      </w:r>
+      <w:proofErr w:type="spellStart"/>
+      <w:r>
+        <w:rPr>
+          <w:lang w:val="en-US"/>
+        </w:rPr>
+        <w:t>ul</w:t>
+      </w:r>
+      <w:proofErr w:type="spellEnd"/>
+      <w:r>
+        <w:rPr>
+          <w:lang w:val="en-US"/>
+        </w:rPr>
+        <w:t xml:space="preserve"> </w:t>
+      </w:r>
+      <w:proofErr w:type="spellStart"/>
+      <w:proofErr w:type="gramStart"/>
+      <w:r>
+        <w:rPr>
+          <w:lang w:val="en-US"/>
+        </w:rPr>
+        <w:t>ce</w:t>
+      </w:r>
+      <w:proofErr w:type="spellEnd"/>
+      <w:proofErr w:type="gramEnd"/>
+      <w:r>
+        <w:rPr>
+          <w:lang w:val="en-US"/>
+        </w:rPr>
+        <w:t xml:space="preserve"> </w:t>
+      </w:r>
+      <w:proofErr w:type="spellStart"/>
+      <w:r>
+        <w:rPr>
+          <w:lang w:val="en-US"/>
+        </w:rPr>
+        <w:t>conține</w:t>
+      </w:r>
+      <w:proofErr w:type="spellEnd"/>
+      <w:r>
+        <w:rPr>
+          <w:lang w:val="en-US"/>
+        </w:rPr>
+        <w:t xml:space="preserve"> </w:t>
+      </w:r>
+      <w:proofErr w:type="spellStart"/>
+      <w:r>
+        <w:rPr>
+          <w:lang w:val="en-US"/>
+        </w:rPr>
+        <w:t>logica</w:t>
+      </w:r>
+      <w:proofErr w:type="spellEnd"/>
+      <w:r>
+        <w:rPr>
+          <w:lang w:val="en-US"/>
+        </w:rPr>
+        <w:t xml:space="preserve"> de </w:t>
+      </w:r>
+      <w:proofErr w:type="spellStart"/>
+      <w:r>
+        <w:rPr>
+          <w:lang w:val="en-US"/>
+        </w:rPr>
+        <w:t>mișcare</w:t>
+      </w:r>
+      <w:proofErr w:type="spellEnd"/>
+      <w:r>
+        <w:rPr>
+          <w:lang w:val="en-US"/>
+        </w:rPr>
+        <w:t xml:space="preserve"> a </w:t>
+      </w:r>
+      <w:proofErr w:type="spellStart"/>
+      <w:r>
+        <w:rPr>
+          <w:lang w:val="en-US"/>
+        </w:rPr>
+        <w:t>șarpelui</w:t>
+      </w:r>
+      <w:proofErr w:type="spellEnd"/>
+      <w:r>
+        <w:rPr>
+          <w:lang w:val="en-US"/>
+        </w:rPr>
+        <w:t xml:space="preserve"> </w:t>
+      </w:r>
+      <w:proofErr w:type="spellStart"/>
+      <w:r>
+        <w:rPr>
+          <w:lang w:val="en-US"/>
+        </w:rPr>
+        <w:t>în</w:t>
+      </w:r>
+      <w:proofErr w:type="spellEnd"/>
+      <w:r>
+        <w:rPr>
+          <w:lang w:val="en-US"/>
+        </w:rPr>
+        <w:t xml:space="preserve"> </w:t>
+      </w:r>
+      <w:proofErr w:type="spellStart"/>
+      <w:r>
+        <w:rPr>
+          <w:lang w:val="en-US"/>
+        </w:rPr>
+        <w:t>dependență</w:t>
+      </w:r>
+      <w:proofErr w:type="spellEnd"/>
+      <w:r>
+        <w:rPr>
+          <w:lang w:val="en-US"/>
+        </w:rPr>
+        <w:t xml:space="preserve"> de </w:t>
+      </w:r>
+      <w:proofErr w:type="spellStart"/>
+      <w:r>
+        <w:rPr>
+          <w:lang w:val="en-US"/>
+        </w:rPr>
+        <w:t>tasta</w:t>
+      </w:r>
+      <w:proofErr w:type="spellEnd"/>
+      <w:r>
+        <w:rPr>
+          <w:lang w:val="en-US"/>
+        </w:rPr>
+        <w:t xml:space="preserve"> </w:t>
+      </w:r>
+      <w:proofErr w:type="spellStart"/>
+      <w:r>
+        <w:rPr>
+          <w:lang w:val="en-US"/>
+        </w:rPr>
+        <w:t>ce</w:t>
+      </w:r>
+      <w:proofErr w:type="spellEnd"/>
+      <w:r>
+        <w:rPr>
+          <w:lang w:val="en-US"/>
+        </w:rPr>
+        <w:t xml:space="preserve"> a </w:t>
+      </w:r>
+      <w:proofErr w:type="spellStart"/>
+      <w:r>
+        <w:rPr>
+          <w:lang w:val="en-US"/>
+        </w:rPr>
+        <w:t>fost</w:t>
+      </w:r>
+      <w:proofErr w:type="spellEnd"/>
+      <w:r>
+        <w:rPr>
+          <w:lang w:val="en-US"/>
+        </w:rPr>
+        <w:t xml:space="preserve"> </w:t>
+      </w:r>
+      <w:proofErr w:type="spellStart"/>
+      <w:r>
+        <w:rPr>
+          <w:lang w:val="en-US"/>
+        </w:rPr>
+        <w:t>apăsată</w:t>
+      </w:r>
+      <w:proofErr w:type="spellEnd"/>
+      <w:r>
+        <w:rPr>
+          <w:lang w:val="en-US"/>
+        </w:rPr>
+        <w:t xml:space="preserve">, </w:t>
+      </w:r>
+      <w:proofErr w:type="spellStart"/>
+      <w:r>
+        <w:rPr>
+          <w:lang w:val="en-US"/>
+        </w:rPr>
+        <w:t>generarea</w:t>
+      </w:r>
+      <w:proofErr w:type="spellEnd"/>
+      <w:r>
+        <w:rPr>
+          <w:lang w:val="en-US"/>
+        </w:rPr>
+        <w:t xml:space="preserve"> </w:t>
+      </w:r>
+      <w:proofErr w:type="spellStart"/>
+      <w:r>
+        <w:rPr>
+          <w:lang w:val="en-US"/>
+        </w:rPr>
+        <w:t>obiectului</w:t>
+      </w:r>
+      <w:proofErr w:type="spellEnd"/>
+      <w:r>
+        <w:rPr>
+          <w:lang w:val="en-US"/>
+        </w:rPr>
+        <w:t xml:space="preserve"> </w:t>
+      </w:r>
+      <w:proofErr w:type="spellStart"/>
+      <w:r>
+        <w:rPr>
+          <w:lang w:val="en-US"/>
+        </w:rPr>
+        <w:t>ce</w:t>
+      </w:r>
+      <w:proofErr w:type="spellEnd"/>
+      <w:r>
+        <w:rPr>
+          <w:lang w:val="en-US"/>
+        </w:rPr>
+        <w:t xml:space="preserve"> </w:t>
+      </w:r>
+      <w:proofErr w:type="spellStart"/>
+      <w:r>
+        <w:rPr>
+          <w:lang w:val="en-US"/>
+        </w:rPr>
+        <w:t>poate</w:t>
+      </w:r>
+      <w:proofErr w:type="spellEnd"/>
+      <w:r>
+        <w:rPr>
+          <w:lang w:val="en-US"/>
+        </w:rPr>
+        <w:t xml:space="preserve"> fi </w:t>
+      </w:r>
+      <w:proofErr w:type="spellStart"/>
+      <w:r>
+        <w:rPr>
+          <w:lang w:val="en-US"/>
+        </w:rPr>
+        <w:t>mâncat</w:t>
+      </w:r>
+      <w:proofErr w:type="spellEnd"/>
+      <w:r>
+        <w:rPr>
+          <w:lang w:val="en-US"/>
+        </w:rPr>
+        <w:t xml:space="preserve"> </w:t>
+      </w:r>
+      <w:proofErr w:type="spellStart"/>
+      <w:r>
+        <w:rPr>
+          <w:lang w:val="en-US"/>
+        </w:rPr>
+        <w:t>și</w:t>
+      </w:r>
+      <w:proofErr w:type="spellEnd"/>
+      <w:r>
+        <w:rPr>
+          <w:lang w:val="en-US"/>
+        </w:rPr>
+        <w:t xml:space="preserve"> </w:t>
+      </w:r>
+      <w:proofErr w:type="spellStart"/>
+      <w:r>
+        <w:rPr>
+          <w:lang w:val="en-US"/>
+        </w:rPr>
+        <w:t>afișarea</w:t>
+      </w:r>
+      <w:proofErr w:type="spellEnd"/>
+      <w:r>
+        <w:rPr>
+          <w:lang w:val="en-US"/>
+        </w:rPr>
+        <w:t xml:space="preserve"> </w:t>
+      </w:r>
+      <w:proofErr w:type="spellStart"/>
+      <w:r>
+        <w:rPr>
+          <w:lang w:val="en-US"/>
+        </w:rPr>
+        <w:t>șarpelui</w:t>
+      </w:r>
+      <w:proofErr w:type="spellEnd"/>
+      <w:r>
+        <w:rPr>
+          <w:lang w:val="en-US"/>
+        </w:rPr>
+        <w:t xml:space="preserve"> </w:t>
+      </w:r>
+      <w:proofErr w:type="spellStart"/>
+      <w:r>
+        <w:rPr>
+          <w:lang w:val="en-US"/>
+        </w:rPr>
+        <w:t>pe</w:t>
+      </w:r>
+      <w:proofErr w:type="spellEnd"/>
+      <w:r>
+        <w:rPr>
+          <w:lang w:val="en-US"/>
+        </w:rPr>
+        <w:t xml:space="preserve"> </w:t>
+      </w:r>
+      <w:proofErr w:type="spellStart"/>
+      <w:r>
+        <w:rPr>
+          <w:lang w:val="en-US"/>
+        </w:rPr>
+        <w:t>ecran</w:t>
+      </w:r>
+      <w:proofErr w:type="spellEnd"/>
+      <w:r>
+        <w:rPr>
+          <w:lang w:val="en-US"/>
+        </w:rPr>
+        <w:t>.</w:t>
+      </w:r>
+    </w:p>
+    <w:p>
+      <w:pPr>
+        <w:rPr>
+          <w:lang w:val="en-US"/>
+        </w:rPr>
+      </w:pPr>
+    </w:p>
+    <w:p>
+      <w:pPr>
+        <w:rPr>
+          <w:lang w:val="en-US"/>
+        </w:rPr>
+      </w:pPr>
+      <w:proofErr w:type="spellStart"/>
+      <w:r>
+        <w:rPr>
+          <w:lang w:val="en-US"/>
+        </w:rPr>
+        <w:t>Deasemenea</w:t>
+      </w:r>
+      <w:proofErr w:type="spellEnd"/>
+      <w:r>
+        <w:rPr>
+          <w:lang w:val="en-US"/>
+        </w:rPr>
+        <w:t xml:space="preserve">, </w:t>
+      </w:r>
+      <w:proofErr w:type="spellStart"/>
+      <w:r>
+        <w:rPr>
+          <w:lang w:val="en-US"/>
+        </w:rPr>
+        <w:t>atunci</w:t>
+      </w:r>
+      <w:proofErr w:type="spellEnd"/>
+      <w:r>
+        <w:rPr>
+          <w:lang w:val="en-US"/>
+        </w:rPr>
+        <w:t xml:space="preserve"> </w:t>
+      </w:r>
+      <w:proofErr w:type="spellStart"/>
+      <w:r>
+        <w:rPr>
+          <w:lang w:val="en-US"/>
+        </w:rPr>
+        <w:t>când</w:t>
+      </w:r>
+      <w:proofErr w:type="spellEnd"/>
+      <w:r>
+        <w:rPr>
+          <w:lang w:val="en-US"/>
+        </w:rPr>
+        <w:t xml:space="preserve"> </w:t>
+      </w:r>
+      <w:proofErr w:type="spellStart"/>
+      <w:r>
+        <w:rPr>
+          <w:lang w:val="en-US"/>
+        </w:rPr>
+        <w:t>pierzi</w:t>
+      </w:r>
+      <w:proofErr w:type="spellEnd"/>
+      <w:r>
+        <w:rPr>
+          <w:lang w:val="en-US"/>
+        </w:rPr>
+        <w:t xml:space="preserve"> </w:t>
+      </w:r>
+      <w:proofErr w:type="spellStart"/>
+      <w:r>
+        <w:rPr>
+          <w:lang w:val="en-US"/>
+        </w:rPr>
+        <w:t>apare</w:t>
+      </w:r>
+      <w:proofErr w:type="spellEnd"/>
+      <w:r>
+        <w:rPr>
+          <w:lang w:val="en-US"/>
+        </w:rPr>
+        <w:t xml:space="preserve"> </w:t>
+      </w:r>
+      <w:proofErr w:type="gramStart"/>
+      <w:r>
+        <w:rPr>
+          <w:lang w:val="en-US"/>
+        </w:rPr>
+        <w:t>un</w:t>
+      </w:r>
+      <w:proofErr w:type="gramEnd"/>
+      <w:r>
+        <w:rPr>
+          <w:lang w:val="en-US"/>
+        </w:rPr>
+        <w:t xml:space="preserve"> </w:t>
+      </w:r>
+      <w:proofErr w:type="spellStart"/>
+      <w:r>
+        <w:rPr>
+          <w:lang w:val="en-US"/>
+        </w:rPr>
+        <w:t>ecran</w:t>
+      </w:r>
+      <w:proofErr w:type="spellEnd"/>
+      <w:r>
+        <w:rPr>
+          <w:lang w:val="en-US"/>
+        </w:rPr>
+        <w:t xml:space="preserve"> </w:t>
+      </w:r>
+      <w:proofErr w:type="spellStart"/>
+      <w:r>
+        <w:rPr>
+          <w:lang w:val="en-US"/>
+        </w:rPr>
+        <w:t>aparte</w:t>
+      </w:r>
+      <w:proofErr w:type="spellEnd"/>
+      <w:r>
+        <w:rPr>
+          <w:lang w:val="en-US"/>
+        </w:rPr>
+        <w:t xml:space="preserve"> care </w:t>
+      </w:r>
+      <w:proofErr w:type="spellStart"/>
+      <w:r>
+        <w:rPr>
+          <w:lang w:val="en-US"/>
+        </w:rPr>
+        <w:t>arată</w:t>
+      </w:r>
+      <w:proofErr w:type="spellEnd"/>
+      <w:r>
+        <w:rPr>
+          <w:lang w:val="en-US"/>
+        </w:rPr>
+        <w:t xml:space="preserve"> </w:t>
+      </w:r>
+      <w:proofErr w:type="spellStart"/>
+      <w:r>
+        <w:rPr>
+          <w:lang w:val="en-US"/>
+        </w:rPr>
+        <w:t>faptul</w:t>
+      </w:r>
+      <w:proofErr w:type="spellEnd"/>
+      <w:r>
+        <w:rPr>
+          <w:lang w:val="en-US"/>
+        </w:rPr>
+        <w:t xml:space="preserve"> </w:t>
+      </w:r>
+      <w:proofErr w:type="spellStart"/>
+      <w:r>
+        <w:rPr>
+          <w:lang w:val="en-US"/>
+        </w:rPr>
+        <w:t>că</w:t>
+      </w:r>
+      <w:proofErr w:type="spellEnd"/>
+      <w:r>
+        <w:rPr>
+          <w:lang w:val="en-US"/>
+        </w:rPr>
+        <w:t xml:space="preserve"> </w:t>
+      </w:r>
+      <w:proofErr w:type="spellStart"/>
+      <w:r>
+        <w:rPr>
+          <w:lang w:val="en-US"/>
+        </w:rPr>
+        <w:t>ai</w:t>
+      </w:r>
+      <w:proofErr w:type="spellEnd"/>
+      <w:r>
+        <w:rPr>
+          <w:lang w:val="en-US"/>
+        </w:rPr>
+        <w:t xml:space="preserve"> </w:t>
+      </w:r>
+      <w:proofErr w:type="spellStart"/>
+      <w:r>
+        <w:rPr>
+          <w:lang w:val="en-US"/>
+        </w:rPr>
+        <w:t>pierdut</w:t>
+      </w:r>
+      <w:proofErr w:type="spellEnd"/>
+      <w:r>
+        <w:rPr>
+          <w:lang w:val="en-US"/>
+        </w:rPr>
+        <w:t xml:space="preserve">, </w:t>
+      </w:r>
+      <w:proofErr w:type="spellStart"/>
+      <w:r>
+        <w:rPr>
+          <w:lang w:val="en-US"/>
+        </w:rPr>
+        <w:t>iar</w:t>
+      </w:r>
+      <w:proofErr w:type="spellEnd"/>
+      <w:r>
+        <w:rPr>
+          <w:lang w:val="en-US"/>
+        </w:rPr>
+        <w:t xml:space="preserve"> </w:t>
+      </w:r>
+      <w:proofErr w:type="spellStart"/>
+      <w:r>
+        <w:rPr>
+          <w:lang w:val="en-US"/>
+        </w:rPr>
+        <w:t>ca</w:t>
+      </w:r>
+      <w:proofErr w:type="spellEnd"/>
+      <w:r>
+        <w:rPr>
+          <w:lang w:val="en-US"/>
+        </w:rPr>
+        <w:t xml:space="preserve"> </w:t>
+      </w:r>
+      <w:proofErr w:type="spellStart"/>
+      <w:r>
+        <w:rPr>
+          <w:lang w:val="en-US"/>
+        </w:rPr>
+        <w:t>opțiune</w:t>
+      </w:r>
+      <w:proofErr w:type="spellEnd"/>
+      <w:r>
+        <w:rPr>
+          <w:lang w:val="en-US"/>
+        </w:rPr>
+        <w:t xml:space="preserve"> </w:t>
+      </w:r>
+      <w:proofErr w:type="spellStart"/>
+      <w:r>
+        <w:rPr>
+          <w:lang w:val="en-US"/>
+        </w:rPr>
+        <w:t>ai</w:t>
+      </w:r>
+      <w:proofErr w:type="spellEnd"/>
+      <w:r>
+        <w:rPr>
+          <w:lang w:val="en-US"/>
+        </w:rPr>
+        <w:t xml:space="preserve"> </w:t>
+      </w:r>
+      <w:proofErr w:type="spellStart"/>
+      <w:r>
+        <w:rPr>
+          <w:lang w:val="en-US"/>
+        </w:rPr>
+        <w:t>să</w:t>
+      </w:r>
+      <w:proofErr w:type="spellEnd"/>
+      <w:r>
+        <w:rPr>
+          <w:lang w:val="en-US"/>
+        </w:rPr>
+        <w:t xml:space="preserve"> </w:t>
+      </w:r>
+      <w:proofErr w:type="spellStart"/>
+      <w:r>
+        <w:rPr>
+          <w:lang w:val="en-US"/>
+        </w:rPr>
+        <w:t>restartezi</w:t>
+      </w:r>
+      <w:proofErr w:type="spellEnd"/>
+      <w:r>
+        <w:rPr>
+          <w:lang w:val="en-US"/>
+        </w:rPr>
+        <w:t xml:space="preserve"> </w:t>
+      </w:r>
+      <w:proofErr w:type="spellStart"/>
+      <w:r>
+        <w:rPr>
+          <w:lang w:val="en-US"/>
+        </w:rPr>
+        <w:t>sau</w:t>
+      </w:r>
+      <w:proofErr w:type="spellEnd"/>
+      <w:r>
+        <w:rPr>
+          <w:lang w:val="en-US"/>
+        </w:rPr>
+        <w:t xml:space="preserve"> </w:t>
+      </w:r>
+      <w:proofErr w:type="spellStart"/>
+      <w:r>
+        <w:rPr>
+          <w:lang w:val="en-US"/>
+        </w:rPr>
+        <w:t>să</w:t>
+      </w:r>
+      <w:proofErr w:type="spellEnd"/>
+      <w:r>
+        <w:rPr>
+          <w:lang w:val="en-US"/>
+        </w:rPr>
+        <w:t xml:space="preserve"> </w:t>
+      </w:r>
+      <w:proofErr w:type="spellStart"/>
+      <w:r>
+        <w:rPr>
+          <w:lang w:val="en-US"/>
+        </w:rPr>
+        <w:t>ieți</w:t>
+      </w:r>
+      <w:proofErr w:type="spellEnd"/>
+      <w:r>
+        <w:rPr>
+          <w:lang w:val="en-US"/>
+        </w:rPr>
+        <w:t xml:space="preserve"> </w:t>
+      </w:r>
+      <w:proofErr w:type="spellStart"/>
+      <w:r>
+        <w:rPr>
+          <w:lang w:val="en-US"/>
+        </w:rPr>
+        <w:t>în</w:t>
+      </w:r>
+      <w:proofErr w:type="spellEnd"/>
+      <w:r>
+        <w:rPr>
+          <w:lang w:val="en-US"/>
+        </w:rPr>
+        <w:t xml:space="preserve"> </w:t>
+      </w:r>
+      <w:proofErr w:type="spellStart"/>
+      <w:r>
+        <w:rPr>
+          <w:lang w:val="en-US"/>
+        </w:rPr>
+        <w:t>meniul</w:t>
+      </w:r>
+      <w:proofErr w:type="spellEnd"/>
+      <w:r>
+        <w:rPr>
+          <w:lang w:val="en-US"/>
+        </w:rPr>
+        <w:t xml:space="preserve"> principal.</w:t>
+      </w:r>
+    </w:p>
+    <w:p>
       <w:r>
         <w:rPr>
           <w:noProof/>
-          <w:lang w:val="ro-MD"/>
+          <w:lang w:val="en-US"/>
         </w:rPr>
         <w:drawing>
-          <wp:inline distT="0" distB="0" distL="0" distR="0" wp14:anchorId="04A52A2A" wp14:editId="4F4F2EFA">
-            <wp:extent cx="2666987" cy="2003612"/>
-            <wp:effectExtent l="0" t="0" r="635" b="0"/>
-            <wp:docPr id="26" name="Рисунок 26"/>
+          <wp:inline distT="0" distB="0" distL="0" distR="0" wp14:anchorId="5A2053A1" wp14:editId="253530FD">
+            <wp:extent cx="2608730" cy="2508621"/>
+            <wp:effectExtent l="0" t="0" r="1270" b="6350"/>
+            <wp:docPr id="27" name="Рисунок 27"/>
             <wp:cNvGraphicFramePr>
               <a:graphicFrameLocks xmlns:a="http://schemas.openxmlformats.org/drawingml/2006/main" noChangeAspect="1"/>
             </wp:cNvGraphicFramePr>
@@ -2682,6 +7250,49 @@
                   <pic:spPr>
                     <a:xfrm>
                       <a:off x="0" y="0"/>
+                      <a:ext cx="2608947" cy="2508829"/>
+                    </a:xfrm>
+                    <a:prstGeom prst="rect">
+                      <a:avLst/>
+                    </a:prstGeom>
+                  </pic:spPr>
+                </pic:pic>
+              </a:graphicData>
+            </a:graphic>
+          </wp:inline>
+        </w:drawing>
+      </w:r>
+    </w:p>
+    <w:p>
+      <w:r>
+        <w:rPr>
+          <w:noProof/>
+          <w:lang w:val="en-US"/>
+        </w:rPr>
+        <w:drawing>
+          <wp:inline distT="0" distB="0" distL="0" distR="0" wp14:anchorId="04A52A2A" wp14:editId="4F4F2EFA">
+            <wp:extent cx="2666987" cy="2003612"/>
+            <wp:effectExtent l="0" t="0" r="635" b="0"/>
+            <wp:docPr id="26" name="Рисунок 26"/>
+            <wp:cNvGraphicFramePr>
+              <a:graphicFrameLocks xmlns:a="http://schemas.openxmlformats.org/drawingml/2006/main" noChangeAspect="1"/>
+            </wp:cNvGraphicFramePr>
+            <a:graphic xmlns:a="http://schemas.openxmlformats.org/drawingml/2006/main">
+              <a:graphicData uri="http://schemas.openxmlformats.org/drawingml/2006/picture">
+                <pic:pic xmlns:pic="http://schemas.openxmlformats.org/drawingml/2006/picture">
+                  <pic:nvPicPr>
+                    <pic:cNvPr id="0" name=""/>
+                    <pic:cNvPicPr/>
+                  </pic:nvPicPr>
+                  <pic:blipFill>
+                    <a:blip r:embed="rId34"/>
+                    <a:stretch>
+                      <a:fillRect/>
+                    </a:stretch>
+                  </pic:blipFill>
+                  <pic:spPr>
+                    <a:xfrm>
+                      <a:off x="0" y="0"/>
                       <a:ext cx="2667197" cy="2003770"/>
                     </a:xfrm>
                     <a:prstGeom prst="rect">
@@ -2706,7 +7317,7 @@
 </file>
 
 <file path=word/endnotes.xml><?xml version="1.0" encoding="utf-8"?>
-<w:endnotes xmlns:wpc="http://schemas.microsoft.com/office/word/2010/wordprocessingCanvas" xmlns:cx="http://schemas.microsoft.com/office/drawing/2014/chartex" xmlns:cx1="http://schemas.microsoft.com/office/drawing/2015/9/8/chartex" xmlns:cx2="http://schemas.microsoft.com/office/drawing/2015/10/21/chartex" xmlns:cx3="http://schemas.microsoft.com/office/drawing/2016/5/9/chartex" xmlns:cx4="http://schemas.microsoft.com/office/drawing/2016/5/10/chartex" xmlns:cx5="http://schemas.microsoft.com/office/drawing/2016/5/11/chartex" xmlns:cx6="http://schemas.microsoft.com/office/drawing/2016/5/12/chartex" xmlns:cx7="http://schemas.microsoft.com/office/drawing/2016/5/13/chartex" xmlns:cx8="http://schemas.microsoft.com/office/drawing/2016/5/14/chartex" xmlns:mc="http://schemas.openxmlformats.org/markup-compatibility/2006" xmlns:aink="http://schemas.microsoft.com/office/drawing/2016/ink" xmlns:am3d="http://schemas.microsoft.com/office/drawing/2017/model3d" xmlns:o="urn:schemas-microsoft-com:office:office" xmlns:oel="http://schemas.microsoft.com/office/2019/extlst" xmlns:r="http://schemas.openxmlformats.org/officeDocument/2006/relationships" xmlns:m="http://schemas.openxmlformats.org/officeDocument/2006/math" xmlns:v="urn:schemas-microsoft-com:vml" xmlns:wp14="http://schemas.microsoft.com/office/word/2010/wordprocessingDrawing" xmlns:wp="http://schemas.openxmlformats.org/drawingml/2006/wordprocessingDrawing" xmlns:w10="urn:schemas-microsoft-com:office:word" xmlns:w="http://schemas.openxmlformats.org/wordprocessingml/2006/main" xmlns:w14="http://schemas.microsoft.com/office/word/2010/wordml" xmlns:w15="http://schemas.microsoft.com/office/word/2012/wordml" xmlns:w16cex="http://schemas.microsoft.com/office/word/2018/wordml/cex" xmlns:w16cid="http://schemas.microsoft.com/office/word/2016/wordml/cid" xmlns:w16="http://schemas.microsoft.com/office/word/2018/wordml" xmlns:w16du="http://schemas.microsoft.com/office/word/2023/wordml/word16du" xmlns:w16sdtdh="http://schemas.microsoft.com/office/word/2020/wordml/sdtdatahash" xmlns:w16sdtfl="http://schemas.microsoft.com/office/word/2024/wordml/sdtformatlock" xmlns:w16se="http://schemas.microsoft.com/office/word/2015/wordml/symex" xmlns:wpg="http://schemas.microsoft.com/office/word/2010/wordprocessingGroup" xmlns:wpi="http://schemas.microsoft.com/office/word/2010/wordprocessingInk" xmlns:wne="http://schemas.microsoft.com/office/word/2006/wordml" xmlns:wps="http://schemas.microsoft.com/office/word/2010/wordprocessingShape" mc:Ignorable="w14 w15 w16se w16cid w16 w16cex w16sdtdh w16sdtfl w16du wp14">
+<w:endnotes xmlns:wpc="http://schemas.microsoft.com/office/word/2010/wordprocessingCanvas" xmlns:mc="http://schemas.openxmlformats.org/markup-compatibility/2006" xmlns:o="urn:schemas-microsoft-com:office:office" xmlns:r="http://schemas.openxmlformats.org/officeDocument/2006/relationships" xmlns:m="http://schemas.openxmlformats.org/officeDocument/2006/math" xmlns:v="urn:schemas-microsoft-com:vml" xmlns:wp14="http://schemas.microsoft.com/office/word/2010/wordprocessingDrawing" xmlns:wp="http://schemas.openxmlformats.org/drawingml/2006/wordprocessingDrawing" xmlns:w10="urn:schemas-microsoft-com:office:word" xmlns:w="http://schemas.openxmlformats.org/wordprocessingml/2006/main" xmlns:w14="http://schemas.microsoft.com/office/word/2010/wordml" xmlns:wpg="http://schemas.microsoft.com/office/word/2010/wordprocessingGroup" xmlns:wpi="http://schemas.microsoft.com/office/word/2010/wordprocessingInk" xmlns:wne="http://schemas.microsoft.com/office/word/2006/wordml" xmlns:wps="http://schemas.microsoft.com/office/word/2010/wordprocessingShape" mc:Ignorable="w14 wp14">
   <w:endnote w:type="separator" w:id="-1">
     <w:p>
       <w:pPr>
@@ -2731,7 +7342,7 @@
 </file>
 
 <file path=word/footnotes.xml><?xml version="1.0" encoding="utf-8"?>
-<w:footnotes xmlns:wpc="http://schemas.microsoft.com/office/word/2010/wordprocessingCanvas" xmlns:cx="http://schemas.microsoft.com/office/drawing/2014/chartex" xmlns:cx1="http://schemas.microsoft.com/office/drawing/2015/9/8/chartex" xmlns:cx2="http://schemas.microsoft.com/office/drawing/2015/10/21/chartex" xmlns:cx3="http://schemas.microsoft.com/office/drawing/2016/5/9/chartex" xmlns:cx4="http://schemas.microsoft.com/office/drawing/2016/5/10/chartex" xmlns:cx5="http://schemas.microsoft.com/office/drawing/2016/5/11/chartex" xmlns:cx6="http://schemas.microsoft.com/office/drawing/2016/5/12/chartex" xmlns:cx7="http://schemas.microsoft.com/office/drawing/2016/5/13/chartex" xmlns:cx8="http://schemas.microsoft.com/office/drawing/2016/5/14/chartex" xmlns:mc="http://schemas.openxmlformats.org/markup-compatibility/2006" xmlns:aink="http://schemas.microsoft.com/office/drawing/2016/ink" xmlns:am3d="http://schemas.microsoft.com/office/drawing/2017/model3d" xmlns:o="urn:schemas-microsoft-com:office:office" xmlns:oel="http://schemas.microsoft.com/office/2019/extlst" xmlns:r="http://schemas.openxmlformats.org/officeDocument/2006/relationships" xmlns:m="http://schemas.openxmlformats.org/officeDocument/2006/math" xmlns:v="urn:schemas-microsoft-com:vml" xmlns:wp14="http://schemas.microsoft.com/office/word/2010/wordprocessingDrawing" xmlns:wp="http://schemas.openxmlformats.org/drawingml/2006/wordprocessingDrawing" xmlns:w10="urn:schemas-microsoft-com:office:word" xmlns:w="http://schemas.openxmlformats.org/wordprocessingml/2006/main" xmlns:w14="http://schemas.microsoft.com/office/word/2010/wordml" xmlns:w15="http://schemas.microsoft.com/office/word/2012/wordml" xmlns:w16cex="http://schemas.microsoft.com/office/word/2018/wordml/cex" xmlns:w16cid="http://schemas.microsoft.com/office/word/2016/wordml/cid" xmlns:w16="http://schemas.microsoft.com/office/word/2018/wordml" xmlns:w16du="http://schemas.microsoft.com/office/word/2023/wordml/word16du" xmlns:w16sdtdh="http://schemas.microsoft.com/office/word/2020/wordml/sdtdatahash" xmlns:w16sdtfl="http://schemas.microsoft.com/office/word/2024/wordml/sdtformatlock" xmlns:w16se="http://schemas.microsoft.com/office/word/2015/wordml/symex" xmlns:wpg="http://schemas.microsoft.com/office/word/2010/wordprocessingGroup" xmlns:wpi="http://schemas.microsoft.com/office/word/2010/wordprocessingInk" xmlns:wne="http://schemas.microsoft.com/office/word/2006/wordml" xmlns:wps="http://schemas.microsoft.com/office/word/2010/wordprocessingShape" mc:Ignorable="w14 w15 w16se w16cid w16 w16cex w16sdtdh w16sdtfl w16du wp14">
+<w:footnotes xmlns:wpc="http://schemas.microsoft.com/office/word/2010/wordprocessingCanvas" xmlns:mc="http://schemas.openxmlformats.org/markup-compatibility/2006" xmlns:o="urn:schemas-microsoft-com:office:office" xmlns:r="http://schemas.openxmlformats.org/officeDocument/2006/relationships" xmlns:m="http://schemas.openxmlformats.org/officeDocument/2006/math" xmlns:v="urn:schemas-microsoft-com:vml" xmlns:wp14="http://schemas.microsoft.com/office/word/2010/wordprocessingDrawing" xmlns:wp="http://schemas.openxmlformats.org/drawingml/2006/wordprocessingDrawing" xmlns:w10="urn:schemas-microsoft-com:office:word" xmlns:w="http://schemas.openxmlformats.org/wordprocessingml/2006/main" xmlns:w14="http://schemas.microsoft.com/office/word/2010/wordml" xmlns:wpg="http://schemas.microsoft.com/office/word/2010/wordprocessingGroup" xmlns:wpi="http://schemas.microsoft.com/office/word/2010/wordprocessingInk" xmlns:wne="http://schemas.microsoft.com/office/word/2006/wordml" xmlns:wps="http://schemas.microsoft.com/office/word/2010/wordprocessingShape" mc:Ignorable="w14 wp14">
   <w:footnote w:type="separator" w:id="-1">
     <w:p>
       <w:pPr>
@@ -2756,8 +7367,8 @@
 </file>
 
 <file path=word/numbering.xml><?xml version="1.0" encoding="utf-8"?>
-<w:numbering xmlns:wpc="http://schemas.microsoft.com/office/word/2010/wordprocessingCanvas" xmlns:cx="http://schemas.microsoft.com/office/drawing/2014/chartex" xmlns:cx1="http://schemas.microsoft.com/office/drawing/2015/9/8/chartex" xmlns:cx2="http://schemas.microsoft.com/office/drawing/2015/10/21/chartex" xmlns:cx3="http://schemas.microsoft.com/office/drawing/2016/5/9/chartex" xmlns:cx4="http://schemas.microsoft.com/office/drawing/2016/5/10/chartex" xmlns:cx5="http://schemas.microsoft.com/office/drawing/2016/5/11/chartex" xmlns:cx6="http://schemas.microsoft.com/office/drawing/2016/5/12/chartex" xmlns:cx7="http://schemas.microsoft.com/office/drawing/2016/5/13/chartex" xmlns:cx8="http://schemas.microsoft.com/office/drawing/2016/5/14/chartex" xmlns:mc="http://schemas.openxmlformats.org/markup-compatibility/2006" xmlns:aink="http://schemas.microsoft.com/office/drawing/2016/ink" xmlns:am3d="http://schemas.microsoft.com/office/drawing/2017/model3d" xmlns:o="urn:schemas-microsoft-com:office:office" xmlns:oel="http://schemas.microsoft.com/office/2019/extlst" xmlns:r="http://schemas.openxmlformats.org/officeDocument/2006/relationships" xmlns:m="http://schemas.openxmlformats.org/officeDocument/2006/math" xmlns:v="urn:schemas-microsoft-com:vml" xmlns:wp14="http://schemas.microsoft.com/office/word/2010/wordprocessingDrawing" xmlns:wp="http://schemas.openxmlformats.org/drawingml/2006/wordprocessingDrawing" xmlns:w10="urn:schemas-microsoft-com:office:word" xmlns:w="http://schemas.openxmlformats.org/wordprocessingml/2006/main" xmlns:w14="http://schemas.microsoft.com/office/word/2010/wordml" xmlns:w15="http://schemas.microsoft.com/office/word/2012/wordml" xmlns:w16cex="http://schemas.microsoft.com/office/word/2018/wordml/cex" xmlns:w16cid="http://schemas.microsoft.com/office/word/2016/wordml/cid" xmlns:w16="http://schemas.microsoft.com/office/word/2018/wordml" xmlns:w16du="http://schemas.microsoft.com/office/word/2023/wordml/word16du" xmlns:w16sdtdh="http://schemas.microsoft.com/office/word/2020/wordml/sdtdatahash" xmlns:w16sdtfl="http://schemas.microsoft.com/office/word/2024/wordml/sdtformatlock" xmlns:w16se="http://schemas.microsoft.com/office/word/2015/wordml/symex" xmlns:wpg="http://schemas.microsoft.com/office/word/2010/wordprocessingGroup" xmlns:wpi="http://schemas.microsoft.com/office/word/2010/wordprocessingInk" xmlns:wne="http://schemas.microsoft.com/office/word/2006/wordml" xmlns:wps="http://schemas.microsoft.com/office/word/2010/wordprocessingShape" mc:Ignorable="w14 w15 w16se w16cid w16 w16cex w16sdtdh w16sdtfl w16du wp14">
-  <w:abstractNum w:abstractNumId="0" w15:restartNumberingAfterBreak="0">
+<w:numbering xmlns:wpc="http://schemas.microsoft.com/office/word/2010/wordprocessingCanvas" xmlns:mc="http://schemas.openxmlformats.org/markup-compatibility/2006" xmlns:o="urn:schemas-microsoft-com:office:office" xmlns:r="http://schemas.openxmlformats.org/officeDocument/2006/relationships" xmlns:m="http://schemas.openxmlformats.org/officeDocument/2006/math" xmlns:v="urn:schemas-microsoft-com:vml" xmlns:wp14="http://schemas.microsoft.com/office/word/2010/wordprocessingDrawing" xmlns:wp="http://schemas.openxmlformats.org/drawingml/2006/wordprocessingDrawing" xmlns:w10="urn:schemas-microsoft-com:office:word" xmlns:w="http://schemas.openxmlformats.org/wordprocessingml/2006/main" xmlns:w14="http://schemas.microsoft.com/office/word/2010/wordml" xmlns:wpg="http://schemas.microsoft.com/office/word/2010/wordprocessingGroup" xmlns:wpi="http://schemas.microsoft.com/office/word/2010/wordprocessingInk" xmlns:wne="http://schemas.microsoft.com/office/word/2006/wordml" xmlns:wps="http://schemas.microsoft.com/office/word/2010/wordprocessingShape" mc:Ignorable="w14 wp14">
+  <w:abstractNum w:abstractNumId="0">
     <w:nsid w:val="28AB6F15"/>
     <w:multiLevelType w:val="hybridMultilevel"/>
     <w:tmpl w:val="7C8EB5B8"/>
@@ -2845,7 +7456,7 @@
       </w:pPr>
     </w:lvl>
   </w:abstractNum>
-  <w:abstractNum w:abstractNumId="1" w15:restartNumberingAfterBreak="0">
+  <w:abstractNum w:abstractNumId="1">
     <w:nsid w:val="4A3C1ED4"/>
     <w:multiLevelType w:val="hybridMultilevel"/>
     <w:tmpl w:val="CE1CC89E"/>
@@ -2933,7 +7544,7 @@
       </w:pPr>
     </w:lvl>
   </w:abstractNum>
-  <w:abstractNum w:abstractNumId="2" w15:restartNumberingAfterBreak="0">
+  <w:abstractNum w:abstractNumId="2">
     <w:nsid w:val="4D161BED"/>
     <w:multiLevelType w:val="hybridMultilevel"/>
     <w:tmpl w:val="F5508DAE"/>
@@ -3046,7 +7657,7 @@
       </w:rPr>
     </w:lvl>
   </w:abstractNum>
-  <w:abstractNum w:abstractNumId="3" w15:restartNumberingAfterBreak="0">
+  <w:abstractNum w:abstractNumId="3">
     <w:nsid w:val="5C992A28"/>
     <w:multiLevelType w:val="multilevel"/>
     <w:tmpl w:val="EC70208E"/>
@@ -3159,7 +7770,7 @@
       </w:rPr>
     </w:lvl>
   </w:abstractNum>
-  <w:abstractNum w:abstractNumId="4" w15:restartNumberingAfterBreak="0">
+  <w:abstractNum w:abstractNumId="4">
     <w:nsid w:val="7DCC45AC"/>
     <w:multiLevelType w:val="hybridMultilevel"/>
     <w:tmpl w:val="2846541A"/>
@@ -3272,26 +7883,26 @@
       </w:rPr>
     </w:lvl>
   </w:abstractNum>
-  <w:num w:numId="1" w16cid:durableId="1711952528">
+  <w:num w:numId="1">
     <w:abstractNumId w:val="0"/>
   </w:num>
-  <w:num w:numId="2" w16cid:durableId="1930655227">
+  <w:num w:numId="2">
     <w:abstractNumId w:val="3"/>
   </w:num>
-  <w:num w:numId="3" w16cid:durableId="1712027132">
+  <w:num w:numId="3">
     <w:abstractNumId w:val="1"/>
   </w:num>
-  <w:num w:numId="4" w16cid:durableId="1111433456">
+  <w:num w:numId="4">
     <w:abstractNumId w:val="2"/>
   </w:num>
-  <w:num w:numId="5" w16cid:durableId="119736656">
+  <w:num w:numId="5">
     <w:abstractNumId w:val="4"/>
   </w:num>
 </w:numbering>
 </file>
 
 <file path=word/styles.xml><?xml version="1.0" encoding="utf-8"?>
-<w:styles xmlns:mc="http://schemas.openxmlformats.org/markup-compatibility/2006" xmlns:r="http://schemas.openxmlformats.org/officeDocument/2006/relationships" xmlns:w="http://schemas.openxmlformats.org/wordprocessingml/2006/main" xmlns:w14="http://schemas.microsoft.com/office/word/2010/wordml" xmlns:w15="http://schemas.microsoft.com/office/word/2012/wordml" xmlns:w16cex="http://schemas.microsoft.com/office/word/2018/wordml/cex" xmlns:w16cid="http://schemas.microsoft.com/office/word/2016/wordml/cid" xmlns:w16="http://schemas.microsoft.com/office/word/2018/wordml" xmlns:w16du="http://schemas.microsoft.com/office/word/2023/wordml/word16du" xmlns:w16sdtdh="http://schemas.microsoft.com/office/word/2020/wordml/sdtdatahash" xmlns:w16sdtfl="http://schemas.microsoft.com/office/word/2024/wordml/sdtformatlock" xmlns:w16se="http://schemas.microsoft.com/office/word/2015/wordml/symex" mc:Ignorable="w14 w15 w16se w16cid w16 w16cex w16sdtdh w16sdtfl w16du">
+<w:styles xmlns:mc="http://schemas.openxmlformats.org/markup-compatibility/2006" xmlns:r="http://schemas.openxmlformats.org/officeDocument/2006/relationships" xmlns:w="http://schemas.openxmlformats.org/wordprocessingml/2006/main" xmlns:w14="http://schemas.microsoft.com/office/word/2010/wordml" mc:Ignorable="w14">
   <w:docDefaults>
     <w:rPrDefault>
       <w:rPr>
@@ -3307,385 +7918,146 @@
       </w:pPr>
     </w:pPrDefault>
   </w:docDefaults>
-  <w:latentStyles w:defLockedState="0" w:defUIPriority="99" w:defSemiHidden="0" w:defUnhideWhenUsed="0" w:defQFormat="0" w:count="376">
-    <w:lsdException w:name="Normal" w:uiPriority="0" w:qFormat="1"/>
-    <w:lsdException w:name="heading 1" w:uiPriority="9" w:qFormat="1"/>
-    <w:lsdException w:name="heading 2" w:semiHidden="1" w:uiPriority="9" w:unhideWhenUsed="1" w:qFormat="1"/>
-    <w:lsdException w:name="heading 3" w:semiHidden="1" w:uiPriority="9" w:unhideWhenUsed="1" w:qFormat="1"/>
-    <w:lsdException w:name="heading 4" w:semiHidden="1" w:uiPriority="9" w:unhideWhenUsed="1" w:qFormat="1"/>
-    <w:lsdException w:name="heading 5" w:semiHidden="1" w:uiPriority="9" w:unhideWhenUsed="1" w:qFormat="1"/>
-    <w:lsdException w:name="heading 6" w:semiHidden="1" w:uiPriority="9" w:unhideWhenUsed="1" w:qFormat="1"/>
-    <w:lsdException w:name="heading 7" w:semiHidden="1" w:uiPriority="9" w:unhideWhenUsed="1" w:qFormat="1"/>
-    <w:lsdException w:name="heading 8" w:semiHidden="1" w:uiPriority="9" w:unhideWhenUsed="1" w:qFormat="1"/>
-    <w:lsdException w:name="heading 9" w:semiHidden="1" w:uiPriority="9" w:unhideWhenUsed="1" w:qFormat="1"/>
-    <w:lsdException w:name="index 1" w:semiHidden="1" w:unhideWhenUsed="1"/>
-    <w:lsdException w:name="index 2" w:semiHidden="1" w:unhideWhenUsed="1"/>
-    <w:lsdException w:name="index 3" w:semiHidden="1" w:unhideWhenUsed="1"/>
-    <w:lsdException w:name="index 4" w:semiHidden="1" w:unhideWhenUsed="1"/>
-    <w:lsdException w:name="index 5" w:semiHidden="1" w:unhideWhenUsed="1"/>
-    <w:lsdException w:name="index 6" w:semiHidden="1" w:unhideWhenUsed="1"/>
-    <w:lsdException w:name="index 7" w:semiHidden="1" w:unhideWhenUsed="1"/>
-    <w:lsdException w:name="index 8" w:semiHidden="1" w:unhideWhenUsed="1"/>
-    <w:lsdException w:name="index 9" w:semiHidden="1" w:unhideWhenUsed="1"/>
-    <w:lsdException w:name="toc 1" w:semiHidden="1" w:uiPriority="39" w:unhideWhenUsed="1"/>
-    <w:lsdException w:name="toc 2" w:semiHidden="1" w:uiPriority="39" w:unhideWhenUsed="1"/>
-    <w:lsdException w:name="toc 3" w:semiHidden="1" w:uiPriority="39" w:unhideWhenUsed="1"/>
-    <w:lsdException w:name="toc 4" w:semiHidden="1" w:uiPriority="39" w:unhideWhenUsed="1"/>
-    <w:lsdException w:name="toc 5" w:semiHidden="1" w:uiPriority="39" w:unhideWhenUsed="1"/>
-    <w:lsdException w:name="toc 6" w:semiHidden="1" w:uiPriority="39" w:unhideWhenUsed="1"/>
-    <w:lsdException w:name="toc 7" w:semiHidden="1" w:uiPriority="39" w:unhideWhenUsed="1"/>
-    <w:lsdException w:name="toc 8" w:semiHidden="1" w:uiPriority="39" w:unhideWhenUsed="1"/>
-    <w:lsdException w:name="toc 9" w:semiHidden="1" w:uiPriority="39" w:unhideWhenUsed="1"/>
-    <w:lsdException w:name="Normal Indent" w:semiHidden="1" w:unhideWhenUsed="1"/>
-    <w:lsdException w:name="footnote text" w:semiHidden="1" w:unhideWhenUsed="1"/>
-    <w:lsdException w:name="annotation text" w:semiHidden="1" w:unhideWhenUsed="1"/>
-    <w:lsdException w:name="header" w:semiHidden="1" w:unhideWhenUsed="1"/>
-    <w:lsdException w:name="footer" w:semiHidden="1" w:unhideWhenUsed="1"/>
-    <w:lsdException w:name="index heading" w:semiHidden="1" w:unhideWhenUsed="1"/>
-    <w:lsdException w:name="caption" w:semiHidden="1" w:uiPriority="35" w:unhideWhenUsed="1" w:qFormat="1"/>
-    <w:lsdException w:name="table of figures" w:semiHidden="1" w:unhideWhenUsed="1"/>
-    <w:lsdException w:name="envelope address" w:semiHidden="1" w:unhideWhenUsed="1"/>
-    <w:lsdException w:name="envelope return" w:semiHidden="1" w:unhideWhenUsed="1"/>
-    <w:lsdException w:name="footnote reference" w:semiHidden="1" w:unhideWhenUsed="1"/>
-    <w:lsdException w:name="annotation reference" w:semiHidden="1" w:unhideWhenUsed="1"/>
-    <w:lsdException w:name="line number" w:semiHidden="1" w:unhideWhenUsed="1"/>
-    <w:lsdException w:name="page number" w:semiHidden="1" w:unhideWhenUsed="1"/>
-    <w:lsdException w:name="endnote reference" w:semiHidden="1" w:unhideWhenUsed="1"/>
-    <w:lsdException w:name="endnote text" w:semiHidden="1" w:unhideWhenUsed="1"/>
-    <w:lsdException w:name="table of authorities" w:semiHidden="1" w:unhideWhenUsed="1"/>
-    <w:lsdException w:name="macro" w:semiHidden="1" w:unhideWhenUsed="1"/>
-    <w:lsdException w:name="toa heading" w:semiHidden="1" w:unhideWhenUsed="1"/>
-    <w:lsdException w:name="List" w:semiHidden="1" w:unhideWhenUsed="1"/>
-    <w:lsdException w:name="List Bullet" w:semiHidden="1" w:unhideWhenUsed="1"/>
-    <w:lsdException w:name="List Number" w:semiHidden="1" w:unhideWhenUsed="1"/>
-    <w:lsdException w:name="List 2" w:semiHidden="1" w:unhideWhenUsed="1"/>
-    <w:lsdException w:name="List 3" w:semiHidden="1" w:unhideWhenUsed="1"/>
-    <w:lsdException w:name="List 4" w:semiHidden="1" w:unhideWhenUsed="1"/>
-    <w:lsdException w:name="List 5" w:semiHidden="1" w:unhideWhenUsed="1"/>
-    <w:lsdException w:name="List Bullet 2" w:semiHidden="1" w:unhideWhenUsed="1"/>
-    <w:lsdException w:name="List Bullet 3" w:semiHidden="1" w:unhideWhenUsed="1"/>
-    <w:lsdException w:name="List Bullet 4" w:semiHidden="1" w:unhideWhenUsed="1"/>
-    <w:lsdException w:name="List Bullet 5" w:semiHidden="1" w:unhideWhenUsed="1"/>
-    <w:lsdException w:name="List Number 2" w:semiHidden="1" w:unhideWhenUsed="1"/>
-    <w:lsdException w:name="List Number 3" w:semiHidden="1" w:unhideWhenUsed="1"/>
-    <w:lsdException w:name="List Number 4" w:semiHidden="1" w:unhideWhenUsed="1"/>
-    <w:lsdException w:name="List Number 5" w:semiHidden="1" w:unhideWhenUsed="1"/>
-    <w:lsdException w:name="Title" w:uiPriority="10" w:qFormat="1"/>
-    <w:lsdException w:name="Closing" w:semiHidden="1" w:unhideWhenUsed="1"/>
-    <w:lsdException w:name="Signature" w:semiHidden="1" w:unhideWhenUsed="1"/>
-    <w:lsdException w:name="Default Paragraph Font" w:semiHidden="1" w:uiPriority="1" w:unhideWhenUsed="1"/>
-    <w:lsdException w:name="Body Text" w:semiHidden="1" w:unhideWhenUsed="1"/>
-    <w:lsdException w:name="Body Text Indent" w:semiHidden="1" w:unhideWhenUsed="1"/>
-    <w:lsdException w:name="List Continue" w:semiHidden="1" w:unhideWhenUsed="1"/>
-    <w:lsdException w:name="List Continue 2" w:semiHidden="1" w:unhideWhenUsed="1"/>
-    <w:lsdException w:name="List Continue 3" w:semiHidden="1" w:unhideWhenUsed="1"/>
-    <w:lsdException w:name="List Continue 4" w:semiHidden="1" w:unhideWhenUsed="1"/>
-    <w:lsdException w:name="List Continue 5" w:semiHidden="1" w:unhideWhenUsed="1"/>
-    <w:lsdException w:name="Message Header" w:semiHidden="1" w:unhideWhenUsed="1"/>
-    <w:lsdException w:name="Subtitle" w:uiPriority="11" w:qFormat="1"/>
-    <w:lsdException w:name="Salutation" w:semiHidden="1" w:unhideWhenUsed="1"/>
-    <w:lsdException w:name="Date" w:semiHidden="1" w:unhideWhenUsed="1"/>
-    <w:lsdException w:name="Body Text First Indent" w:semiHidden="1" w:unhideWhenUsed="1"/>
-    <w:lsdException w:name="Body Text First Indent 2" w:semiHidden="1" w:unhideWhenUsed="1"/>
-    <w:lsdException w:name="Note Heading" w:semiHidden="1" w:unhideWhenUsed="1"/>
-    <w:lsdException w:name="Body Text 2" w:semiHidden="1" w:unhideWhenUsed="1"/>
-    <w:lsdException w:name="Body Text 3" w:semiHidden="1" w:unhideWhenUsed="1"/>
-    <w:lsdException w:name="Body Text Indent 2" w:semiHidden="1" w:unhideWhenUsed="1"/>
-    <w:lsdException w:name="Body Text Indent 3" w:semiHidden="1" w:unhideWhenUsed="1"/>
-    <w:lsdException w:name="Block Text" w:semiHidden="1" w:unhideWhenUsed="1"/>
-    <w:lsdException w:name="Hyperlink" w:semiHidden="1" w:unhideWhenUsed="1"/>
-    <w:lsdException w:name="FollowedHyperlink" w:semiHidden="1" w:unhideWhenUsed="1"/>
-    <w:lsdException w:name="Strong" w:uiPriority="22" w:qFormat="1"/>
-    <w:lsdException w:name="Emphasis" w:uiPriority="20" w:qFormat="1"/>
-    <w:lsdException w:name="Document Map" w:semiHidden="1" w:unhideWhenUsed="1"/>
-    <w:lsdException w:name="Plain Text" w:semiHidden="1" w:unhideWhenUsed="1"/>
-    <w:lsdException w:name="E-mail Signature" w:semiHidden="1" w:unhideWhenUsed="1"/>
-    <w:lsdException w:name="HTML Top of Form" w:semiHidden="1" w:unhideWhenUsed="1"/>
-    <w:lsdException w:name="HTML Bottom of Form" w:semiHidden="1" w:unhideWhenUsed="1"/>
-    <w:lsdException w:name="Normal (Web)" w:semiHidden="1" w:unhideWhenUsed="1"/>
-    <w:lsdException w:name="HTML Acronym" w:semiHidden="1" w:unhideWhenUsed="1"/>
-    <w:lsdException w:name="HTML Address" w:semiHidden="1" w:unhideWhenUsed="1"/>
-    <w:lsdException w:name="HTML Cite" w:semiHidden="1" w:unhideWhenUsed="1"/>
-    <w:lsdException w:name="HTML Code" w:semiHidden="1" w:unhideWhenUsed="1"/>
-    <w:lsdException w:name="HTML Definition" w:semiHidden="1" w:unhideWhenUsed="1"/>
-    <w:lsdException w:name="HTML Keyboard" w:semiHidden="1" w:unhideWhenUsed="1"/>
-    <w:lsdException w:name="HTML Preformatted" w:semiHidden="1" w:unhideWhenUsed="1"/>
-    <w:lsdException w:name="HTML Sample" w:semiHidden="1" w:unhideWhenUsed="1"/>
-    <w:lsdException w:name="HTML Typewriter" w:semiHidden="1" w:unhideWhenUsed="1"/>
-    <w:lsdException w:name="HTML Variable" w:semiHidden="1" w:unhideWhenUsed="1"/>
-    <w:lsdException w:name="Normal Table" w:semiHidden="1" w:unhideWhenUsed="1"/>
-    <w:lsdException w:name="annotation subject" w:semiHidden="1" w:unhideWhenUsed="1"/>
-    <w:lsdException w:name="No List" w:semiHidden="1" w:unhideWhenUsed="1"/>
-    <w:lsdException w:name="Outline List 1" w:semiHidden="1" w:unhideWhenUsed="1"/>
-    <w:lsdException w:name="Outline List 2" w:semiHidden="1" w:unhideWhenUsed="1"/>
-    <w:lsdException w:name="Outline List 3" w:semiHidden="1" w:unhideWhenUsed="1"/>
-    <w:lsdException w:name="Table Simple 1" w:semiHidden="1" w:unhideWhenUsed="1"/>
-    <w:lsdException w:name="Table Simple 2" w:semiHidden="1" w:unhideWhenUsed="1"/>
-    <w:lsdException w:name="Table Simple 3" w:semiHidden="1" w:unhideWhenUsed="1"/>
-    <w:lsdException w:name="Table Classic 1" w:semiHidden="1" w:unhideWhenUsed="1"/>
-    <w:lsdException w:name="Table Classic 2" w:semiHidden="1" w:unhideWhenUsed="1"/>
-    <w:lsdException w:name="Table Classic 3" w:semiHidden="1" w:unhideWhenUsed="1"/>
-    <w:lsdException w:name="Table Classic 4" w:semiHidden="1" w:unhideWhenUsed="1"/>
-    <w:lsdException w:name="Table Colorful 1" w:semiHidden="1" w:unhideWhenUsed="1"/>
-    <w:lsdException w:name="Table Colorful 2" w:semiHidden="1" w:unhideWhenUsed="1"/>
-    <w:lsdException w:name="Table Colorful 3" w:semiHidden="1" w:unhideWhenUsed="1"/>
-    <w:lsdException w:name="Table Columns 1" w:semiHidden="1" w:unhideWhenUsed="1"/>
-    <w:lsdException w:name="Table Columns 2" w:semiHidden="1" w:unhideWhenUsed="1"/>
-    <w:lsdException w:name="Table Columns 3" w:semiHidden="1" w:unhideWhenUsed="1"/>
-    <w:lsdException w:name="Table Columns 4" w:semiHidden="1" w:unhideWhenUsed="1"/>
-    <w:lsdException w:name="Table Columns 5" w:semiHidden="1" w:unhideWhenUsed="1"/>
-    <w:lsdException w:name="Table Grid 1" w:semiHidden="1" w:unhideWhenUsed="1"/>
-    <w:lsdException w:name="Table Grid 2" w:semiHidden="1" w:unhideWhenUsed="1"/>
-    <w:lsdException w:name="Table Grid 3" w:semiHidden="1" w:unhideWhenUsed="1"/>
-    <w:lsdException w:name="Table Grid 4" w:semiHidden="1" w:unhideWhenUsed="1"/>
-    <w:lsdException w:name="Table Grid 5" w:semiHidden="1" w:unhideWhenUsed="1"/>
-    <w:lsdException w:name="Table Grid 6" w:semiHidden="1" w:unhideWhenUsed="1"/>
-    <w:lsdException w:name="Table Grid 7" w:semiHidden="1" w:unhideWhenUsed="1"/>
-    <w:lsdException w:name="Table Grid 8" w:semiHidden="1" w:unhideWhenUsed="1"/>
-    <w:lsdException w:name="Table List 1" w:semiHidden="1" w:unhideWhenUsed="1"/>
-    <w:lsdException w:name="Table List 2" w:semiHidden="1" w:unhideWhenUsed="1"/>
-    <w:lsdException w:name="Table List 3" w:semiHidden="1" w:unhideWhenUsed="1"/>
-    <w:lsdException w:name="Table List 4" w:semiHidden="1" w:unhideWhenUsed="1"/>
-    <w:lsdException w:name="Table List 5" w:semiHidden="1" w:unhideWhenUsed="1"/>
-    <w:lsdException w:name="Table List 6" w:semiHidden="1" w:unhideWhenUsed="1"/>
-    <w:lsdException w:name="Table List 7" w:semiHidden="1" w:unhideWhenUsed="1"/>
-    <w:lsdException w:name="Table List 8" w:semiHidden="1" w:unhideWhenUsed="1"/>
-    <w:lsdException w:name="Table 3D effects 1" w:semiHidden="1" w:unhideWhenUsed="1"/>
-    <w:lsdException w:name="Table 3D effects 2" w:semiHidden="1" w:unhideWhenUsed="1"/>
-    <w:lsdException w:name="Table 3D effects 3" w:semiHidden="1" w:unhideWhenUsed="1"/>
-    <w:lsdException w:name="Table Contemporary" w:semiHidden="1" w:unhideWhenUsed="1"/>
-    <w:lsdException w:name="Table Elegant" w:semiHidden="1" w:unhideWhenUsed="1"/>
-    <w:lsdException w:name="Table Professional" w:semiHidden="1" w:unhideWhenUsed="1"/>
-    <w:lsdException w:name="Table Subtle 1" w:semiHidden="1" w:unhideWhenUsed="1"/>
-    <w:lsdException w:name="Table Subtle 2" w:semiHidden="1" w:unhideWhenUsed="1"/>
-    <w:lsdException w:name="Table Web 1" w:semiHidden="1" w:unhideWhenUsed="1"/>
-    <w:lsdException w:name="Table Web 2" w:semiHidden="1" w:unhideWhenUsed="1"/>
-    <w:lsdException w:name="Table Web 3" w:semiHidden="1" w:unhideWhenUsed="1"/>
-    <w:lsdException w:name="Balloon Text" w:semiHidden="1" w:unhideWhenUsed="1"/>
-    <w:lsdException w:name="Table Grid" w:uiPriority="59"/>
-    <w:lsdException w:name="Table Theme" w:semiHidden="1" w:unhideWhenUsed="1"/>
-    <w:lsdException w:name="Placeholder Text" w:semiHidden="1"/>
-    <w:lsdException w:name="No Spacing" w:uiPriority="1" w:qFormat="1"/>
-    <w:lsdException w:name="Light Shading" w:uiPriority="60"/>
-    <w:lsdException w:name="Light List" w:uiPriority="61"/>
-    <w:lsdException w:name="Light Grid" w:uiPriority="62"/>
-    <w:lsdException w:name="Medium Shading 1" w:uiPriority="63"/>
-    <w:lsdException w:name="Medium Shading 2" w:uiPriority="64"/>
-    <w:lsdException w:name="Medium List 1" w:uiPriority="65"/>
-    <w:lsdException w:name="Medium List 2" w:uiPriority="66"/>
-    <w:lsdException w:name="Medium Grid 1" w:uiPriority="67"/>
-    <w:lsdException w:name="Medium Grid 2" w:uiPriority="68"/>
-    <w:lsdException w:name="Medium Grid 3" w:uiPriority="69"/>
-    <w:lsdException w:name="Dark List" w:uiPriority="70"/>
-    <w:lsdException w:name="Colorful Shading" w:uiPriority="71"/>
-    <w:lsdException w:name="Colorful List" w:uiPriority="72"/>
-    <w:lsdException w:name="Colorful Grid" w:uiPriority="73"/>
-    <w:lsdException w:name="Light Shading Accent 1" w:uiPriority="60"/>
-    <w:lsdException w:name="Light List Accent 1" w:uiPriority="61"/>
-    <w:lsdException w:name="Light Grid Accent 1" w:uiPriority="62"/>
-    <w:lsdException w:name="Medium Shading 1 Accent 1" w:uiPriority="63"/>
-    <w:lsdException w:name="Medium Shading 2 Accent 1" w:uiPriority="64"/>
-    <w:lsdException w:name="Medium List 1 Accent 1" w:uiPriority="65"/>
-    <w:lsdException w:name="Revision" w:semiHidden="1"/>
-    <w:lsdException w:name="List Paragraph" w:uiPriority="34" w:qFormat="1"/>
-    <w:lsdException w:name="Quote" w:uiPriority="29" w:qFormat="1"/>
-    <w:lsdException w:name="Intense Quote" w:uiPriority="30" w:qFormat="1"/>
-    <w:lsdException w:name="Medium List 2 Accent 1" w:uiPriority="66"/>
-    <w:lsdException w:name="Medium Grid 1 Accent 1" w:uiPriority="67"/>
-    <w:lsdException w:name="Medium Grid 2 Accent 1" w:uiPriority="68"/>
-    <w:lsdException w:name="Medium Grid 3 Accent 1" w:uiPriority="69"/>
-    <w:lsdException w:name="Dark List Accent 1" w:uiPriority="70"/>
-    <w:lsdException w:name="Colorful Shading Accent 1" w:uiPriority="71"/>
-    <w:lsdException w:name="Colorful List Accent 1" w:uiPriority="72"/>
-    <w:lsdException w:name="Colorful Grid Accent 1" w:uiPriority="73"/>
-    <w:lsdException w:name="Light Shading Accent 2" w:uiPriority="60"/>
-    <w:lsdException w:name="Light List Accent 2" w:uiPriority="61"/>
-    <w:lsdException w:name="Light Grid Accent 2" w:uiPriority="62"/>
-    <w:lsdException w:name="Medium Shading 1 Accent 2" w:uiPriority="63"/>
-    <w:lsdException w:name="Medium Shading 2 Accent 2" w:uiPriority="64"/>
-    <w:lsdException w:name="Medium List 1 Accent 2" w:uiPriority="65"/>
-    <w:lsdException w:name="Medium List 2 Accent 2" w:uiPriority="66"/>
-    <w:lsdException w:name="Medium Grid 1 Accent 2" w:uiPriority="67"/>
-    <w:lsdException w:name="Medium Grid 2 Accent 2" w:uiPriority="68"/>
-    <w:lsdException w:name="Medium Grid 3 Accent 2" w:uiPriority="69"/>
-    <w:lsdException w:name="Dark List Accent 2" w:uiPriority="70"/>
-    <w:lsdException w:name="Colorful Shading Accent 2" w:uiPriority="71"/>
-    <w:lsdException w:name="Colorful List Accent 2" w:uiPriority="72"/>
-    <w:lsdException w:name="Colorful Grid Accent 2" w:uiPriority="73"/>
-    <w:lsdException w:name="Light Shading Accent 3" w:uiPriority="60"/>
-    <w:lsdException w:name="Light List Accent 3" w:uiPriority="61"/>
-    <w:lsdException w:name="Light Grid Accent 3" w:uiPriority="62"/>
-    <w:lsdException w:name="Medium Shading 1 Accent 3" w:uiPriority="63"/>
-    <w:lsdException w:name="Medium Shading 2 Accent 3" w:uiPriority="64"/>
-    <w:lsdException w:name="Medium List 1 Accent 3" w:uiPriority="65"/>
-    <w:lsdException w:name="Medium List 2 Accent 3" w:uiPriority="66"/>
-    <w:lsdException w:name="Medium Grid 1 Accent 3" w:uiPriority="67"/>
-    <w:lsdException w:name="Medium Grid 2 Accent 3" w:uiPriority="68"/>
-    <w:lsdException w:name="Medium Grid 3 Accent 3" w:uiPriority="69"/>
-    <w:lsdException w:name="Dark List Accent 3" w:uiPriority="70"/>
-    <w:lsdException w:name="Colorful Shading Accent 3" w:uiPriority="71"/>
-    <w:lsdException w:name="Colorful List Accent 3" w:uiPriority="72"/>
-    <w:lsdException w:name="Colorful Grid Accent 3" w:uiPriority="73"/>
-    <w:lsdException w:name="Light Shading Accent 4" w:uiPriority="60"/>
-    <w:lsdException w:name="Light List Accent 4" w:uiPriority="61"/>
-    <w:lsdException w:name="Light Grid Accent 4" w:uiPriority="62"/>
-    <w:lsdException w:name="Medium Shading 1 Accent 4" w:uiPriority="63"/>
-    <w:lsdException w:name="Medium Shading 2 Accent 4" w:uiPriority="64"/>
-    <w:lsdException w:name="Medium List 1 Accent 4" w:uiPriority="65"/>
-    <w:lsdException w:name="Medium List 2 Accent 4" w:uiPriority="66"/>
-    <w:lsdException w:name="Medium Grid 1 Accent 4" w:uiPriority="67"/>
-    <w:lsdException w:name="Medium Grid 2 Accent 4" w:uiPriority="68"/>
-    <w:lsdException w:name="Medium Grid 3 Accent 4" w:uiPriority="69"/>
-    <w:lsdException w:name="Dark List Accent 4" w:uiPriority="70"/>
-    <w:lsdException w:name="Colorful Shading Accent 4" w:uiPriority="71"/>
-    <w:lsdException w:name="Colorful List Accent 4" w:uiPriority="72"/>
-    <w:lsdException w:name="Colorful Grid Accent 4" w:uiPriority="73"/>
-    <w:lsdException w:name="Light Shading Accent 5" w:uiPriority="60"/>
-    <w:lsdException w:name="Light List Accent 5" w:uiPriority="61"/>
-    <w:lsdException w:name="Light Grid Accent 5" w:uiPriority="62"/>
-    <w:lsdException w:name="Medium Shading 1 Accent 5" w:uiPriority="63"/>
-    <w:lsdException w:name="Medium Shading 2 Accent 5" w:uiPriority="64"/>
-    <w:lsdException w:name="Medium List 1 Accent 5" w:uiPriority="65"/>
-    <w:lsdException w:name="Medium List 2 Accent 5" w:uiPriority="66"/>
-    <w:lsdException w:name="Medium Grid 1 Accent 5" w:uiPriority="67"/>
-    <w:lsdException w:name="Medium Grid 2 Accent 5" w:uiPriority="68"/>
-    <w:lsdException w:name="Medium Grid 3 Accent 5" w:uiPriority="69"/>
-    <w:lsdException w:name="Dark List Accent 5" w:uiPriority="70"/>
-    <w:lsdException w:name="Colorful Shading Accent 5" w:uiPriority="71"/>
-    <w:lsdException w:name="Colorful List Accent 5" w:uiPriority="72"/>
-    <w:lsdException w:name="Colorful Grid Accent 5" w:uiPriority="73"/>
-    <w:lsdException w:name="Light Shading Accent 6" w:uiPriority="60"/>
-    <w:lsdException w:name="Light List Accent 6" w:uiPriority="61"/>
-    <w:lsdException w:name="Light Grid Accent 6" w:uiPriority="62"/>
-    <w:lsdException w:name="Medium Shading 1 Accent 6" w:uiPriority="63"/>
-    <w:lsdException w:name="Medium Shading 2 Accent 6" w:uiPriority="64"/>
-    <w:lsdException w:name="Medium List 1 Accent 6" w:uiPriority="65"/>
-    <w:lsdException w:name="Medium List 2 Accent 6" w:uiPriority="66"/>
-    <w:lsdException w:name="Medium Grid 1 Accent 6" w:uiPriority="67"/>
-    <w:lsdException w:name="Medium Grid 2 Accent 6" w:uiPriority="68"/>
-    <w:lsdException w:name="Medium Grid 3 Accent 6" w:uiPriority="69"/>
-    <w:lsdException w:name="Dark List Accent 6" w:uiPriority="70"/>
-    <w:lsdException w:name="Colorful Shading Accent 6" w:uiPriority="71"/>
-    <w:lsdException w:name="Colorful List Accent 6" w:uiPriority="72"/>
-    <w:lsdException w:name="Colorful Grid Accent 6" w:uiPriority="73"/>
-    <w:lsdException w:name="Subtle Emphasis" w:uiPriority="19" w:qFormat="1"/>
-    <w:lsdException w:name="Intense Emphasis" w:uiPriority="21" w:qFormat="1"/>
-    <w:lsdException w:name="Subtle Reference" w:uiPriority="31" w:qFormat="1"/>
-    <w:lsdException w:name="Intense Reference" w:uiPriority="32" w:qFormat="1"/>
-    <w:lsdException w:name="Book Title" w:uiPriority="33" w:qFormat="1"/>
-    <w:lsdException w:name="Bibliography" w:semiHidden="1" w:uiPriority="37" w:unhideWhenUsed="1"/>
-    <w:lsdException w:name="TOC Heading" w:semiHidden="1" w:uiPriority="39" w:unhideWhenUsed="1" w:qFormat="1"/>
-    <w:lsdException w:name="Plain Table 1" w:uiPriority="41"/>
-    <w:lsdException w:name="Plain Table 2" w:uiPriority="42"/>
-    <w:lsdException w:name="Plain Table 3" w:uiPriority="43"/>
-    <w:lsdException w:name="Plain Table 4" w:uiPriority="44"/>
-    <w:lsdException w:name="Plain Table 5" w:uiPriority="45"/>
-    <w:lsdException w:name="Grid Table Light" w:uiPriority="40"/>
-    <w:lsdException w:name="Grid Table 1 Light" w:uiPriority="46"/>
-    <w:lsdException w:name="Grid Table 2" w:uiPriority="47"/>
-    <w:lsdException w:name="Grid Table 3" w:uiPriority="48"/>
-    <w:lsdException w:name="Grid Table 4" w:uiPriority="49"/>
-    <w:lsdException w:name="Grid Table 5 Dark" w:uiPriority="50"/>
-    <w:lsdException w:name="Grid Table 6 Colorful" w:uiPriority="51"/>
-    <w:lsdException w:name="Grid Table 7 Colorful" w:uiPriority="52"/>
-    <w:lsdException w:name="Grid Table 1 Light Accent 1" w:uiPriority="46"/>
-    <w:lsdException w:name="Grid Table 2 Accent 1" w:uiPriority="47"/>
-    <w:lsdException w:name="Grid Table 3 Accent 1" w:uiPriority="48"/>
-    <w:lsdException w:name="Grid Table 4 Accent 1" w:uiPriority="49"/>
-    <w:lsdException w:name="Grid Table 5 Dark Accent 1" w:uiPriority="50"/>
-    <w:lsdException w:name="Grid Table 6 Colorful Accent 1" w:uiPriority="51"/>
-    <w:lsdException w:name="Grid Table 7 Colorful Accent 1" w:uiPriority="52"/>
-    <w:lsdException w:name="Grid Table 1 Light Accent 2" w:uiPriority="46"/>
-    <w:lsdException w:name="Grid Table 2 Accent 2" w:uiPriority="47"/>
-    <w:lsdException w:name="Grid Table 3 Accent 2" w:uiPriority="48"/>
-    <w:lsdException w:name="Grid Table 4 Accent 2" w:uiPriority="49"/>
-    <w:lsdException w:name="Grid Table 5 Dark Accent 2" w:uiPriority="50"/>
-    <w:lsdException w:name="Grid Table 6 Colorful Accent 2" w:uiPriority="51"/>
-    <w:lsdException w:name="Grid Table 7 Colorful Accent 2" w:uiPriority="52"/>
-    <w:lsdException w:name="Grid Table 1 Light Accent 3" w:uiPriority="46"/>
-    <w:lsdException w:name="Grid Table 2 Accent 3" w:uiPriority="47"/>
-    <w:lsdException w:name="Grid Table 3 Accent 3" w:uiPriority="48"/>
-    <w:lsdException w:name="Grid Table 4 Accent 3" w:uiPriority="49"/>
-    <w:lsdException w:name="Grid Table 5 Dark Accent 3" w:uiPriority="50"/>
-    <w:lsdException w:name="Grid Table 6 Colorful Accent 3" w:uiPriority="51"/>
-    <w:lsdException w:name="Grid Table 7 Colorful Accent 3" w:uiPriority="52"/>
-    <w:lsdException w:name="Grid Table 1 Light Accent 4" w:uiPriority="46"/>
-    <w:lsdException w:name="Grid Table 2 Accent 4" w:uiPriority="47"/>
-    <w:lsdException w:name="Grid Table 3 Accent 4" w:uiPriority="48"/>
-    <w:lsdException w:name="Grid Table 4 Accent 4" w:uiPriority="49"/>
-    <w:lsdException w:name="Grid Table 5 Dark Accent 4" w:uiPriority="50"/>
-    <w:lsdException w:name="Grid Table 6 Colorful Accent 4" w:uiPriority="51"/>
-    <w:lsdException w:name="Grid Table 7 Colorful Accent 4" w:uiPriority="52"/>
-    <w:lsdException w:name="Grid Table 1 Light Accent 5" w:uiPriority="46"/>
-    <w:lsdException w:name="Grid Table 2 Accent 5" w:uiPriority="47"/>
-    <w:lsdException w:name="Grid Table 3 Accent 5" w:uiPriority="48"/>
-    <w:lsdException w:name="Grid Table 4 Accent 5" w:uiPriority="49"/>
-    <w:lsdException w:name="Grid Table 5 Dark Accent 5" w:uiPriority="50"/>
-    <w:lsdException w:name="Grid Table 6 Colorful Accent 5" w:uiPriority="51"/>
-    <w:lsdException w:name="Grid Table 7 Colorful Accent 5" w:uiPriority="52"/>
-    <w:lsdException w:name="Grid Table 1 Light Accent 6" w:uiPriority="46"/>
-    <w:lsdException w:name="Grid Table 2 Accent 6" w:uiPriority="47"/>
-    <w:lsdException w:name="Grid Table 3 Accent 6" w:uiPriority="48"/>
-    <w:lsdException w:name="Grid Table 4 Accent 6" w:uiPriority="49"/>
-    <w:lsdException w:name="Grid Table 5 Dark Accent 6" w:uiPriority="50"/>
-    <w:lsdException w:name="Grid Table 6 Colorful Accent 6" w:uiPriority="51"/>
-    <w:lsdException w:name="Grid Table 7 Colorful Accent 6" w:uiPriority="52"/>
-    <w:lsdException w:name="List Table 1 Light" w:uiPriority="46"/>
-    <w:lsdException w:name="List Table 2" w:uiPriority="47"/>
-    <w:lsdException w:name="List Table 3" w:uiPriority="48"/>
-    <w:lsdException w:name="List Table 4" w:uiPriority="49"/>
-    <w:lsdException w:name="List Table 5 Dark" w:uiPriority="50"/>
-    <w:lsdException w:name="List Table 6 Colorful" w:uiPriority="51"/>
-    <w:lsdException w:name="List Table 7 Colorful" w:uiPriority="52"/>
-    <w:lsdException w:name="List Table 1 Light Accent 1" w:uiPriority="46"/>
-    <w:lsdException w:name="List Table 2 Accent 1" w:uiPriority="47"/>
-    <w:lsdException w:name="List Table 3 Accent 1" w:uiPriority="48"/>
-    <w:lsdException w:name="List Table 4 Accent 1" w:uiPriority="49"/>
-    <w:lsdException w:name="List Table 5 Dark Accent 1" w:uiPriority="50"/>
-    <w:lsdException w:name="List Table 6 Colorful Accent 1" w:uiPriority="51"/>
-    <w:lsdException w:name="List Table 7 Colorful Accent 1" w:uiPriority="52"/>
-    <w:lsdException w:name="List Table 1 Light Accent 2" w:uiPriority="46"/>
-    <w:lsdException w:name="List Table 2 Accent 2" w:uiPriority="47"/>
-    <w:lsdException w:name="List Table 3 Accent 2" w:uiPriority="48"/>
-    <w:lsdException w:name="List Table 4 Accent 2" w:uiPriority="49"/>
-    <w:lsdException w:name="List Table 5 Dark Accent 2" w:uiPriority="50"/>
-    <w:lsdException w:name="List Table 6 Colorful Accent 2" w:uiPriority="51"/>
-    <w:lsdException w:name="List Table 7 Colorful Accent 2" w:uiPriority="52"/>
-    <w:lsdException w:name="List Table 1 Light Accent 3" w:uiPriority="46"/>
-    <w:lsdException w:name="List Table 2 Accent 3" w:uiPriority="47"/>
-    <w:lsdException w:name="List Table 3 Accent 3" w:uiPriority="48"/>
-    <w:lsdException w:name="List Table 4 Accent 3" w:uiPriority="49"/>
-    <w:lsdException w:name="List Table 5 Dark Accent 3" w:uiPriority="50"/>
-    <w:lsdException w:name="List Table 6 Colorful Accent 3" w:uiPriority="51"/>
-    <w:lsdException w:name="List Table 7 Colorful Accent 3" w:uiPriority="52"/>
-    <w:lsdException w:name="List Table 1 Light Accent 4" w:uiPriority="46"/>
-    <w:lsdException w:name="List Table 2 Accent 4" w:uiPriority="47"/>
-    <w:lsdException w:name="List Table 3 Accent 4" w:uiPriority="48"/>
-    <w:lsdException w:name="List Table 4 Accent 4" w:uiPriority="49"/>
-    <w:lsdException w:name="List Table 5 Dark Accent 4" w:uiPriority="50"/>
-    <w:lsdException w:name="List Table 6 Colorful Accent 4" w:uiPriority="51"/>
-    <w:lsdException w:name="List Table 7 Colorful Accent 4" w:uiPriority="52"/>
-    <w:lsdException w:name="List Table 1 Light Accent 5" w:uiPriority="46"/>
-    <w:lsdException w:name="List Table 2 Accent 5" w:uiPriority="47"/>
-    <w:lsdException w:name="List Table 3 Accent 5" w:uiPriority="48"/>
-    <w:lsdException w:name="List Table 4 Accent 5" w:uiPriority="49"/>
-    <w:lsdException w:name="List Table 5 Dark Accent 5" w:uiPriority="50"/>
-    <w:lsdException w:name="List Table 6 Colorful Accent 5" w:uiPriority="51"/>
-    <w:lsdException w:name="List Table 7 Colorful Accent 5" w:uiPriority="52"/>
-    <w:lsdException w:name="List Table 1 Light Accent 6" w:uiPriority="46"/>
-    <w:lsdException w:name="List Table 2 Accent 6" w:uiPriority="47"/>
-    <w:lsdException w:name="List Table 3 Accent 6" w:uiPriority="48"/>
-    <w:lsdException w:name="List Table 4 Accent 6" w:uiPriority="49"/>
-    <w:lsdException w:name="List Table 5 Dark Accent 6" w:uiPriority="50"/>
-    <w:lsdException w:name="List Table 6 Colorful Accent 6" w:uiPriority="51"/>
-    <w:lsdException w:name="List Table 7 Colorful Accent 6" w:uiPriority="52"/>
-    <w:lsdException w:name="Mention" w:semiHidden="1" w:unhideWhenUsed="1"/>
-    <w:lsdException w:name="Smart Hyperlink" w:semiHidden="1" w:unhideWhenUsed="1"/>
-    <w:lsdException w:name="Hashtag" w:semiHidden="1" w:unhideWhenUsed="1"/>
-    <w:lsdException w:name="Unresolved Mention" w:semiHidden="1" w:unhideWhenUsed="1"/>
-    <w:lsdException w:name="Smart Link" w:semiHidden="1" w:unhideWhenUsed="1"/>
+  <w:latentStyles w:defLockedState="0" w:defUIPriority="99" w:defSemiHidden="1" w:defUnhideWhenUsed="1" w:defQFormat="0" w:count="267">
+    <w:lsdException w:name="Normal" w:semiHidden="0" w:uiPriority="0" w:unhideWhenUsed="0" w:qFormat="1"/>
+    <w:lsdException w:name="heading 1" w:semiHidden="0" w:uiPriority="9" w:unhideWhenUsed="0" w:qFormat="1"/>
+    <w:lsdException w:name="heading 2" w:uiPriority="9" w:qFormat="1"/>
+    <w:lsdException w:name="heading 3" w:uiPriority="9" w:qFormat="1"/>
+    <w:lsdException w:name="heading 4" w:uiPriority="9" w:qFormat="1"/>
+    <w:lsdException w:name="heading 5" w:uiPriority="9" w:qFormat="1"/>
+    <w:lsdException w:name="heading 6" w:uiPriority="9" w:qFormat="1"/>
+    <w:lsdException w:name="heading 7" w:uiPriority="9" w:qFormat="1"/>
+    <w:lsdException w:name="heading 8" w:uiPriority="9" w:qFormat="1"/>
+    <w:lsdException w:name="heading 9" w:uiPriority="9" w:qFormat="1"/>
+    <w:lsdException w:name="toc 1" w:uiPriority="39"/>
+    <w:lsdException w:name="toc 2" w:uiPriority="39"/>
+    <w:lsdException w:name="toc 3" w:uiPriority="39"/>
+    <w:lsdException w:name="toc 4" w:uiPriority="39"/>
+    <w:lsdException w:name="toc 5" w:uiPriority="39"/>
+    <w:lsdException w:name="toc 6" w:uiPriority="39"/>
+    <w:lsdException w:name="toc 7" w:uiPriority="39"/>
+    <w:lsdException w:name="toc 8" w:uiPriority="39"/>
+    <w:lsdException w:name="toc 9" w:uiPriority="39"/>
+    <w:lsdException w:name="caption" w:uiPriority="35" w:qFormat="1"/>
+    <w:lsdException w:name="Title" w:semiHidden="0" w:uiPriority="10" w:unhideWhenUsed="0" w:qFormat="1"/>
+    <w:lsdException w:name="Default Paragraph Font" w:uiPriority="1"/>
+    <w:lsdException w:name="Subtitle" w:semiHidden="0" w:uiPriority="11" w:unhideWhenUsed="0" w:qFormat="1"/>
+    <w:lsdException w:name="Strong" w:semiHidden="0" w:uiPriority="22" w:unhideWhenUsed="0" w:qFormat="1"/>
+    <w:lsdException w:name="Emphasis" w:semiHidden="0" w:uiPriority="20" w:unhideWhenUsed="0" w:qFormat="1"/>
+    <w:lsdException w:name="Table Grid" w:semiHidden="0" w:uiPriority="59" w:unhideWhenUsed="0"/>
+    <w:lsdException w:name="Placeholder Text" w:unhideWhenUsed="0"/>
+    <w:lsdException w:name="No Spacing" w:semiHidden="0" w:uiPriority="1" w:unhideWhenUsed="0" w:qFormat="1"/>
+    <w:lsdException w:name="Light Shading" w:semiHidden="0" w:uiPriority="60" w:unhideWhenUsed="0"/>
+    <w:lsdException w:name="Light List" w:semiHidden="0" w:uiPriority="61" w:unhideWhenUsed="0"/>
+    <w:lsdException w:name="Light Grid" w:semiHidden="0" w:uiPriority="62" w:unhideWhenUsed="0"/>
+    <w:lsdException w:name="Medium Shading 1" w:semiHidden="0" w:uiPriority="63" w:unhideWhenUsed="0"/>
+    <w:lsdException w:name="Medium Shading 2" w:semiHidden="0" w:uiPriority="64" w:unhideWhenUsed="0"/>
+    <w:lsdException w:name="Medium List 1" w:semiHidden="0" w:uiPriority="65" w:unhideWhenUsed="0"/>
+    <w:lsdException w:name="Medium List 2" w:semiHidden="0" w:uiPriority="66" w:unhideWhenUsed="0"/>
+    <w:lsdException w:name="Medium Grid 1" w:semiHidden="0" w:uiPriority="67" w:unhideWhenUsed="0"/>
+    <w:lsdException w:name="Medium Grid 2" w:semiHidden="0" w:uiPriority="68" w:unhideWhenUsed="0"/>
+    <w:lsdException w:name="Medium Grid 3" w:semiHidden="0" w:uiPriority="69" w:unhideWhenUsed="0"/>
+    <w:lsdException w:name="Dark List" w:semiHidden="0" w:uiPriority="70" w:unhideWhenUsed="0"/>
+    <w:lsdException w:name="Colorful Shading" w:semiHidden="0" w:uiPriority="71" w:unhideWhenUsed="0"/>
+    <w:lsdException w:name="Colorful List" w:semiHidden="0" w:uiPriority="72" w:unhideWhenUsed="0"/>
+    <w:lsdException w:name="Colorful Grid" w:semiHidden="0" w:uiPriority="73" w:unhideWhenUsed="0"/>
+    <w:lsdException w:name="Light Shading Accent 1" w:semiHidden="0" w:uiPriority="60" w:unhideWhenUsed="0"/>
+    <w:lsdException w:name="Light List Accent 1" w:semiHidden="0" w:uiPriority="61" w:unhideWhenUsed="0"/>
+    <w:lsdException w:name="Light Grid Accent 1" w:semiHidden="0" w:uiPriority="62" w:unhideWhenUsed="0"/>
+    <w:lsdException w:name="Medium Shading 1 Accent 1" w:semiHidden="0" w:uiPriority="63" w:unhideWhenUsed="0"/>
+    <w:lsdException w:name="Medium Shading 2 Accent 1" w:semiHidden="0" w:uiPriority="64" w:unhideWhenUsed="0"/>
+    <w:lsdException w:name="Medium List 1 Accent 1" w:semiHidden="0" w:uiPriority="65" w:unhideWhenUsed="0"/>
+    <w:lsdException w:name="Revision" w:unhideWhenUsed="0"/>
+    <w:lsdException w:name="List Paragraph" w:semiHidden="0" w:uiPriority="34" w:unhideWhenUsed="0" w:qFormat="1"/>
+    <w:lsdException w:name="Quote" w:semiHidden="0" w:uiPriority="29" w:unhideWhenUsed="0" w:qFormat="1"/>
+    <w:lsdException w:name="Intense Quote" w:semiHidden="0" w:uiPriority="30" w:unhideWhenUsed="0" w:qFormat="1"/>
+    <w:lsdException w:name="Medium List 2 Accent 1" w:semiHidden="0" w:uiPriority="66" w:unhideWhenUsed="0"/>
+    <w:lsdException w:name="Medium Grid 1 Accent 1" w:semiHidden="0" w:uiPriority="67" w:unhideWhenUsed="0"/>
+    <w:lsdException w:name="Medium Grid 2 Accent 1" w:semiHidden="0" w:uiPriority="68" w:unhideWhenUsed="0"/>
+    <w:lsdException w:name="Medium Grid 3 Accent 1" w:semiHidden="0" w:uiPriority="69" w:unhideWhenUsed="0"/>
+    <w:lsdException w:name="Dark List Accent 1" w:semiHidden="0" w:uiPriority="70" w:unhideWhenUsed="0"/>
+    <w:lsdException w:name="Colorful Shading Accent 1" w:semiHidden="0" w:uiPriority="71" w:unhideWhenUsed="0"/>
+    <w:lsdException w:name="Colorful List Accent 1" w:semiHidden="0" w:uiPriority="72" w:unhideWhenUsed="0"/>
+    <w:lsdException w:name="Colorful Grid Accent 1" w:semiHidden="0" w:uiPriority="73" w:unhideWhenUsed="0"/>
+    <w:lsdException w:name="Light Shading Accent 2" w:semiHidden="0" w:uiPriority="60" w:unhideWhenUsed="0"/>
+    <w:lsdException w:name="Light List Accent 2" w:semiHidden="0" w:uiPriority="61" w:unhideWhenUsed="0"/>
+    <w:lsdException w:name="Light Grid Accent 2" w:semiHidden="0" w:uiPriority="62" w:unhideWhenUsed="0"/>
+    <w:lsdException w:name="Medium Shading 1 Accent 2" w:semiHidden="0" w:uiPriority="63" w:unhideWhenUsed="0"/>
+    <w:lsdException w:name="Medium Shading 2 Accent 2" w:semiHidden="0" w:uiPriority="64" w:unhideWhenUsed="0"/>
+    <w:lsdException w:name="Medium List 1 Accent 2" w:semiHidden="0" w:uiPriority="65" w:unhideWhenUsed="0"/>
+    <w:lsdException w:name="Medium List 2 Accent 2" w:semiHidden="0" w:uiPriority="66" w:unhideWhenUsed="0"/>
+    <w:lsdException w:name="Medium Grid 1 Accent 2" w:semiHidden="0" w:uiPriority="67" w:unhideWhenUsed="0"/>
+    <w:lsdException w:name="Medium Grid 2 Accent 2" w:semiHidden="0" w:uiPriority="68" w:unhideWhenUsed="0"/>
+    <w:lsdException w:name="Medium Grid 3 Accent 2" w:semiHidden="0" w:uiPriority="69" w:unhideWhenUsed="0"/>
+    <w:lsdException w:name="Dark List Accent 2" w:semiHidden="0" w:uiPriority="70" w:unhideWhenUsed="0"/>
+    <w:lsdException w:name="Colorful Shading Accent 2" w:semiHidden="0" w:uiPriority="71" w:unhideWhenUsed="0"/>
+    <w:lsdException w:name="Colorful List Accent 2" w:semiHidden="0" w:uiPriority="72" w:unhideWhenUsed="0"/>
+    <w:lsdException w:name="Colorful Grid Accent 2" w:semiHidden="0" w:uiPriority="73" w:unhideWhenUsed="0"/>
+    <w:lsdException w:name="Light Shading Accent 3" w:semiHidden="0" w:uiPriority="60" w:unhideWhenUsed="0"/>
+    <w:lsdException w:name="Light List Accent 3" w:semiHidden="0" w:uiPriority="61" w:unhideWhenUsed="0"/>
+    <w:lsdException w:name="Light Grid Accent 3" w:semiHidden="0" w:uiPriority="62" w:unhideWhenUsed="0"/>
+    <w:lsdException w:name="Medium Shading 1 Accent 3" w:semiHidden="0" w:uiPriority="63" w:unhideWhenUsed="0"/>
+    <w:lsdException w:name="Medium Shading 2 Accent 3" w:semiHidden="0" w:uiPriority="64" w:unhideWhenUsed="0"/>
+    <w:lsdException w:name="Medium List 1 Accent 3" w:semiHidden="0" w:uiPriority="65" w:unhideWhenUsed="0"/>
+    <w:lsdException w:name="Medium List 2 Accent 3" w:semiHidden="0" w:uiPriority="66" w:unhideWhenUsed="0"/>
+    <w:lsdException w:name="Medium Grid 1 Accent 3" w:semiHidden="0" w:uiPriority="67" w:unhideWhenUsed="0"/>
+    <w:lsdException w:name="Medium Grid 2 Accent 3" w:semiHidden="0" w:uiPriority="68" w:unhideWhenUsed="0"/>
+    <w:lsdException w:name="Medium Grid 3 Accent 3" w:semiHidden="0" w:uiPriority="69" w:unhideWhenUsed="0"/>
+    <w:lsdException w:name="Dark List Accent 3" w:semiHidden="0" w:uiPriority="70" w:unhideWhenUsed="0"/>
+    <w:lsdException w:name="Colorful Shading Accent 3" w:semiHidden="0" w:uiPriority="71" w:unhideWhenUsed="0"/>
+    <w:lsdException w:name="Colorful List Accent 3" w:semiHidden="0" w:uiPriority="72" w:unhideWhenUsed="0"/>
+    <w:lsdException w:name="Colorful Grid Accent 3" w:semiHidden="0" w:uiPriority="73" w:unhideWhenUsed="0"/>
+    <w:lsdException w:name="Light Shading Accent 4" w:semiHidden="0" w:uiPriority="60" w:unhideWhenUsed="0"/>
+    <w:lsdException w:name="Light List Accent 4" w:semiHidden="0" w:uiPriority="61" w:unhideWhenUsed="0"/>
+    <w:lsdException w:name="Light Grid Accent 4" w:semiHidden="0" w:uiPriority="62" w:unhideWhenUsed="0"/>
+    <w:lsdException w:name="Medium Shading 1 Accent 4" w:semiHidden="0" w:uiPriority="63" w:unhideWhenUsed="0"/>
+    <w:lsdException w:name="Medium Shading 2 Accent 4" w:semiHidden="0" w:uiPriority="64" w:unhideWhenUsed="0"/>
+    <w:lsdException w:name="Medium List 1 Accent 4" w:semiHidden="0" w:uiPriority="65" w:unhideWhenUsed="0"/>
+    <w:lsdException w:name="Medium List 2 Accent 4" w:semiHidden="0" w:uiPriority="66" w:unhideWhenUsed="0"/>
+    <w:lsdException w:name="Medium Grid 1 Accent 4" w:semiHidden="0" w:uiPriority="67" w:unhideWhenUsed="0"/>
+    <w:lsdException w:name="Medium Grid 2 Accent 4" w:semiHidden="0" w:uiPriority="68" w:unhideWhenUsed="0"/>
+    <w:lsdException w:name="Medium Grid 3 Accent 4" w:semiHidden="0" w:uiPriority="69" w:unhideWhenUsed="0"/>
+    <w:lsdException w:name="Dark List Accent 4" w:semiHidden="0" w:uiPriority="70" w:unhideWhenUsed="0"/>
+    <w:lsdException w:name="Colorful Shading Accent 4" w:semiHidden="0" w:uiPriority="71" w:unhideWhenUsed="0"/>
+    <w:lsdException w:name="Colorful List Accent 4" w:semiHidden="0" w:uiPriority="72" w:unhideWhenUsed="0"/>
+    <w:lsdException w:name="Colorful Grid Accent 4" w:semiHidden="0" w:uiPriority="73" w:unhideWhenUsed="0"/>
+    <w:lsdException w:name="Light Shading Accent 5" w:semiHidden="0" w:uiPriority="60" w:unhideWhenUsed="0"/>
+    <w:lsdException w:name="Light List Accent 5" w:semiHidden="0" w:uiPriority="61" w:unhideWhenUsed="0"/>
+    <w:lsdException w:name="Light Grid Accent 5" w:semiHidden="0" w:uiPriority="62" w:unhideWhenUsed="0"/>
+    <w:lsdException w:name="Medium Shading 1 Accent 5" w:semiHidden="0" w:uiPriority="63" w:unhideWhenUsed="0"/>
+    <w:lsdException w:name="Medium Shading 2 Accent 5" w:semiHidden="0" w:uiPriority="64" w:unhideWhenUsed="0"/>
+    <w:lsdException w:name="Medium List 1 Accent 5" w:semiHidden="0" w:uiPriority="65" w:unhideWhenUsed="0"/>
+    <w:lsdException w:name="Medium List 2 Accent 5" w:semiHidden="0" w:uiPriority="66" w:unhideWhenUsed="0"/>
+    <w:lsdException w:name="Medium Grid 1 Accent 5" w:semiHidden="0" w:uiPriority="67" w:unhideWhenUsed="0"/>
+    <w:lsdException w:name="Medium Grid 2 Accent 5" w:semiHidden="0" w:uiPriority="68" w:unhideWhenUsed="0"/>
+    <w:lsdException w:name="Medium Grid 3 Accent 5" w:semiHidden="0" w:uiPriority="69" w:unhideWhenUsed="0"/>
+    <w:lsdException w:name="Dark List Accent 5" w:semiHidden="0" w:uiPriority="70" w:unhideWhenUsed="0"/>
+    <w:lsdException w:name="Colorful Shading Accent 5" w:semiHidden="0" w:uiPriority="71" w:unhideWhenUsed="0"/>
+    <w:lsdException w:name="Colorful List Accent 5" w:semiHidden="0" w:uiPriority="72" w:unhideWhenUsed="0"/>
+    <w:lsdException w:name="Colorful Grid Accent 5" w:semiHidden="0" w:uiPriority="73" w:unhideWhenUsed="0"/>
+    <w:lsdException w:name="Light Shading Accent 6" w:semiHidden="0" w:uiPriority="60" w:unhideWhenUsed="0"/>
+    <w:lsdException w:name="Light List Accent 6" w:semiHidden="0" w:uiPriority="61" w:unhideWhenUsed="0"/>
+    <w:lsdException w:name="Light Grid Accent 6" w:semiHidden="0" w:uiPriority="62" w:unhideWhenUsed="0"/>
+    <w:lsdException w:name="Medium Shading 1 Accent 6" w:semiHidden="0" w:uiPriority="63" w:unhideWhenUsed="0"/>
+    <w:lsdException w:name="Medium Shading 2 Accent 6" w:semiHidden="0" w:uiPriority="64" w:unhideWhenUsed="0"/>
+    <w:lsdException w:name="Medium List 1 Accent 6" w:semiHidden="0" w:uiPriority="65" w:unhideWhenUsed="0"/>
+    <w:lsdException w:name="Medium List 2 Accent 6" w:semiHidden="0" w:uiPriority="66" w:unhideWhenUsed="0"/>
+    <w:lsdException w:name="Medium Grid 1 Accent 6" w:semiHidden="0" w:uiPriority="67" w:unhideWhenUsed="0"/>
+    <w:lsdException w:name="Medium Grid 2 Accent 6" w:semiHidden="0" w:uiPriority="68" w:unhideWhenUsed="0"/>
+    <w:lsdException w:name="Medium Grid 3 Accent 6" w:semiHidden="0" w:uiPriority="69" w:unhideWhenUsed="0"/>
+    <w:lsdException w:name="Dark List Accent 6" w:semiHidden="0" w:uiPriority="70" w:unhideWhenUsed="0"/>
+    <w:lsdException w:name="Colorful Shading Accent 6" w:semiHidden="0" w:uiPriority="71" w:unhideWhenUsed="0"/>
+    <w:lsdException w:name="Colorful List Accent 6" w:semiHidden="0" w:uiPriority="72" w:unhideWhenUsed="0"/>
+    <w:lsdException w:name="Colorful Grid Accent 6" w:semiHidden="0" w:uiPriority="73" w:unhideWhenUsed="0"/>
+    <w:lsdException w:name="Subtle Emphasis" w:semiHidden="0" w:uiPriority="19" w:unhideWhenUsed="0" w:qFormat="1"/>
+    <w:lsdException w:name="Intense Emphasis" w:semiHidden="0" w:uiPriority="21" w:unhideWhenUsed="0" w:qFormat="1"/>
+    <w:lsdException w:name="Subtle Reference" w:semiHidden="0" w:uiPriority="31" w:unhideWhenUsed="0" w:qFormat="1"/>
+    <w:lsdException w:name="Intense Reference" w:semiHidden="0" w:uiPriority="32" w:unhideWhenUsed="0" w:qFormat="1"/>
+    <w:lsdException w:name="Book Title" w:semiHidden="0" w:uiPriority="33" w:unhideWhenUsed="0" w:qFormat="1"/>
+    <w:lsdException w:name="Bibliography" w:uiPriority="37"/>
+    <w:lsdException w:name="TOC Heading" w:uiPriority="39" w:qFormat="1"/>
   </w:latentStyles>
-  <w:style w:type="paragraph" w:default="1" w:styleId="Normal">
+  <w:style w:type="paragraph" w:default="1" w:styleId="a">
     <w:name w:val="Normal"/>
     <w:qFormat/>
     <w:rsid w:val="002D12FF"/>
@@ -3693,11 +8065,11 @@
       <w:lang w:val="ru-RU"/>
     </w:rPr>
   </w:style>
-  <w:style w:type="paragraph" w:styleId="Heading1">
+  <w:style w:type="paragraph" w:styleId="1">
     <w:name w:val="heading 1"/>
-    <w:basedOn w:val="Normal"/>
-    <w:next w:val="Normal"/>
-    <w:link w:val="Heading1Char"/>
+    <w:basedOn w:val="a"/>
+    <w:next w:val="a"/>
+    <w:link w:val="10"/>
     <w:uiPriority w:val="9"/>
     <w:qFormat/>
     <w:rsid w:val="002D12FF"/>
@@ -3716,11 +8088,11 @@
       <w:szCs w:val="28"/>
     </w:rPr>
   </w:style>
-  <w:style w:type="paragraph" w:styleId="Heading2">
+  <w:style w:type="paragraph" w:styleId="2">
     <w:name w:val="heading 2"/>
-    <w:basedOn w:val="Normal"/>
-    <w:next w:val="Normal"/>
-    <w:link w:val="Heading2Char"/>
+    <w:basedOn w:val="a"/>
+    <w:next w:val="a"/>
+    <w:link w:val="20"/>
     <w:uiPriority w:val="9"/>
     <w:unhideWhenUsed/>
     <w:qFormat/>
@@ -3740,13 +8112,13 @@
       <w:szCs w:val="26"/>
     </w:rPr>
   </w:style>
-  <w:style w:type="character" w:default="1" w:styleId="DefaultParagraphFont">
+  <w:style w:type="character" w:default="1" w:styleId="a0">
     <w:name w:val="Default Paragraph Font"/>
     <w:uiPriority w:val="1"/>
     <w:semiHidden/>
     <w:unhideWhenUsed/>
   </w:style>
-  <w:style w:type="table" w:default="1" w:styleId="TableNormal">
+  <w:style w:type="table" w:default="1" w:styleId="a1">
     <w:name w:val="Normal Table"/>
     <w:uiPriority w:val="99"/>
     <w:semiHidden/>
@@ -3761,16 +8133,16 @@
       </w:tblCellMar>
     </w:tblPr>
   </w:style>
-  <w:style w:type="numbering" w:default="1" w:styleId="NoList">
+  <w:style w:type="numbering" w:default="1" w:styleId="a2">
     <w:name w:val="No List"/>
     <w:uiPriority w:val="99"/>
     <w:semiHidden/>
     <w:unhideWhenUsed/>
   </w:style>
-  <w:style w:type="paragraph" w:styleId="BalloonText">
+  <w:style w:type="paragraph" w:styleId="a3">
     <w:name w:val="Balloon Text"/>
-    <w:basedOn w:val="Normal"/>
-    <w:link w:val="BalloonTextChar"/>
+    <w:basedOn w:val="a"/>
+    <w:link w:val="a4"/>
     <w:uiPriority w:val="99"/>
     <w:semiHidden/>
     <w:unhideWhenUsed/>
@@ -3784,10 +8156,10 @@
       <w:szCs w:val="16"/>
     </w:rPr>
   </w:style>
-  <w:style w:type="character" w:customStyle="1" w:styleId="BalloonTextChar">
-    <w:name w:val="Balloon Text Char"/>
-    <w:basedOn w:val="DefaultParagraphFont"/>
-    <w:link w:val="BalloonText"/>
+  <w:style w:type="character" w:customStyle="1" w:styleId="a4">
+    <w:name w:val="Текст выноски Знак"/>
+    <w:basedOn w:val="a0"/>
+    <w:link w:val="a3"/>
     <w:uiPriority w:val="99"/>
     <w:semiHidden/>
     <w:rsid w:val="002D12FF"/>
@@ -3798,10 +8170,10 @@
       <w:lang w:val="ru-RU"/>
     </w:rPr>
   </w:style>
-  <w:style w:type="character" w:customStyle="1" w:styleId="Heading1Char">
-    <w:name w:val="Heading 1 Char"/>
-    <w:basedOn w:val="DefaultParagraphFont"/>
-    <w:link w:val="Heading1"/>
+  <w:style w:type="character" w:customStyle="1" w:styleId="10">
+    <w:name w:val="Заголовок 1 Знак"/>
+    <w:basedOn w:val="a0"/>
+    <w:link w:val="1"/>
     <w:uiPriority w:val="9"/>
     <w:rsid w:val="002D12FF"/>
     <w:rPr>
@@ -3814,10 +8186,10 @@
       <w:lang w:val="ru-RU"/>
     </w:rPr>
   </w:style>
-  <w:style w:type="paragraph" w:styleId="TOCHeading">
+  <w:style w:type="paragraph" w:styleId="a5">
     <w:name w:val="TOC Heading"/>
-    <w:basedOn w:val="Heading1"/>
-    <w:next w:val="Normal"/>
+    <w:basedOn w:val="1"/>
+    <w:next w:val="a"/>
     <w:uiPriority w:val="39"/>
     <w:unhideWhenUsed/>
     <w:qFormat/>
@@ -3829,10 +8201,10 @@
       <w:lang w:val="en-US"/>
     </w:rPr>
   </w:style>
-  <w:style w:type="character" w:customStyle="1" w:styleId="Heading2Char">
-    <w:name w:val="Heading 2 Char"/>
-    <w:basedOn w:val="DefaultParagraphFont"/>
-    <w:link w:val="Heading2"/>
+  <w:style w:type="character" w:customStyle="1" w:styleId="20">
+    <w:name w:val="Заголовок 2 Знак"/>
+    <w:basedOn w:val="a0"/>
+    <w:link w:val="2"/>
     <w:uiPriority w:val="9"/>
     <w:rsid w:val="004A30B6"/>
     <w:rPr>
@@ -3845,9 +8217,9 @@
       <w:lang w:val="ru-RU"/>
     </w:rPr>
   </w:style>
-  <w:style w:type="paragraph" w:styleId="ListParagraph">
+  <w:style w:type="paragraph" w:styleId="a6">
     <w:name w:val="List Paragraph"/>
-    <w:basedOn w:val="Normal"/>
+    <w:basedOn w:val="a"/>
     <w:uiPriority w:val="34"/>
     <w:qFormat/>
     <w:rsid w:val="004A30B6"/>
@@ -3856,10 +8228,10 @@
       <w:contextualSpacing/>
     </w:pPr>
   </w:style>
-  <w:style w:type="paragraph" w:styleId="Header">
+  <w:style w:type="paragraph" w:styleId="a7">
     <w:name w:val="header"/>
-    <w:basedOn w:val="Normal"/>
-    <w:link w:val="HeaderChar"/>
+    <w:basedOn w:val="a"/>
+    <w:link w:val="a8"/>
     <w:uiPriority w:val="99"/>
     <w:unhideWhenUsed/>
     <w:rsid w:val="00E07B8C"/>
@@ -3871,20 +8243,20 @@
       <w:spacing w:after="0" w:line="240" w:lineRule="auto"/>
     </w:pPr>
   </w:style>
-  <w:style w:type="character" w:customStyle="1" w:styleId="HeaderChar">
-    <w:name w:val="Header Char"/>
-    <w:basedOn w:val="DefaultParagraphFont"/>
-    <w:link w:val="Header"/>
+  <w:style w:type="character" w:customStyle="1" w:styleId="a8">
+    <w:name w:val="Верхний колонтитул Знак"/>
+    <w:basedOn w:val="a0"/>
+    <w:link w:val="a7"/>
     <w:uiPriority w:val="99"/>
     <w:rsid w:val="00E07B8C"/>
     <w:rPr>
       <w:lang w:val="ru-RU"/>
     </w:rPr>
   </w:style>
-  <w:style w:type="paragraph" w:styleId="Footer">
+  <w:style w:type="paragraph" w:styleId="a9">
     <w:name w:val="footer"/>
-    <w:basedOn w:val="Normal"/>
-    <w:link w:val="FooterChar"/>
+    <w:basedOn w:val="a"/>
+    <w:link w:val="aa"/>
     <w:uiPriority w:val="99"/>
     <w:unhideWhenUsed/>
     <w:rsid w:val="00E07B8C"/>
@@ -3896,20 +8268,20 @@
       <w:spacing w:after="0" w:line="240" w:lineRule="auto"/>
     </w:pPr>
   </w:style>
-  <w:style w:type="character" w:customStyle="1" w:styleId="FooterChar">
-    <w:name w:val="Footer Char"/>
-    <w:basedOn w:val="DefaultParagraphFont"/>
-    <w:link w:val="Footer"/>
+  <w:style w:type="character" w:customStyle="1" w:styleId="aa">
+    <w:name w:val="Нижний колонтитул Знак"/>
+    <w:basedOn w:val="a0"/>
+    <w:link w:val="a9"/>
     <w:uiPriority w:val="99"/>
     <w:rsid w:val="00E07B8C"/>
     <w:rPr>
       <w:lang w:val="ru-RU"/>
     </w:rPr>
   </w:style>
-  <w:style w:type="paragraph" w:styleId="TOC1">
+  <w:style w:type="paragraph" w:styleId="11">
     <w:name w:val="toc 1"/>
-    <w:basedOn w:val="Normal"/>
-    <w:next w:val="Normal"/>
+    <w:basedOn w:val="a"/>
+    <w:next w:val="a"/>
     <w:autoRedefine/>
     <w:uiPriority w:val="39"/>
     <w:unhideWhenUsed/>
@@ -3918,10 +8290,10 @@
       <w:spacing w:after="100"/>
     </w:pPr>
   </w:style>
-  <w:style w:type="paragraph" w:styleId="TOC2">
+  <w:style w:type="paragraph" w:styleId="21">
     <w:name w:val="toc 2"/>
-    <w:basedOn w:val="Normal"/>
-    <w:next w:val="Normal"/>
+    <w:basedOn w:val="a"/>
+    <w:next w:val="a"/>
     <w:autoRedefine/>
     <w:uiPriority w:val="39"/>
     <w:unhideWhenUsed/>
@@ -3931,9 +8303,9 @@
       <w:ind w:left="220"/>
     </w:pPr>
   </w:style>
-  <w:style w:type="character" w:styleId="Hyperlink">
+  <w:style w:type="character" w:styleId="ab">
     <w:name w:val="Hyperlink"/>
-    <w:basedOn w:val="DefaultParagraphFont"/>
+    <w:basedOn w:val="a0"/>
     <w:uiPriority w:val="99"/>
     <w:unhideWhenUsed/>
     <w:rsid w:val="006D49A1"/>
@@ -3942,7 +8314,436 @@
       <w:u w:val="single"/>
     </w:rPr>
   </w:style>
-  <w:style w:type="paragraph" w:styleId="Revision">
+  <w:style w:type="paragraph" w:styleId="ac">
+    <w:name w:val="Revision"/>
+    <w:hidden/>
+    <w:uiPriority w:val="99"/>
+    <w:semiHidden/>
+    <w:rsid w:val="004958F9"/>
+    <w:pPr>
+      <w:spacing w:after="0" w:line="240" w:lineRule="auto"/>
+    </w:pPr>
+    <w:rPr>
+      <w:lang w:val="ru-RU"/>
+    </w:rPr>
+  </w:style>
+</w:styles>
+</file>
+
+<file path=word/stylesWithEffects.xml><?xml version="1.0" encoding="utf-8"?>
+<w:styles xmlns:wpc="http://schemas.microsoft.com/office/word/2010/wordprocessingCanvas" xmlns:mc="http://schemas.openxmlformats.org/markup-compatibility/2006" xmlns:o="urn:schemas-microsoft-com:office:office" xmlns:r="http://schemas.openxmlformats.org/officeDocument/2006/relationships" xmlns:m="http://schemas.openxmlformats.org/officeDocument/2006/math" xmlns:v="urn:schemas-microsoft-com:vml" xmlns:wp14="http://schemas.microsoft.com/office/word/2010/wordprocessingDrawing" xmlns:wp="http://schemas.openxmlformats.org/drawingml/2006/wordprocessingDrawing" xmlns:w10="urn:schemas-microsoft-com:office:word" xmlns:w="http://schemas.openxmlformats.org/wordprocessingml/2006/main" xmlns:w14="http://schemas.microsoft.com/office/word/2010/wordml" xmlns:wpg="http://schemas.microsoft.com/office/word/2010/wordprocessingGroup" xmlns:wpi="http://schemas.microsoft.com/office/word/2010/wordprocessingInk" xmlns:wne="http://schemas.microsoft.com/office/word/2006/wordml" xmlns:wps="http://schemas.microsoft.com/office/word/2010/wordprocessingShape" mc:Ignorable="w14 wp14">
+  <w:docDefaults>
+    <w:rPrDefault>
+      <w:rPr>
+        <w:rFonts w:asciiTheme="minorHAnsi" w:eastAsiaTheme="minorHAnsi" w:hAnsiTheme="minorHAnsi" w:cstheme="minorBidi"/>
+        <w:sz w:val="22"/>
+        <w:szCs w:val="22"/>
+        <w:lang w:val="en-US" w:eastAsia="en-US" w:bidi="ar-SA"/>
+      </w:rPr>
+    </w:rPrDefault>
+    <w:pPrDefault>
+      <w:pPr>
+        <w:spacing w:after="200" w:line="276" w:lineRule="auto"/>
+      </w:pPr>
+    </w:pPrDefault>
+  </w:docDefaults>
+  <w:latentStyles w:defLockedState="0" w:defUIPriority="99" w:defSemiHidden="1" w:defUnhideWhenUsed="1" w:defQFormat="0" w:count="267">
+    <w:lsdException w:name="Normal" w:semiHidden="0" w:uiPriority="0" w:unhideWhenUsed="0" w:qFormat="1"/>
+    <w:lsdException w:name="heading 1" w:semiHidden="0" w:uiPriority="9" w:unhideWhenUsed="0" w:qFormat="1"/>
+    <w:lsdException w:name="heading 2" w:uiPriority="9" w:qFormat="1"/>
+    <w:lsdException w:name="heading 3" w:uiPriority="9" w:qFormat="1"/>
+    <w:lsdException w:name="heading 4" w:uiPriority="9" w:qFormat="1"/>
+    <w:lsdException w:name="heading 5" w:uiPriority="9" w:qFormat="1"/>
+    <w:lsdException w:name="heading 6" w:uiPriority="9" w:qFormat="1"/>
+    <w:lsdException w:name="heading 7" w:uiPriority="9" w:qFormat="1"/>
+    <w:lsdException w:name="heading 8" w:uiPriority="9" w:qFormat="1"/>
+    <w:lsdException w:name="heading 9" w:uiPriority="9" w:qFormat="1"/>
+    <w:lsdException w:name="toc 1" w:uiPriority="39"/>
+    <w:lsdException w:name="toc 2" w:uiPriority="39"/>
+    <w:lsdException w:name="toc 3" w:uiPriority="39"/>
+    <w:lsdException w:name="toc 4" w:uiPriority="39"/>
+    <w:lsdException w:name="toc 5" w:uiPriority="39"/>
+    <w:lsdException w:name="toc 6" w:uiPriority="39"/>
+    <w:lsdException w:name="toc 7" w:uiPriority="39"/>
+    <w:lsdException w:name="toc 8" w:uiPriority="39"/>
+    <w:lsdException w:name="toc 9" w:uiPriority="39"/>
+    <w:lsdException w:name="caption" w:uiPriority="35" w:qFormat="1"/>
+    <w:lsdException w:name="Title" w:semiHidden="0" w:uiPriority="10" w:unhideWhenUsed="0" w:qFormat="1"/>
+    <w:lsdException w:name="Default Paragraph Font" w:uiPriority="1"/>
+    <w:lsdException w:name="Subtitle" w:semiHidden="0" w:uiPriority="11" w:unhideWhenUsed="0" w:qFormat="1"/>
+    <w:lsdException w:name="Strong" w:semiHidden="0" w:uiPriority="22" w:unhideWhenUsed="0" w:qFormat="1"/>
+    <w:lsdException w:name="Emphasis" w:semiHidden="0" w:uiPriority="20" w:unhideWhenUsed="0" w:qFormat="1"/>
+    <w:lsdException w:name="Table Grid" w:semiHidden="0" w:uiPriority="59" w:unhideWhenUsed="0"/>
+    <w:lsdException w:name="Placeholder Text" w:unhideWhenUsed="0"/>
+    <w:lsdException w:name="No Spacing" w:semiHidden="0" w:uiPriority="1" w:unhideWhenUsed="0" w:qFormat="1"/>
+    <w:lsdException w:name="Light Shading" w:semiHidden="0" w:uiPriority="60" w:unhideWhenUsed="0"/>
+    <w:lsdException w:name="Light List" w:semiHidden="0" w:uiPriority="61" w:unhideWhenUsed="0"/>
+    <w:lsdException w:name="Light Grid" w:semiHidden="0" w:uiPriority="62" w:unhideWhenUsed="0"/>
+    <w:lsdException w:name="Medium Shading 1" w:semiHidden="0" w:uiPriority="63" w:unhideWhenUsed="0"/>
+    <w:lsdException w:name="Medium Shading 2" w:semiHidden="0" w:uiPriority="64" w:unhideWhenUsed="0"/>
+    <w:lsdException w:name="Medium List 1" w:semiHidden="0" w:uiPriority="65" w:unhideWhenUsed="0"/>
+    <w:lsdException w:name="Medium List 2" w:semiHidden="0" w:uiPriority="66" w:unhideWhenUsed="0"/>
+    <w:lsdException w:name="Medium Grid 1" w:semiHidden="0" w:uiPriority="67" w:unhideWhenUsed="0"/>
+    <w:lsdException w:name="Medium Grid 2" w:semiHidden="0" w:uiPriority="68" w:unhideWhenUsed="0"/>
+    <w:lsdException w:name="Medium Grid 3" w:semiHidden="0" w:uiPriority="69" w:unhideWhenUsed="0"/>
+    <w:lsdException w:name="Dark List" w:semiHidden="0" w:uiPriority="70" w:unhideWhenUsed="0"/>
+    <w:lsdException w:name="Colorful Shading" w:semiHidden="0" w:uiPriority="71" w:unhideWhenUsed="0"/>
+    <w:lsdException w:name="Colorful List" w:semiHidden="0" w:uiPriority="72" w:unhideWhenUsed="0"/>
+    <w:lsdException w:name="Colorful Grid" w:semiHidden="0" w:uiPriority="73" w:unhideWhenUsed="0"/>
+    <w:lsdException w:name="Light Shading Accent 1" w:semiHidden="0" w:uiPriority="60" w:unhideWhenUsed="0"/>
+    <w:lsdException w:name="Light List Accent 1" w:semiHidden="0" w:uiPriority="61" w:unhideWhenUsed="0"/>
+    <w:lsdException w:name="Light Grid Accent 1" w:semiHidden="0" w:uiPriority="62" w:unhideWhenUsed="0"/>
+    <w:lsdException w:name="Medium Shading 1 Accent 1" w:semiHidden="0" w:uiPriority="63" w:unhideWhenUsed="0"/>
+    <w:lsdException w:name="Medium Shading 2 Accent 1" w:semiHidden="0" w:uiPriority="64" w:unhideWhenUsed="0"/>
+    <w:lsdException w:name="Medium List 1 Accent 1" w:semiHidden="0" w:uiPriority="65" w:unhideWhenUsed="0"/>
+    <w:lsdException w:name="Revision" w:unhideWhenUsed="0"/>
+    <w:lsdException w:name="List Paragraph" w:semiHidden="0" w:uiPriority="34" w:unhideWhenUsed="0" w:qFormat="1"/>
+    <w:lsdException w:name="Quote" w:semiHidden="0" w:uiPriority="29" w:unhideWhenUsed="0" w:qFormat="1"/>
+    <w:lsdException w:name="Intense Quote" w:semiHidden="0" w:uiPriority="30" w:unhideWhenUsed="0" w:qFormat="1"/>
+    <w:lsdException w:name="Medium List 2 Accent 1" w:semiHidden="0" w:uiPriority="66" w:unhideWhenUsed="0"/>
+    <w:lsdException w:name="Medium Grid 1 Accent 1" w:semiHidden="0" w:uiPriority="67" w:unhideWhenUsed="0"/>
+    <w:lsdException w:name="Medium Grid 2 Accent 1" w:semiHidden="0" w:uiPriority="68" w:unhideWhenUsed="0"/>
+    <w:lsdException w:name="Medium Grid 3 Accent 1" w:semiHidden="0" w:uiPriority="69" w:unhideWhenUsed="0"/>
+    <w:lsdException w:name="Dark List Accent 1" w:semiHidden="0" w:uiPriority="70" w:unhideWhenUsed="0"/>
+    <w:lsdException w:name="Colorful Shading Accent 1" w:semiHidden="0" w:uiPriority="71" w:unhideWhenUsed="0"/>
+    <w:lsdException w:name="Colorful List Accent 1" w:semiHidden="0" w:uiPriority="72" w:unhideWhenUsed="0"/>
+    <w:lsdException w:name="Colorful Grid Accent 1" w:semiHidden="0" w:uiPriority="73" w:unhideWhenUsed="0"/>
+    <w:lsdException w:name="Light Shading Accent 2" w:semiHidden="0" w:uiPriority="60" w:unhideWhenUsed="0"/>
+    <w:lsdException w:name="Light List Accent 2" w:semiHidden="0" w:uiPriority="61" w:unhideWhenUsed="0"/>
+    <w:lsdException w:name="Light Grid Accent 2" w:semiHidden="0" w:uiPriority="62" w:unhideWhenUsed="0"/>
+    <w:lsdException w:name="Medium Shading 1 Accent 2" w:semiHidden="0" w:uiPriority="63" w:unhideWhenUsed="0"/>
+    <w:lsdException w:name="Medium Shading 2 Accent 2" w:semiHidden="0" w:uiPriority="64" w:unhideWhenUsed="0"/>
+    <w:lsdException w:name="Medium List 1 Accent 2" w:semiHidden="0" w:uiPriority="65" w:unhideWhenUsed="0"/>
+    <w:lsdException w:name="Medium List 2 Accent 2" w:semiHidden="0" w:uiPriority="66" w:unhideWhenUsed="0"/>
+    <w:lsdException w:name="Medium Grid 1 Accent 2" w:semiHidden="0" w:uiPriority="67" w:unhideWhenUsed="0"/>
+    <w:lsdException w:name="Medium Grid 2 Accent 2" w:semiHidden="0" w:uiPriority="68" w:unhideWhenUsed="0"/>
+    <w:lsdException w:name="Medium Grid 3 Accent 2" w:semiHidden="0" w:uiPriority="69" w:unhideWhenUsed="0"/>
+    <w:lsdException w:name="Dark List Accent 2" w:semiHidden="0" w:uiPriority="70" w:unhideWhenUsed="0"/>
+    <w:lsdException w:name="Colorful Shading Accent 2" w:semiHidden="0" w:uiPriority="71" w:unhideWhenUsed="0"/>
+    <w:lsdException w:name="Colorful List Accent 2" w:semiHidden="0" w:uiPriority="72" w:unhideWhenUsed="0"/>
+    <w:lsdException w:name="Colorful Grid Accent 2" w:semiHidden="0" w:uiPriority="73" w:unhideWhenUsed="0"/>
+    <w:lsdException w:name="Light Shading Accent 3" w:semiHidden="0" w:uiPriority="60" w:unhideWhenUsed="0"/>
+    <w:lsdException w:name="Light List Accent 3" w:semiHidden="0" w:uiPriority="61" w:unhideWhenUsed="0"/>
+    <w:lsdException w:name="Light Grid Accent 3" w:semiHidden="0" w:uiPriority="62" w:unhideWhenUsed="0"/>
+    <w:lsdException w:name="Medium Shading 1 Accent 3" w:semiHidden="0" w:uiPriority="63" w:unhideWhenUsed="0"/>
+    <w:lsdException w:name="Medium Shading 2 Accent 3" w:semiHidden="0" w:uiPriority="64" w:unhideWhenUsed="0"/>
+    <w:lsdException w:name="Medium List 1 Accent 3" w:semiHidden="0" w:uiPriority="65" w:unhideWhenUsed="0"/>
+    <w:lsdException w:name="Medium List 2 Accent 3" w:semiHidden="0" w:uiPriority="66" w:unhideWhenUsed="0"/>
+    <w:lsdException w:name="Medium Grid 1 Accent 3" w:semiHidden="0" w:uiPriority="67" w:unhideWhenUsed="0"/>
+    <w:lsdException w:name="Medium Grid 2 Accent 3" w:semiHidden="0" w:uiPriority="68" w:unhideWhenUsed="0"/>
+    <w:lsdException w:name="Medium Grid 3 Accent 3" w:semiHidden="0" w:uiPriority="69" w:unhideWhenUsed="0"/>
+    <w:lsdException w:name="Dark List Accent 3" w:semiHidden="0" w:uiPriority="70" w:unhideWhenUsed="0"/>
+    <w:lsdException w:name="Colorful Shading Accent 3" w:semiHidden="0" w:uiPriority="71" w:unhideWhenUsed="0"/>
+    <w:lsdException w:name="Colorful List Accent 3" w:semiHidden="0" w:uiPriority="72" w:unhideWhenUsed="0"/>
+    <w:lsdException w:name="Colorful Grid Accent 3" w:semiHidden="0" w:uiPriority="73" w:unhideWhenUsed="0"/>
+    <w:lsdException w:name="Light Shading Accent 4" w:semiHidden="0" w:uiPriority="60" w:unhideWhenUsed="0"/>
+    <w:lsdException w:name="Light List Accent 4" w:semiHidden="0" w:uiPriority="61" w:unhideWhenUsed="0"/>
+    <w:lsdException w:name="Light Grid Accent 4" w:semiHidden="0" w:uiPriority="62" w:unhideWhenUsed="0"/>
+    <w:lsdException w:name="Medium Shading 1 Accent 4" w:semiHidden="0" w:uiPriority="63" w:unhideWhenUsed="0"/>
+    <w:lsdException w:name="Medium Shading 2 Accent 4" w:semiHidden="0" w:uiPriority="64" w:unhideWhenUsed="0"/>
+    <w:lsdException w:name="Medium List 1 Accent 4" w:semiHidden="0" w:uiPriority="65" w:unhideWhenUsed="0"/>
+    <w:lsdException w:name="Medium List 2 Accent 4" w:semiHidden="0" w:uiPriority="66" w:unhideWhenUsed="0"/>
+    <w:lsdException w:name="Medium Grid 1 Accent 4" w:semiHidden="0" w:uiPriority="67" w:unhideWhenUsed="0"/>
+    <w:lsdException w:name="Medium Grid 2 Accent 4" w:semiHidden="0" w:uiPriority="68" w:unhideWhenUsed="0"/>
+    <w:lsdException w:name="Medium Grid 3 Accent 4" w:semiHidden="0" w:uiPriority="69" w:unhideWhenUsed="0"/>
+    <w:lsdException w:name="Dark List Accent 4" w:semiHidden="0" w:uiPriority="70" w:unhideWhenUsed="0"/>
+    <w:lsdException w:name="Colorful Shading Accent 4" w:semiHidden="0" w:uiPriority="71" w:unhideWhenUsed="0"/>
+    <w:lsdException w:name="Colorful List Accent 4" w:semiHidden="0" w:uiPriority="72" w:unhideWhenUsed="0"/>
+    <w:lsdException w:name="Colorful Grid Accent 4" w:semiHidden="0" w:uiPriority="73" w:unhideWhenUsed="0"/>
+    <w:lsdException w:name="Light Shading Accent 5" w:semiHidden="0" w:uiPriority="60" w:unhideWhenUsed="0"/>
+    <w:lsdException w:name="Light List Accent 5" w:semiHidden="0" w:uiPriority="61" w:unhideWhenUsed="0"/>
+    <w:lsdException w:name="Light Grid Accent 5" w:semiHidden="0" w:uiPriority="62" w:unhideWhenUsed="0"/>
+    <w:lsdException w:name="Medium Shading 1 Accent 5" w:semiHidden="0" w:uiPriority="63" w:unhideWhenUsed="0"/>
+    <w:lsdException w:name="Medium Shading 2 Accent 5" w:semiHidden="0" w:uiPriority="64" w:unhideWhenUsed="0"/>
+    <w:lsdException w:name="Medium List 1 Accent 5" w:semiHidden="0" w:uiPriority="65" w:unhideWhenUsed="0"/>
+    <w:lsdException w:name="Medium List 2 Accent 5" w:semiHidden="0" w:uiPriority="66" w:unhideWhenUsed="0"/>
+    <w:lsdException w:name="Medium Grid 1 Accent 5" w:semiHidden="0" w:uiPriority="67" w:unhideWhenUsed="0"/>
+    <w:lsdException w:name="Medium Grid 2 Accent 5" w:semiHidden="0" w:uiPriority="68" w:unhideWhenUsed="0"/>
+    <w:lsdException w:name="Medium Grid 3 Accent 5" w:semiHidden="0" w:uiPriority="69" w:unhideWhenUsed="0"/>
+    <w:lsdException w:name="Dark List Accent 5" w:semiHidden="0" w:uiPriority="70" w:unhideWhenUsed="0"/>
+    <w:lsdException w:name="Colorful Shading Accent 5" w:semiHidden="0" w:uiPriority="71" w:unhideWhenUsed="0"/>
+    <w:lsdException w:name="Colorful List Accent 5" w:semiHidden="0" w:uiPriority="72" w:unhideWhenUsed="0"/>
+    <w:lsdException w:name="Colorful Grid Accent 5" w:semiHidden="0" w:uiPriority="73" w:unhideWhenUsed="0"/>
+    <w:lsdException w:name="Light Shading Accent 6" w:semiHidden="0" w:uiPriority="60" w:unhideWhenUsed="0"/>
+    <w:lsdException w:name="Light List Accent 6" w:semiHidden="0" w:uiPriority="61" w:unhideWhenUsed="0"/>
+    <w:lsdException w:name="Light Grid Accent 6" w:semiHidden="0" w:uiPriority="62" w:unhideWhenUsed="0"/>
+    <w:lsdException w:name="Medium Shading 1 Accent 6" w:semiHidden="0" w:uiPriority="63" w:unhideWhenUsed="0"/>
+    <w:lsdException w:name="Medium Shading 2 Accent 6" w:semiHidden="0" w:uiPriority="64" w:unhideWhenUsed="0"/>
+    <w:lsdException w:name="Medium List 1 Accent 6" w:semiHidden="0" w:uiPriority="65" w:unhideWhenUsed="0"/>
+    <w:lsdException w:name="Medium List 2 Accent 6" w:semiHidden="0" w:uiPriority="66" w:unhideWhenUsed="0"/>
+    <w:lsdException w:name="Medium Grid 1 Accent 6" w:semiHidden="0" w:uiPriority="67" w:unhideWhenUsed="0"/>
+    <w:lsdException w:name="Medium Grid 2 Accent 6" w:semiHidden="0" w:uiPriority="68" w:unhideWhenUsed="0"/>
+    <w:lsdException w:name="Medium Grid 3 Accent 6" w:semiHidden="0" w:uiPriority="69" w:unhideWhenUsed="0"/>
+    <w:lsdException w:name="Dark List Accent 6" w:semiHidden="0" w:uiPriority="70" w:unhideWhenUsed="0"/>
+    <w:lsdException w:name="Colorful Shading Accent 6" w:semiHidden="0" w:uiPriority="71" w:unhideWhenUsed="0"/>
+    <w:lsdException w:name="Colorful List Accent 6" w:semiHidden="0" w:uiPriority="72" w:unhideWhenUsed="0"/>
+    <w:lsdException w:name="Colorful Grid Accent 6" w:semiHidden="0" w:uiPriority="73" w:unhideWhenUsed="0"/>
+    <w:lsdException w:name="Subtle Emphasis" w:semiHidden="0" w:uiPriority="19" w:unhideWhenUsed="0" w:qFormat="1"/>
+    <w:lsdException w:name="Intense Emphasis" w:semiHidden="0" w:uiPriority="21" w:unhideWhenUsed="0" w:qFormat="1"/>
+    <w:lsdException w:name="Subtle Reference" w:semiHidden="0" w:uiPriority="31" w:unhideWhenUsed="0" w:qFormat="1"/>
+    <w:lsdException w:name="Intense Reference" w:semiHidden="0" w:uiPriority="32" w:unhideWhenUsed="0" w:qFormat="1"/>
+    <w:lsdException w:name="Book Title" w:semiHidden="0" w:uiPriority="33" w:unhideWhenUsed="0" w:qFormat="1"/>
+    <w:lsdException w:name="Bibliography" w:uiPriority="37"/>
+    <w:lsdException w:name="TOC Heading" w:uiPriority="39" w:qFormat="1"/>
+  </w:latentStyles>
+  <w:style w:type="paragraph" w:default="1" w:styleId="a">
+    <w:name w:val="Normal"/>
+    <w:qFormat/>
+    <w:rsid w:val="002D12FF"/>
+    <w:rPr>
+      <w:lang w:val="ru-RU"/>
+    </w:rPr>
+  </w:style>
+  <w:style w:type="paragraph" w:styleId="1">
+    <w:name w:val="heading 1"/>
+    <w:basedOn w:val="a"/>
+    <w:next w:val="a"/>
+    <w:link w:val="10"/>
+    <w:uiPriority w:val="9"/>
+    <w:qFormat/>
+    <w:rsid w:val="002D12FF"/>
+    <w:pPr>
+      <w:keepNext/>
+      <w:keepLines/>
+      <w:spacing w:before="480" w:after="0"/>
+      <w:outlineLvl w:val="0"/>
+    </w:pPr>
+    <w:rPr>
+      <w:rFonts w:asciiTheme="majorHAnsi" w:eastAsiaTheme="majorEastAsia" w:hAnsiTheme="majorHAnsi" w:cstheme="majorBidi"/>
+      <w:b/>
+      <w:bCs/>
+      <w:color w:val="365F91" w:themeColor="accent1" w:themeShade="BF"/>
+      <w:sz w:val="28"/>
+      <w:szCs w:val="28"/>
+    </w:rPr>
+  </w:style>
+  <w:style w:type="paragraph" w:styleId="2">
+    <w:name w:val="heading 2"/>
+    <w:basedOn w:val="a"/>
+    <w:next w:val="a"/>
+    <w:link w:val="20"/>
+    <w:uiPriority w:val="9"/>
+    <w:unhideWhenUsed/>
+    <w:qFormat/>
+    <w:rsid w:val="004A30B6"/>
+    <w:pPr>
+      <w:keepNext/>
+      <w:keepLines/>
+      <w:spacing w:before="200" w:after="0"/>
+      <w:outlineLvl w:val="1"/>
+    </w:pPr>
+    <w:rPr>
+      <w:rFonts w:asciiTheme="majorHAnsi" w:eastAsiaTheme="majorEastAsia" w:hAnsiTheme="majorHAnsi" w:cstheme="majorBidi"/>
+      <w:b/>
+      <w:bCs/>
+      <w:color w:val="4F81BD" w:themeColor="accent1"/>
+      <w:sz w:val="26"/>
+      <w:szCs w:val="26"/>
+    </w:rPr>
+  </w:style>
+  <w:style w:type="character" w:default="1" w:styleId="a0">
+    <w:name w:val="Default Paragraph Font"/>
+    <w:uiPriority w:val="1"/>
+    <w:semiHidden/>
+    <w:unhideWhenUsed/>
+  </w:style>
+  <w:style w:type="table" w:default="1" w:styleId="a1">
+    <w:name w:val="Normal Table"/>
+    <w:uiPriority w:val="99"/>
+    <w:semiHidden/>
+    <w:unhideWhenUsed/>
+    <w:tblPr>
+      <w:tblInd w:w="0" w:type="dxa"/>
+      <w:tblCellMar>
+        <w:top w:w="0" w:type="dxa"/>
+        <w:left w:w="108" w:type="dxa"/>
+        <w:bottom w:w="0" w:type="dxa"/>
+        <w:right w:w="108" w:type="dxa"/>
+      </w:tblCellMar>
+    </w:tblPr>
+  </w:style>
+  <w:style w:type="numbering" w:default="1" w:styleId="a2">
+    <w:name w:val="No List"/>
+    <w:uiPriority w:val="99"/>
+    <w:semiHidden/>
+    <w:unhideWhenUsed/>
+  </w:style>
+  <w:style w:type="paragraph" w:styleId="a3">
+    <w:name w:val="Balloon Text"/>
+    <w:basedOn w:val="a"/>
+    <w:link w:val="a4"/>
+    <w:uiPriority w:val="99"/>
+    <w:semiHidden/>
+    <w:unhideWhenUsed/>
+    <w:rsid w:val="002D12FF"/>
+    <w:pPr>
+      <w:spacing w:after="0" w:line="240" w:lineRule="auto"/>
+    </w:pPr>
+    <w:rPr>
+      <w:rFonts w:ascii="Tahoma" w:hAnsi="Tahoma" w:cs="Tahoma"/>
+      <w:sz w:val="16"/>
+      <w:szCs w:val="16"/>
+    </w:rPr>
+  </w:style>
+  <w:style w:type="character" w:customStyle="1" w:styleId="a4">
+    <w:name w:val="Текст выноски Знак"/>
+    <w:basedOn w:val="a0"/>
+    <w:link w:val="a3"/>
+    <w:uiPriority w:val="99"/>
+    <w:semiHidden/>
+    <w:rsid w:val="002D12FF"/>
+    <w:rPr>
+      <w:rFonts w:ascii="Tahoma" w:hAnsi="Tahoma" w:cs="Tahoma"/>
+      <w:sz w:val="16"/>
+      <w:szCs w:val="16"/>
+      <w:lang w:val="ru-RU"/>
+    </w:rPr>
+  </w:style>
+  <w:style w:type="character" w:customStyle="1" w:styleId="10">
+    <w:name w:val="Заголовок 1 Знак"/>
+    <w:basedOn w:val="a0"/>
+    <w:link w:val="1"/>
+    <w:uiPriority w:val="9"/>
+    <w:rsid w:val="002D12FF"/>
+    <w:rPr>
+      <w:rFonts w:asciiTheme="majorHAnsi" w:eastAsiaTheme="majorEastAsia" w:hAnsiTheme="majorHAnsi" w:cstheme="majorBidi"/>
+      <w:b/>
+      <w:bCs/>
+      <w:color w:val="365F91" w:themeColor="accent1" w:themeShade="BF"/>
+      <w:sz w:val="28"/>
+      <w:szCs w:val="28"/>
+      <w:lang w:val="ru-RU"/>
+    </w:rPr>
+  </w:style>
+  <w:style w:type="paragraph" w:styleId="a5">
+    <w:name w:val="TOC Heading"/>
+    <w:basedOn w:val="1"/>
+    <w:next w:val="a"/>
+    <w:uiPriority w:val="39"/>
+    <w:unhideWhenUsed/>
+    <w:qFormat/>
+    <w:rsid w:val="002D12FF"/>
+    <w:pPr>
+      <w:outlineLvl w:val="9"/>
+    </w:pPr>
+    <w:rPr>
+      <w:lang w:val="en-US"/>
+    </w:rPr>
+  </w:style>
+  <w:style w:type="character" w:customStyle="1" w:styleId="20">
+    <w:name w:val="Заголовок 2 Знак"/>
+    <w:basedOn w:val="a0"/>
+    <w:link w:val="2"/>
+    <w:uiPriority w:val="9"/>
+    <w:rsid w:val="004A30B6"/>
+    <w:rPr>
+      <w:rFonts w:asciiTheme="majorHAnsi" w:eastAsiaTheme="majorEastAsia" w:hAnsiTheme="majorHAnsi" w:cstheme="majorBidi"/>
+      <w:b/>
+      <w:bCs/>
+      <w:color w:val="4F81BD" w:themeColor="accent1"/>
+      <w:sz w:val="26"/>
+      <w:szCs w:val="26"/>
+      <w:lang w:val="ru-RU"/>
+    </w:rPr>
+  </w:style>
+  <w:style w:type="paragraph" w:styleId="a6">
+    <w:name w:val="List Paragraph"/>
+    <w:basedOn w:val="a"/>
+    <w:uiPriority w:val="34"/>
+    <w:qFormat/>
+    <w:rsid w:val="004A30B6"/>
+    <w:pPr>
+      <w:ind w:left="720"/>
+      <w:contextualSpacing/>
+    </w:pPr>
+  </w:style>
+  <w:style w:type="paragraph" w:styleId="a7">
+    <w:name w:val="header"/>
+    <w:basedOn w:val="a"/>
+    <w:link w:val="a8"/>
+    <w:uiPriority w:val="99"/>
+    <w:unhideWhenUsed/>
+    <w:rsid w:val="00E07B8C"/>
+    <w:pPr>
+      <w:tabs>
+        <w:tab w:val="center" w:pos="4844"/>
+        <w:tab w:val="right" w:pos="9689"/>
+      </w:tabs>
+      <w:spacing w:after="0" w:line="240" w:lineRule="auto"/>
+    </w:pPr>
+  </w:style>
+  <w:style w:type="character" w:customStyle="1" w:styleId="a8">
+    <w:name w:val="Верхний колонтитул Знак"/>
+    <w:basedOn w:val="a0"/>
+    <w:link w:val="a7"/>
+    <w:uiPriority w:val="99"/>
+    <w:rsid w:val="00E07B8C"/>
+    <w:rPr>
+      <w:lang w:val="ru-RU"/>
+    </w:rPr>
+  </w:style>
+  <w:style w:type="paragraph" w:styleId="a9">
+    <w:name w:val="footer"/>
+    <w:basedOn w:val="a"/>
+    <w:link w:val="aa"/>
+    <w:uiPriority w:val="99"/>
+    <w:unhideWhenUsed/>
+    <w:rsid w:val="00E07B8C"/>
+    <w:pPr>
+      <w:tabs>
+        <w:tab w:val="center" w:pos="4844"/>
+        <w:tab w:val="right" w:pos="9689"/>
+      </w:tabs>
+      <w:spacing w:after="0" w:line="240" w:lineRule="auto"/>
+    </w:pPr>
+  </w:style>
+  <w:style w:type="character" w:customStyle="1" w:styleId="aa">
+    <w:name w:val="Нижний колонтитул Знак"/>
+    <w:basedOn w:val="a0"/>
+    <w:link w:val="a9"/>
+    <w:uiPriority w:val="99"/>
+    <w:rsid w:val="00E07B8C"/>
+    <w:rPr>
+      <w:lang w:val="ru-RU"/>
+    </w:rPr>
+  </w:style>
+  <w:style w:type="paragraph" w:styleId="11">
+    <w:name w:val="toc 1"/>
+    <w:basedOn w:val="a"/>
+    <w:next w:val="a"/>
+    <w:autoRedefine/>
+    <w:uiPriority w:val="39"/>
+    <w:unhideWhenUsed/>
+    <w:rsid w:val="006D49A1"/>
+    <w:pPr>
+      <w:spacing w:after="100"/>
+    </w:pPr>
+  </w:style>
+  <w:style w:type="paragraph" w:styleId="21">
+    <w:name w:val="toc 2"/>
+    <w:basedOn w:val="a"/>
+    <w:next w:val="a"/>
+    <w:autoRedefine/>
+    <w:uiPriority w:val="39"/>
+    <w:unhideWhenUsed/>
+    <w:rsid w:val="006D49A1"/>
+    <w:pPr>
+      <w:spacing w:after="100"/>
+      <w:ind w:left="220"/>
+    </w:pPr>
+  </w:style>
+  <w:style w:type="character" w:styleId="ab">
+    <w:name w:val="Hyperlink"/>
+    <w:basedOn w:val="a0"/>
+    <w:uiPriority w:val="99"/>
+    <w:unhideWhenUsed/>
+    <w:rsid w:val="006D49A1"/>
+    <w:rPr>
+      <w:color w:val="0000FF" w:themeColor="hyperlink"/>
+      <w:u w:val="single"/>
+    </w:rPr>
+  </w:style>
+  <w:style w:type="paragraph" w:styleId="ac">
     <w:name w:val="Revision"/>
     <w:hidden/>
     <w:uiPriority w:val="99"/>
@@ -4248,7 +9049,7 @@
 </file>
 
 <file path=customXml/itemProps1.xml><?xml version="1.0" encoding="utf-8"?>
-<ds:datastoreItem xmlns:ds="http://schemas.openxmlformats.org/officeDocument/2006/customXml" ds:itemID="{D54DD72B-BB0D-48D3-BB73-A1D565D929D9}">
+<ds:datastoreItem xmlns:ds="http://schemas.openxmlformats.org/officeDocument/2006/customXml" ds:itemID="{70FBBA7D-2A71-4667-A37E-25C52B2EDC12}">
   <ds:schemaRefs>
     <ds:schemaRef ds:uri="http://schemas.openxmlformats.org/officeDocument/2006/bibliography"/>
   </ds:schemaRefs>
